--- a/6th semester/software engineering/software engineering lab report.docx
+++ b/6th semester/software engineering/software engineering lab report.docx
@@ -4,8 +4,1300 @@
   <w:body>
     <w:p>
       <w:pPr>
-        <w:spacing w:line="240" w:lineRule="auto"/>
         <w:jc w:val="center"/>
+        <w:rPr>
+          <w:rFonts w:ascii="Times New Roman" w:hAnsi="Times New Roman" w:cs="Times New Roman"/>
+          <w:b/>
+          <w:bCs/>
+          <w:sz w:val="40"/>
+          <w:szCs w:val="40"/>
+        </w:rPr>
+      </w:pPr>
+      <w:r>
+        <w:rPr>
+          <w:rFonts w:ascii="Times New Roman" w:hAnsi="Times New Roman" w:cs="Times New Roman"/>
+          <w:b/>
+          <w:bCs/>
+          <w:sz w:val="40"/>
+          <w:szCs w:val="40"/>
+        </w:rPr>
+        <w:t>INDEX</w:t>
+      </w:r>
+    </w:p>
+    <w:tbl>
+      <w:tblPr>
+        <w:tblStyle w:val="TableGrid"/>
+        <w:tblW w:w="9675" w:type="dxa"/>
+        <w:tblInd w:w="153" w:type="dxa"/>
+        <w:tblLayout w:type="fixed"/>
+        <w:tblLook w:val="04A0" w:firstRow="1" w:lastRow="0" w:firstColumn="1" w:lastColumn="0" w:noHBand="0" w:noVBand="1"/>
+      </w:tblPr>
+      <w:tblGrid>
+        <w:gridCol w:w="4013"/>
+        <w:gridCol w:w="2755"/>
+        <w:gridCol w:w="2907"/>
+      </w:tblGrid>
+      <w:tr>
+        <w:tc>
+          <w:tcPr>
+            <w:tcW w:w="4013" w:type="dxa"/>
+            <w:tcBorders>
+              <w:top w:val="nil"/>
+              <w:left w:val="nil"/>
+              <w:bottom w:val="nil"/>
+              <w:right w:val="nil"/>
+            </w:tcBorders>
+          </w:tcPr>
+          <w:p>
+            <w:pPr>
+              <w:widowControl w:val="0"/>
+              <w:spacing w:line="360" w:lineRule="auto"/>
+              <w:rPr>
+                <w:rFonts w:cs="Times New Roman"/>
+                <w:sz w:val="28"/>
+                <w:szCs w:val="28"/>
+              </w:rPr>
+            </w:pPr>
+            <w:r>
+              <w:rPr>
+                <w:rFonts w:cs="Times New Roman"/>
+                <w:sz w:val="28"/>
+                <w:szCs w:val="28"/>
+              </w:rPr>
+              <w:t xml:space="preserve">Name: </w:t>
+            </w:r>
+          </w:p>
+        </w:tc>
+        <w:tc>
+          <w:tcPr>
+            <w:tcW w:w="2755" w:type="dxa"/>
+            <w:tcBorders>
+              <w:top w:val="nil"/>
+              <w:left w:val="nil"/>
+              <w:bottom w:val="nil"/>
+              <w:right w:val="nil"/>
+            </w:tcBorders>
+          </w:tcPr>
+          <w:p>
+            <w:pPr>
+              <w:widowControl w:val="0"/>
+              <w:spacing w:line="360" w:lineRule="auto"/>
+              <w:jc w:val="center"/>
+              <w:rPr>
+                <w:rFonts w:cs="Times New Roman"/>
+                <w:b/>
+                <w:bCs/>
+                <w:sz w:val="28"/>
+                <w:szCs w:val="28"/>
+              </w:rPr>
+            </w:pPr>
+          </w:p>
+        </w:tc>
+        <w:tc>
+          <w:tcPr>
+            <w:tcW w:w="2907" w:type="dxa"/>
+            <w:tcBorders>
+              <w:top w:val="nil"/>
+              <w:left w:val="nil"/>
+              <w:bottom w:val="nil"/>
+              <w:right w:val="nil"/>
+            </w:tcBorders>
+          </w:tcPr>
+          <w:p>
+            <w:pPr>
+              <w:widowControl w:val="0"/>
+              <w:spacing w:line="360" w:lineRule="auto"/>
+              <w:rPr>
+                <w:rFonts w:cs="Times New Roman"/>
+                <w:sz w:val="28"/>
+                <w:szCs w:val="28"/>
+              </w:rPr>
+            </w:pPr>
+            <w:r>
+              <w:rPr>
+                <w:rFonts w:cs="Times New Roman"/>
+                <w:sz w:val="28"/>
+                <w:szCs w:val="28"/>
+              </w:rPr>
+              <w:t xml:space="preserve">Faculty: </w:t>
+            </w:r>
+          </w:p>
+        </w:tc>
+      </w:tr>
+      <w:tr>
+        <w:tc>
+          <w:tcPr>
+            <w:tcW w:w="4013" w:type="dxa"/>
+            <w:tcBorders>
+              <w:top w:val="nil"/>
+              <w:left w:val="nil"/>
+              <w:bottom w:val="nil"/>
+              <w:right w:val="nil"/>
+            </w:tcBorders>
+          </w:tcPr>
+          <w:p>
+            <w:pPr>
+              <w:widowControl w:val="0"/>
+              <w:spacing w:line="360" w:lineRule="auto"/>
+              <w:rPr>
+                <w:rFonts w:cs="Times New Roman"/>
+                <w:sz w:val="28"/>
+                <w:szCs w:val="28"/>
+              </w:rPr>
+            </w:pPr>
+            <w:r>
+              <w:rPr>
+                <w:rFonts w:cs="Times New Roman"/>
+                <w:sz w:val="28"/>
+                <w:szCs w:val="28"/>
+              </w:rPr>
+              <w:t xml:space="preserve">Roll No.: </w:t>
+            </w:r>
+          </w:p>
+        </w:tc>
+        <w:tc>
+          <w:tcPr>
+            <w:tcW w:w="2755" w:type="dxa"/>
+            <w:tcBorders>
+              <w:top w:val="nil"/>
+              <w:left w:val="nil"/>
+              <w:bottom w:val="nil"/>
+              <w:right w:val="nil"/>
+            </w:tcBorders>
+          </w:tcPr>
+          <w:p>
+            <w:pPr>
+              <w:widowControl w:val="0"/>
+              <w:spacing w:line="360" w:lineRule="auto"/>
+              <w:jc w:val="center"/>
+              <w:rPr>
+                <w:rFonts w:cs="Times New Roman"/>
+                <w:b/>
+                <w:bCs/>
+                <w:sz w:val="28"/>
+                <w:szCs w:val="28"/>
+              </w:rPr>
+            </w:pPr>
+          </w:p>
+        </w:tc>
+        <w:tc>
+          <w:tcPr>
+            <w:tcW w:w="2907" w:type="dxa"/>
+            <w:tcBorders>
+              <w:top w:val="nil"/>
+              <w:left w:val="nil"/>
+              <w:bottom w:val="nil"/>
+              <w:right w:val="nil"/>
+            </w:tcBorders>
+          </w:tcPr>
+          <w:p>
+            <w:pPr>
+              <w:widowControl w:val="0"/>
+              <w:spacing w:line="360" w:lineRule="auto"/>
+              <w:rPr>
+                <w:rFonts w:cs="Times New Roman"/>
+                <w:sz w:val="28"/>
+                <w:szCs w:val="28"/>
+              </w:rPr>
+            </w:pPr>
+            <w:r>
+              <w:rPr>
+                <w:rFonts w:cs="Times New Roman"/>
+                <w:sz w:val="28"/>
+                <w:szCs w:val="28"/>
+              </w:rPr>
+              <w:t xml:space="preserve">Semester: </w:t>
+            </w:r>
+          </w:p>
+        </w:tc>
+      </w:tr>
+      <w:tr>
+        <w:trPr>
+          <w:trHeight w:val="483"/>
+        </w:trPr>
+        <w:tc>
+          <w:tcPr>
+            <w:tcW w:w="4013" w:type="dxa"/>
+            <w:tcBorders>
+              <w:top w:val="nil"/>
+              <w:left w:val="nil"/>
+              <w:bottom w:val="nil"/>
+              <w:right w:val="nil"/>
+            </w:tcBorders>
+          </w:tcPr>
+          <w:p>
+            <w:pPr>
+              <w:widowControl w:val="0"/>
+              <w:spacing w:line="360" w:lineRule="auto"/>
+              <w:rPr>
+                <w:rFonts w:cs="Times New Roman"/>
+                <w:sz w:val="28"/>
+                <w:szCs w:val="28"/>
+              </w:rPr>
+            </w:pPr>
+            <w:r>
+              <w:rPr>
+                <w:rFonts w:cs="Times New Roman"/>
+                <w:sz w:val="28"/>
+                <w:szCs w:val="28"/>
+              </w:rPr>
+              <w:t>Subject:</w:t>
+            </w:r>
+          </w:p>
+        </w:tc>
+        <w:tc>
+          <w:tcPr>
+            <w:tcW w:w="2755" w:type="dxa"/>
+            <w:tcBorders>
+              <w:top w:val="nil"/>
+              <w:left w:val="nil"/>
+              <w:bottom w:val="nil"/>
+              <w:right w:val="nil"/>
+            </w:tcBorders>
+          </w:tcPr>
+          <w:p>
+            <w:pPr>
+              <w:widowControl w:val="0"/>
+              <w:spacing w:line="360" w:lineRule="auto"/>
+              <w:jc w:val="center"/>
+              <w:rPr>
+                <w:rFonts w:cs="Times New Roman"/>
+                <w:b/>
+                <w:bCs/>
+                <w:sz w:val="28"/>
+                <w:szCs w:val="28"/>
+              </w:rPr>
+            </w:pPr>
+          </w:p>
+        </w:tc>
+        <w:tc>
+          <w:tcPr>
+            <w:tcW w:w="2907" w:type="dxa"/>
+            <w:tcBorders>
+              <w:top w:val="nil"/>
+              <w:left w:val="nil"/>
+              <w:bottom w:val="nil"/>
+              <w:right w:val="nil"/>
+            </w:tcBorders>
+          </w:tcPr>
+          <w:p>
+            <w:pPr>
+              <w:widowControl w:val="0"/>
+              <w:spacing w:line="360" w:lineRule="auto"/>
+              <w:rPr>
+                <w:rFonts w:cs="Times New Roman"/>
+                <w:sz w:val="28"/>
+                <w:szCs w:val="28"/>
+              </w:rPr>
+            </w:pPr>
+            <w:r>
+              <w:rPr>
+                <w:rFonts w:cs="Times New Roman"/>
+                <w:sz w:val="28"/>
+                <w:szCs w:val="28"/>
+              </w:rPr>
+              <w:t xml:space="preserve">Year: </w:t>
+            </w:r>
+          </w:p>
+        </w:tc>
+      </w:tr>
+    </w:tbl>
+    <w:tbl>
+      <w:tblPr>
+        <w:tblStyle w:val="TableGrid"/>
+        <w:tblpPr w:leftFromText="180" w:rightFromText="180" w:vertAnchor="text" w:horzAnchor="page" w:tblpX="1220" w:tblpY="24"/>
+        <w:tblOverlap w:val="never"/>
+        <w:tblW w:w="9708" w:type="dxa"/>
+        <w:tblLayout w:type="fixed"/>
+        <w:tblLook w:val="04A0" w:firstRow="1" w:lastRow="0" w:firstColumn="1" w:lastColumn="0" w:noHBand="0" w:noVBand="1"/>
+      </w:tblPr>
+      <w:tblGrid>
+        <w:gridCol w:w="666"/>
+        <w:gridCol w:w="5857"/>
+        <w:gridCol w:w="1763"/>
+        <w:gridCol w:w="1422"/>
+      </w:tblGrid>
+      <w:tr>
+        <w:tc>
+          <w:tcPr>
+            <w:tcW w:w="666" w:type="dxa"/>
+            <w:vAlign w:val="center"/>
+          </w:tcPr>
+          <w:p>
+            <w:pPr>
+              <w:widowControl w:val="0"/>
+              <w:jc w:val="center"/>
+              <w:rPr>
+                <w:rFonts w:cs="Times New Roman"/>
+                <w:b/>
+                <w:bCs/>
+                <w:sz w:val="24"/>
+                <w:szCs w:val="24"/>
+              </w:rPr>
+            </w:pPr>
+            <w:r>
+              <w:rPr>
+                <w:rFonts w:cs="Times New Roman"/>
+                <w:b/>
+                <w:bCs/>
+                <w:sz w:val="24"/>
+                <w:szCs w:val="24"/>
+              </w:rPr>
+              <w:t>S.N.</w:t>
+            </w:r>
+          </w:p>
+        </w:tc>
+        <w:tc>
+          <w:tcPr>
+            <w:tcW w:w="5857" w:type="dxa"/>
+            <w:vAlign w:val="center"/>
+          </w:tcPr>
+          <w:p>
+            <w:pPr>
+              <w:widowControl w:val="0"/>
+              <w:jc w:val="center"/>
+              <w:rPr>
+                <w:rFonts w:cs="Times New Roman"/>
+                <w:b/>
+                <w:bCs/>
+                <w:sz w:val="24"/>
+                <w:szCs w:val="24"/>
+              </w:rPr>
+            </w:pPr>
+            <w:r>
+              <w:rPr>
+                <w:rFonts w:cs="Times New Roman"/>
+                <w:b/>
+                <w:bCs/>
+                <w:sz w:val="24"/>
+                <w:szCs w:val="24"/>
+              </w:rPr>
+              <w:t>Title</w:t>
+            </w:r>
+          </w:p>
+        </w:tc>
+        <w:tc>
+          <w:tcPr>
+            <w:tcW w:w="1763" w:type="dxa"/>
+            <w:vAlign w:val="center"/>
+          </w:tcPr>
+          <w:p>
+            <w:pPr>
+              <w:widowControl w:val="0"/>
+              <w:jc w:val="center"/>
+              <w:rPr>
+                <w:rFonts w:cs="Times New Roman"/>
+                <w:b/>
+                <w:bCs/>
+                <w:sz w:val="24"/>
+                <w:szCs w:val="24"/>
+              </w:rPr>
+            </w:pPr>
+            <w:r>
+              <w:rPr>
+                <w:rFonts w:cs="Times New Roman"/>
+                <w:b/>
+                <w:bCs/>
+                <w:sz w:val="24"/>
+                <w:szCs w:val="24"/>
+              </w:rPr>
+              <w:t>Date of Submission</w:t>
+            </w:r>
+          </w:p>
+        </w:tc>
+        <w:tc>
+          <w:tcPr>
+            <w:tcW w:w="1422" w:type="dxa"/>
+            <w:vAlign w:val="center"/>
+          </w:tcPr>
+          <w:p>
+            <w:pPr>
+              <w:widowControl w:val="0"/>
+              <w:jc w:val="center"/>
+              <w:rPr>
+                <w:rFonts w:cs="Times New Roman"/>
+                <w:b/>
+                <w:bCs/>
+                <w:sz w:val="24"/>
+                <w:szCs w:val="24"/>
+              </w:rPr>
+            </w:pPr>
+            <w:r>
+              <w:rPr>
+                <w:rFonts w:cs="Times New Roman"/>
+                <w:b/>
+                <w:bCs/>
+                <w:sz w:val="24"/>
+                <w:szCs w:val="24"/>
+              </w:rPr>
+              <w:t>Sign</w:t>
+            </w:r>
+          </w:p>
+        </w:tc>
+      </w:tr>
+      <w:tr>
+        <w:tc>
+          <w:tcPr>
+            <w:tcW w:w="666" w:type="dxa"/>
+          </w:tcPr>
+          <w:p>
+            <w:pPr>
+              <w:spacing w:before="240" w:line="480" w:lineRule="auto"/>
+              <w:rPr>
+                <w:sz w:val="24"/>
+                <w:szCs w:val="24"/>
+              </w:rPr>
+            </w:pPr>
+            <w:r>
+              <w:rPr>
+                <w:sz w:val="24"/>
+                <w:szCs w:val="24"/>
+              </w:rPr>
+              <w:t xml:space="preserve">1 </w:t>
+            </w:r>
+          </w:p>
+        </w:tc>
+        <w:tc>
+          <w:tcPr>
+            <w:tcW w:w="5857" w:type="dxa"/>
+          </w:tcPr>
+          <w:p>
+            <w:pPr>
+              <w:spacing w:before="240" w:line="480" w:lineRule="auto"/>
+              <w:rPr>
+                <w:sz w:val="24"/>
+                <w:szCs w:val="24"/>
+              </w:rPr>
+            </w:pPr>
+            <w:r>
+              <w:rPr>
+                <w:sz w:val="24"/>
+                <w:szCs w:val="24"/>
+              </w:rPr>
+              <w:t xml:space="preserve">To study software types and attributes of good software </w:t>
+            </w:r>
+          </w:p>
+        </w:tc>
+        <w:tc>
+          <w:tcPr>
+            <w:tcW w:w="1763" w:type="dxa"/>
+          </w:tcPr>
+          <w:p>
+            <w:pPr>
+              <w:spacing w:before="240" w:line="480" w:lineRule="auto"/>
+              <w:rPr>
+                <w:sz w:val="24"/>
+                <w:szCs w:val="24"/>
+              </w:rPr>
+            </w:pPr>
+            <w:r>
+              <w:rPr>
+                <w:sz w:val="24"/>
+                <w:szCs w:val="24"/>
+              </w:rPr>
+              <w:t xml:space="preserve">2083-05- </w:t>
+            </w:r>
+          </w:p>
+        </w:tc>
+        <w:tc>
+          <w:tcPr>
+            <w:tcW w:w="1422" w:type="dxa"/>
+          </w:tcPr>
+          <w:p>
+            <w:pPr>
+              <w:spacing w:before="240" w:line="480" w:lineRule="auto"/>
+              <w:rPr>
+                <w:sz w:val="24"/>
+                <w:szCs w:val="24"/>
+              </w:rPr>
+            </w:pPr>
+            <w:r>
+              <w:rPr>
+                <w:sz w:val="24"/>
+                <w:szCs w:val="24"/>
+              </w:rPr>
+              <w:t xml:space="preserve"> </w:t>
+            </w:r>
+          </w:p>
+        </w:tc>
+      </w:tr>
+      <w:tr>
+        <w:tc>
+          <w:tcPr>
+            <w:tcW w:w="666" w:type="dxa"/>
+          </w:tcPr>
+          <w:p>
+            <w:pPr>
+              <w:spacing w:before="240" w:line="480" w:lineRule="auto"/>
+              <w:rPr>
+                <w:sz w:val="24"/>
+                <w:szCs w:val="24"/>
+              </w:rPr>
+            </w:pPr>
+            <w:r>
+              <w:rPr>
+                <w:sz w:val="24"/>
+                <w:szCs w:val="24"/>
+              </w:rPr>
+              <w:t xml:space="preserve">2 </w:t>
+            </w:r>
+          </w:p>
+        </w:tc>
+        <w:tc>
+          <w:tcPr>
+            <w:tcW w:w="5857" w:type="dxa"/>
+          </w:tcPr>
+          <w:p>
+            <w:pPr>
+              <w:spacing w:before="240" w:line="480" w:lineRule="auto"/>
+              <w:rPr>
+                <w:sz w:val="24"/>
+                <w:szCs w:val="24"/>
+              </w:rPr>
+            </w:pPr>
+            <w:r>
+              <w:rPr>
+                <w:sz w:val="24"/>
+                <w:szCs w:val="24"/>
+              </w:rPr>
+              <w:t xml:space="preserve">Case Study on Software Process Models </w:t>
+            </w:r>
+          </w:p>
+        </w:tc>
+        <w:tc>
+          <w:tcPr>
+            <w:tcW w:w="1763" w:type="dxa"/>
+          </w:tcPr>
+          <w:p>
+            <w:pPr>
+              <w:spacing w:before="240" w:line="480" w:lineRule="auto"/>
+              <w:rPr>
+                <w:sz w:val="24"/>
+                <w:szCs w:val="24"/>
+              </w:rPr>
+            </w:pPr>
+            <w:r>
+              <w:rPr>
+                <w:sz w:val="24"/>
+                <w:szCs w:val="24"/>
+              </w:rPr>
+              <w:t xml:space="preserve">2083-05- </w:t>
+            </w:r>
+          </w:p>
+        </w:tc>
+        <w:tc>
+          <w:tcPr>
+            <w:tcW w:w="1422" w:type="dxa"/>
+          </w:tcPr>
+          <w:p>
+            <w:pPr>
+              <w:spacing w:before="240" w:line="480" w:lineRule="auto"/>
+              <w:rPr>
+                <w:sz w:val="24"/>
+                <w:szCs w:val="24"/>
+              </w:rPr>
+            </w:pPr>
+            <w:r>
+              <w:rPr>
+                <w:sz w:val="24"/>
+                <w:szCs w:val="24"/>
+              </w:rPr>
+              <w:t xml:space="preserve"> </w:t>
+            </w:r>
+          </w:p>
+        </w:tc>
+      </w:tr>
+      <w:tr>
+        <w:tc>
+          <w:tcPr>
+            <w:tcW w:w="666" w:type="dxa"/>
+          </w:tcPr>
+          <w:p>
+            <w:pPr>
+              <w:spacing w:before="240" w:line="480" w:lineRule="auto"/>
+              <w:rPr>
+                <w:sz w:val="24"/>
+                <w:szCs w:val="24"/>
+              </w:rPr>
+            </w:pPr>
+            <w:r>
+              <w:rPr>
+                <w:sz w:val="24"/>
+                <w:szCs w:val="24"/>
+              </w:rPr>
+              <w:t xml:space="preserve">3 </w:t>
+            </w:r>
+          </w:p>
+        </w:tc>
+        <w:tc>
+          <w:tcPr>
+            <w:tcW w:w="5857" w:type="dxa"/>
+          </w:tcPr>
+          <w:p>
+            <w:pPr>
+              <w:spacing w:before="240" w:line="480" w:lineRule="auto"/>
+              <w:rPr>
+                <w:sz w:val="24"/>
+                <w:szCs w:val="24"/>
+              </w:rPr>
+            </w:pPr>
+            <w:r>
+              <w:rPr>
+                <w:sz w:val="24"/>
+                <w:szCs w:val="24"/>
+              </w:rPr>
+              <w:t xml:space="preserve">Agile Development Simulation </w:t>
+            </w:r>
+          </w:p>
+        </w:tc>
+        <w:tc>
+          <w:tcPr>
+            <w:tcW w:w="1763" w:type="dxa"/>
+          </w:tcPr>
+          <w:p>
+            <w:pPr>
+              <w:spacing w:before="240" w:line="480" w:lineRule="auto"/>
+              <w:rPr>
+                <w:sz w:val="24"/>
+                <w:szCs w:val="24"/>
+              </w:rPr>
+            </w:pPr>
+            <w:r>
+              <w:rPr>
+                <w:sz w:val="24"/>
+                <w:szCs w:val="24"/>
+              </w:rPr>
+              <w:t xml:space="preserve">2083-05- </w:t>
+            </w:r>
+          </w:p>
+        </w:tc>
+        <w:tc>
+          <w:tcPr>
+            <w:tcW w:w="1422" w:type="dxa"/>
+          </w:tcPr>
+          <w:p>
+            <w:pPr>
+              <w:spacing w:before="240" w:line="480" w:lineRule="auto"/>
+              <w:rPr>
+                <w:sz w:val="24"/>
+                <w:szCs w:val="24"/>
+              </w:rPr>
+            </w:pPr>
+            <w:r>
+              <w:rPr>
+                <w:sz w:val="24"/>
+                <w:szCs w:val="24"/>
+              </w:rPr>
+              <w:t xml:space="preserve"> </w:t>
+            </w:r>
+          </w:p>
+        </w:tc>
+      </w:tr>
+      <w:tr>
+        <w:tc>
+          <w:tcPr>
+            <w:tcW w:w="666" w:type="dxa"/>
+          </w:tcPr>
+          <w:p>
+            <w:pPr>
+              <w:spacing w:before="240" w:line="480" w:lineRule="auto"/>
+              <w:rPr>
+                <w:sz w:val="24"/>
+                <w:szCs w:val="24"/>
+              </w:rPr>
+            </w:pPr>
+            <w:r>
+              <w:rPr>
+                <w:sz w:val="24"/>
+                <w:szCs w:val="24"/>
+              </w:rPr>
+              <w:t xml:space="preserve">4 </w:t>
+            </w:r>
+          </w:p>
+        </w:tc>
+        <w:tc>
+          <w:tcPr>
+            <w:tcW w:w="5857" w:type="dxa"/>
+          </w:tcPr>
+          <w:p>
+            <w:pPr>
+              <w:spacing w:before="240" w:line="480" w:lineRule="auto"/>
+              <w:rPr>
+                <w:sz w:val="24"/>
+                <w:szCs w:val="24"/>
+              </w:rPr>
+            </w:pPr>
+            <w:r>
+              <w:rPr>
+                <w:sz w:val="24"/>
+                <w:szCs w:val="24"/>
+              </w:rPr>
+              <w:t xml:space="preserve">Requirements Analysis </w:t>
+            </w:r>
+          </w:p>
+        </w:tc>
+        <w:tc>
+          <w:tcPr>
+            <w:tcW w:w="1763" w:type="dxa"/>
+          </w:tcPr>
+          <w:p>
+            <w:pPr>
+              <w:spacing w:before="240" w:line="480" w:lineRule="auto"/>
+              <w:rPr>
+                <w:sz w:val="24"/>
+                <w:szCs w:val="24"/>
+              </w:rPr>
+            </w:pPr>
+            <w:r>
+              <w:rPr>
+                <w:sz w:val="24"/>
+                <w:szCs w:val="24"/>
+              </w:rPr>
+              <w:t xml:space="preserve">2083-05- </w:t>
+            </w:r>
+          </w:p>
+        </w:tc>
+        <w:tc>
+          <w:tcPr>
+            <w:tcW w:w="1422" w:type="dxa"/>
+          </w:tcPr>
+          <w:p>
+            <w:pPr>
+              <w:spacing w:before="240" w:line="480" w:lineRule="auto"/>
+              <w:rPr>
+                <w:sz w:val="24"/>
+                <w:szCs w:val="24"/>
+              </w:rPr>
+            </w:pPr>
+            <w:r>
+              <w:rPr>
+                <w:sz w:val="24"/>
+                <w:szCs w:val="24"/>
+              </w:rPr>
+              <w:t xml:space="preserve"> </w:t>
+            </w:r>
+          </w:p>
+        </w:tc>
+      </w:tr>
+      <w:tr>
+        <w:tc>
+          <w:tcPr>
+            <w:tcW w:w="666" w:type="dxa"/>
+          </w:tcPr>
+          <w:p>
+            <w:pPr>
+              <w:spacing w:before="240" w:line="480" w:lineRule="auto"/>
+              <w:rPr>
+                <w:sz w:val="24"/>
+                <w:szCs w:val="24"/>
+              </w:rPr>
+            </w:pPr>
+            <w:r>
+              <w:rPr>
+                <w:sz w:val="24"/>
+                <w:szCs w:val="24"/>
+              </w:rPr>
+              <w:t xml:space="preserve">5 </w:t>
+            </w:r>
+          </w:p>
+        </w:tc>
+        <w:tc>
+          <w:tcPr>
+            <w:tcW w:w="5857" w:type="dxa"/>
+          </w:tcPr>
+          <w:p>
+            <w:pPr>
+              <w:spacing w:before="240" w:line="480" w:lineRule="auto"/>
+              <w:rPr>
+                <w:sz w:val="24"/>
+                <w:szCs w:val="24"/>
+              </w:rPr>
+            </w:pPr>
+            <w:r>
+              <w:rPr>
+                <w:sz w:val="24"/>
+                <w:szCs w:val="24"/>
+              </w:rPr>
+              <w:t xml:space="preserve">UML System Modeling </w:t>
+            </w:r>
+          </w:p>
+        </w:tc>
+        <w:tc>
+          <w:tcPr>
+            <w:tcW w:w="1763" w:type="dxa"/>
+          </w:tcPr>
+          <w:p>
+            <w:pPr>
+              <w:spacing w:before="240" w:line="480" w:lineRule="auto"/>
+              <w:rPr>
+                <w:sz w:val="24"/>
+                <w:szCs w:val="24"/>
+              </w:rPr>
+            </w:pPr>
+            <w:r>
+              <w:rPr>
+                <w:sz w:val="24"/>
+                <w:szCs w:val="24"/>
+              </w:rPr>
+              <w:t xml:space="preserve">2083-05- </w:t>
+            </w:r>
+          </w:p>
+        </w:tc>
+        <w:tc>
+          <w:tcPr>
+            <w:tcW w:w="1422" w:type="dxa"/>
+          </w:tcPr>
+          <w:p>
+            <w:pPr>
+              <w:spacing w:before="240" w:line="480" w:lineRule="auto"/>
+              <w:rPr>
+                <w:sz w:val="24"/>
+                <w:szCs w:val="24"/>
+              </w:rPr>
+            </w:pPr>
+            <w:r>
+              <w:rPr>
+                <w:sz w:val="24"/>
+                <w:szCs w:val="24"/>
+              </w:rPr>
+              <w:t xml:space="preserve"> </w:t>
+            </w:r>
+          </w:p>
+        </w:tc>
+      </w:tr>
+      <w:tr>
+        <w:tc>
+          <w:tcPr>
+            <w:tcW w:w="666" w:type="dxa"/>
+          </w:tcPr>
+          <w:p>
+            <w:pPr>
+              <w:spacing w:before="240" w:line="480" w:lineRule="auto"/>
+              <w:rPr>
+                <w:sz w:val="24"/>
+                <w:szCs w:val="24"/>
+              </w:rPr>
+            </w:pPr>
+            <w:r>
+              <w:rPr>
+                <w:sz w:val="24"/>
+                <w:szCs w:val="24"/>
+              </w:rPr>
+              <w:t xml:space="preserve">6 </w:t>
+            </w:r>
+          </w:p>
+        </w:tc>
+        <w:tc>
+          <w:tcPr>
+            <w:tcW w:w="5857" w:type="dxa"/>
+          </w:tcPr>
+          <w:p>
+            <w:pPr>
+              <w:spacing w:before="240" w:line="480" w:lineRule="auto"/>
+              <w:rPr>
+                <w:sz w:val="24"/>
+                <w:szCs w:val="24"/>
+              </w:rPr>
+            </w:pPr>
+            <w:r>
+              <w:rPr>
+                <w:sz w:val="24"/>
+                <w:szCs w:val="24"/>
+              </w:rPr>
+              <w:t xml:space="preserve">Architectural Design </w:t>
+            </w:r>
+          </w:p>
+        </w:tc>
+        <w:tc>
+          <w:tcPr>
+            <w:tcW w:w="1763" w:type="dxa"/>
+          </w:tcPr>
+          <w:p>
+            <w:pPr>
+              <w:spacing w:before="240" w:line="480" w:lineRule="auto"/>
+              <w:rPr>
+                <w:sz w:val="24"/>
+                <w:szCs w:val="24"/>
+              </w:rPr>
+            </w:pPr>
+            <w:r>
+              <w:rPr>
+                <w:sz w:val="24"/>
+                <w:szCs w:val="24"/>
+              </w:rPr>
+              <w:t xml:space="preserve">2083-05- </w:t>
+            </w:r>
+          </w:p>
+        </w:tc>
+        <w:tc>
+          <w:tcPr>
+            <w:tcW w:w="1422" w:type="dxa"/>
+          </w:tcPr>
+          <w:p>
+            <w:pPr>
+              <w:spacing w:before="240" w:line="480" w:lineRule="auto"/>
+              <w:rPr>
+                <w:sz w:val="24"/>
+                <w:szCs w:val="24"/>
+              </w:rPr>
+            </w:pPr>
+            <w:r>
+              <w:rPr>
+                <w:sz w:val="24"/>
+                <w:szCs w:val="24"/>
+              </w:rPr>
+              <w:t xml:space="preserve"> </w:t>
+            </w:r>
+          </w:p>
+        </w:tc>
+      </w:tr>
+      <w:tr>
+        <w:tc>
+          <w:tcPr>
+            <w:tcW w:w="666" w:type="dxa"/>
+          </w:tcPr>
+          <w:p>
+            <w:pPr>
+              <w:spacing w:before="240" w:line="480" w:lineRule="auto"/>
+              <w:rPr>
+                <w:sz w:val="24"/>
+                <w:szCs w:val="24"/>
+              </w:rPr>
+            </w:pPr>
+            <w:r>
+              <w:rPr>
+                <w:sz w:val="24"/>
+                <w:szCs w:val="24"/>
+              </w:rPr>
+              <w:t xml:space="preserve">7 </w:t>
+            </w:r>
+          </w:p>
+        </w:tc>
+        <w:tc>
+          <w:tcPr>
+            <w:tcW w:w="5857" w:type="dxa"/>
+          </w:tcPr>
+          <w:p>
+            <w:pPr>
+              <w:spacing w:before="240" w:line="480" w:lineRule="auto"/>
+              <w:rPr>
+                <w:sz w:val="24"/>
+                <w:szCs w:val="24"/>
+              </w:rPr>
+            </w:pPr>
+            <w:r>
+              <w:rPr>
+                <w:sz w:val="24"/>
+                <w:szCs w:val="24"/>
+              </w:rPr>
+              <w:t xml:space="preserve">Object-Oriented Design using UML </w:t>
+            </w:r>
+          </w:p>
+        </w:tc>
+        <w:tc>
+          <w:tcPr>
+            <w:tcW w:w="1763" w:type="dxa"/>
+          </w:tcPr>
+          <w:p>
+            <w:pPr>
+              <w:spacing w:before="240" w:line="480" w:lineRule="auto"/>
+              <w:rPr>
+                <w:sz w:val="24"/>
+                <w:szCs w:val="24"/>
+              </w:rPr>
+            </w:pPr>
+            <w:r>
+              <w:rPr>
+                <w:sz w:val="24"/>
+                <w:szCs w:val="24"/>
+              </w:rPr>
+              <w:t xml:space="preserve">2083-05- </w:t>
+            </w:r>
+          </w:p>
+        </w:tc>
+        <w:tc>
+          <w:tcPr>
+            <w:tcW w:w="1422" w:type="dxa"/>
+          </w:tcPr>
+          <w:p>
+            <w:pPr>
+              <w:spacing w:before="240" w:line="480" w:lineRule="auto"/>
+              <w:rPr>
+                <w:sz w:val="24"/>
+                <w:szCs w:val="24"/>
+              </w:rPr>
+            </w:pPr>
+            <w:r>
+              <w:rPr>
+                <w:sz w:val="24"/>
+                <w:szCs w:val="24"/>
+              </w:rPr>
+              <w:t xml:space="preserve"> </w:t>
+            </w:r>
+          </w:p>
+        </w:tc>
+      </w:tr>
+      <w:tr>
+        <w:tc>
+          <w:tcPr>
+            <w:tcW w:w="666" w:type="dxa"/>
+          </w:tcPr>
+          <w:p>
+            <w:pPr>
+              <w:spacing w:before="240" w:line="480" w:lineRule="auto"/>
+              <w:rPr>
+                <w:sz w:val="24"/>
+                <w:szCs w:val="24"/>
+              </w:rPr>
+            </w:pPr>
+            <w:r>
+              <w:rPr>
+                <w:sz w:val="24"/>
+                <w:szCs w:val="24"/>
+              </w:rPr>
+              <w:t xml:space="preserve">8 </w:t>
+            </w:r>
+          </w:p>
+        </w:tc>
+        <w:tc>
+          <w:tcPr>
+            <w:tcW w:w="5857" w:type="dxa"/>
+          </w:tcPr>
+          <w:p>
+            <w:pPr>
+              <w:spacing w:before="240" w:line="480" w:lineRule="auto"/>
+              <w:rPr>
+                <w:sz w:val="24"/>
+                <w:szCs w:val="24"/>
+              </w:rPr>
+            </w:pPr>
+            <w:r>
+              <w:rPr>
+                <w:sz w:val="24"/>
+                <w:szCs w:val="24"/>
+              </w:rPr>
+              <w:t xml:space="preserve">Testing Techniques </w:t>
+            </w:r>
+          </w:p>
+        </w:tc>
+        <w:tc>
+          <w:tcPr>
+            <w:tcW w:w="1763" w:type="dxa"/>
+          </w:tcPr>
+          <w:p>
+            <w:pPr>
+              <w:spacing w:before="240" w:line="480" w:lineRule="auto"/>
+              <w:rPr>
+                <w:sz w:val="24"/>
+                <w:szCs w:val="24"/>
+              </w:rPr>
+            </w:pPr>
+            <w:r>
+              <w:rPr>
+                <w:sz w:val="24"/>
+                <w:szCs w:val="24"/>
+              </w:rPr>
+              <w:t xml:space="preserve">2083-05- </w:t>
+            </w:r>
+          </w:p>
+        </w:tc>
+        <w:tc>
+          <w:tcPr>
+            <w:tcW w:w="1422" w:type="dxa"/>
+          </w:tcPr>
+          <w:p>
+            <w:pPr>
+              <w:spacing w:before="240" w:line="480" w:lineRule="auto"/>
+              <w:rPr>
+                <w:sz w:val="24"/>
+                <w:szCs w:val="24"/>
+              </w:rPr>
+            </w:pPr>
+            <w:r>
+              <w:rPr>
+                <w:sz w:val="24"/>
+                <w:szCs w:val="24"/>
+              </w:rPr>
+              <w:t xml:space="preserve"> </w:t>
+            </w:r>
+          </w:p>
+        </w:tc>
+      </w:tr>
+      <w:tr>
+        <w:tc>
+          <w:tcPr>
+            <w:tcW w:w="666" w:type="dxa"/>
+          </w:tcPr>
+          <w:p>
+            <w:pPr>
+              <w:spacing w:before="240" w:line="480" w:lineRule="auto"/>
+              <w:rPr>
+                <w:sz w:val="24"/>
+                <w:szCs w:val="24"/>
+              </w:rPr>
+            </w:pPr>
+            <w:r>
+              <w:rPr>
+                <w:sz w:val="24"/>
+                <w:szCs w:val="24"/>
+              </w:rPr>
+              <w:t xml:space="preserve">9 </w:t>
+            </w:r>
+          </w:p>
+        </w:tc>
+        <w:tc>
+          <w:tcPr>
+            <w:tcW w:w="5857" w:type="dxa"/>
+          </w:tcPr>
+          <w:p>
+            <w:pPr>
+              <w:spacing w:before="240" w:line="480" w:lineRule="auto"/>
+              <w:rPr>
+                <w:sz w:val="24"/>
+                <w:szCs w:val="24"/>
+              </w:rPr>
+            </w:pPr>
+            <w:r>
+              <w:rPr>
+                <w:sz w:val="24"/>
+                <w:szCs w:val="24"/>
+              </w:rPr>
+              <w:t xml:space="preserve">Evolution and Maintenance </w:t>
+            </w:r>
+          </w:p>
+        </w:tc>
+        <w:tc>
+          <w:tcPr>
+            <w:tcW w:w="1763" w:type="dxa"/>
+          </w:tcPr>
+          <w:p>
+            <w:pPr>
+              <w:spacing w:before="240" w:line="480" w:lineRule="auto"/>
+              <w:rPr>
+                <w:sz w:val="24"/>
+                <w:szCs w:val="24"/>
+              </w:rPr>
+            </w:pPr>
+            <w:r>
+              <w:rPr>
+                <w:sz w:val="24"/>
+                <w:szCs w:val="24"/>
+              </w:rPr>
+              <w:t xml:space="preserve">2083-05- </w:t>
+            </w:r>
+          </w:p>
+        </w:tc>
+        <w:tc>
+          <w:tcPr>
+            <w:tcW w:w="1422" w:type="dxa"/>
+          </w:tcPr>
+          <w:p>
+            <w:pPr>
+              <w:spacing w:before="240" w:line="480" w:lineRule="auto"/>
+              <w:rPr>
+                <w:sz w:val="24"/>
+                <w:szCs w:val="24"/>
+              </w:rPr>
+            </w:pPr>
+            <w:r>
+              <w:rPr>
+                <w:sz w:val="24"/>
+                <w:szCs w:val="24"/>
+              </w:rPr>
+              <w:t xml:space="preserve"> </w:t>
+            </w:r>
+          </w:p>
+        </w:tc>
+      </w:tr>
+      <w:tr>
+        <w:tc>
+          <w:tcPr>
+            <w:tcW w:w="666" w:type="dxa"/>
+          </w:tcPr>
+          <w:p>
+            <w:pPr>
+              <w:spacing w:before="240" w:line="480" w:lineRule="auto"/>
+              <w:rPr>
+                <w:sz w:val="24"/>
+                <w:szCs w:val="24"/>
+              </w:rPr>
+            </w:pPr>
+            <w:r>
+              <w:rPr>
+                <w:sz w:val="24"/>
+                <w:szCs w:val="24"/>
+              </w:rPr>
+              <w:t xml:space="preserve">10 </w:t>
+            </w:r>
+          </w:p>
+        </w:tc>
+        <w:tc>
+          <w:tcPr>
+            <w:tcW w:w="5857" w:type="dxa"/>
+          </w:tcPr>
+          <w:p>
+            <w:pPr>
+              <w:spacing w:before="240" w:line="480" w:lineRule="auto"/>
+              <w:rPr>
+                <w:sz w:val="24"/>
+                <w:szCs w:val="24"/>
+              </w:rPr>
+            </w:pPr>
+            <w:r>
+              <w:rPr>
+                <w:sz w:val="24"/>
+                <w:szCs w:val="24"/>
+              </w:rPr>
+              <w:t xml:space="preserve">Project Management Exercise </w:t>
+            </w:r>
+          </w:p>
+        </w:tc>
+        <w:tc>
+          <w:tcPr>
+            <w:tcW w:w="1763" w:type="dxa"/>
+          </w:tcPr>
+          <w:p>
+            <w:pPr>
+              <w:spacing w:before="240" w:line="480" w:lineRule="auto"/>
+              <w:rPr>
+                <w:sz w:val="24"/>
+                <w:szCs w:val="24"/>
+              </w:rPr>
+            </w:pPr>
+            <w:r>
+              <w:rPr>
+                <w:sz w:val="24"/>
+                <w:szCs w:val="24"/>
+              </w:rPr>
+              <w:t xml:space="preserve">2083-05- </w:t>
+            </w:r>
+          </w:p>
+        </w:tc>
+        <w:tc>
+          <w:tcPr>
+            <w:tcW w:w="1422" w:type="dxa"/>
+          </w:tcPr>
+          <w:p>
+            <w:pPr>
+              <w:spacing w:before="240" w:line="480" w:lineRule="auto"/>
+              <w:rPr>
+                <w:sz w:val="24"/>
+                <w:szCs w:val="24"/>
+              </w:rPr>
+            </w:pPr>
+            <w:r>
+              <w:rPr>
+                <w:sz w:val="24"/>
+                <w:szCs w:val="24"/>
+              </w:rPr>
+              <w:t xml:space="preserve"> </w:t>
+            </w:r>
+          </w:p>
+        </w:tc>
+      </w:tr>
+    </w:tbl>
+    <w:p>
+      <w:pPr>
         <w:rPr>
           <w:rFonts w:ascii="Times New Roman" w:hAnsi="Times New Roman" w:cs="Times New Roman"/>
           <w:b/>
@@ -14,21 +1306,18 @@
           <w:szCs w:val="32"/>
         </w:rPr>
       </w:pPr>
-      <w:r>
-        <w:rPr>
-          <w:rFonts w:ascii="Times New Roman" w:hAnsi="Times New Roman" w:cs="Times New Roman" w:hint="cs"/>
+    </w:p>
+    <w:p>
+      <w:pPr>
+        <w:rPr>
+          <w:rFonts w:ascii="Times New Roman" w:hAnsi="Times New Roman" w:cs="Times New Roman"/>
           <w:b/>
           <w:bCs/>
           <w:sz w:val="32"/>
           <w:szCs w:val="32"/>
         </w:rPr>
-        <w:t>Experiment 1</w:t>
-      </w:r>
-    </w:p>
-    <w:p>
-      <w:pPr>
-        <w:spacing w:line="240" w:lineRule="auto"/>
-        <w:jc w:val="center"/>
+      </w:pPr>
+      <w:r>
         <w:rPr>
           <w:rFonts w:ascii="Times New Roman" w:hAnsi="Times New Roman" w:cs="Times New Roman"/>
           <w:b/>
@@ -36,21 +1325,22 @@
           <w:sz w:val="32"/>
           <w:szCs w:val="32"/>
         </w:rPr>
-      </w:pPr>
-      <w:r>
-        <w:rPr>
-          <w:rFonts w:ascii="Times New Roman" w:hAnsi="Times New Roman" w:cs="Times New Roman" w:hint="cs"/>
+        <w:br w:type="page"/>
+      </w:r>
+    </w:p>
+    <w:p>
+      <w:pPr>
+        <w:spacing w:line="240" w:lineRule="auto"/>
+        <w:jc w:val="center"/>
+        <w:rPr>
+          <w:rFonts w:ascii="Times New Roman" w:hAnsi="Times New Roman" w:cs="Times New Roman"/>
           <w:b/>
           <w:bCs/>
           <w:sz w:val="32"/>
           <w:szCs w:val="32"/>
         </w:rPr>
-        <w:t>Study of Software Types and Attributes of Good Software</w:t>
-      </w:r>
-    </w:p>
-    <w:p>
-      <w:pPr>
-        <w:spacing w:line="240" w:lineRule="auto"/>
+      </w:pPr>
+      <w:r>
         <w:rPr>
           <w:rFonts w:ascii="Times New Roman" w:hAnsi="Times New Roman" w:cs="Times New Roman" w:hint="cs"/>
           <w:b/>
@@ -58,13 +1348,50 @@
           <w:sz w:val="32"/>
           <w:szCs w:val="32"/>
         </w:rPr>
-      </w:pPr>
-    </w:p>
-    <w:p>
-      <w:pPr>
-        <w:spacing w:line="240" w:lineRule="auto"/>
-        <w:rPr>
-          <w:rFonts w:ascii="Times New Roman" w:hAnsi="Times New Roman" w:cs="Times New Roman" w:hint="cs"/>
+        <w:lastRenderedPageBreak/>
+        <w:t>Experiment 1</w:t>
+      </w:r>
+    </w:p>
+    <w:p>
+      <w:pPr>
+        <w:spacing w:line="240" w:lineRule="auto"/>
+        <w:jc w:val="center"/>
+        <w:rPr>
+          <w:rFonts w:ascii="Times New Roman" w:hAnsi="Times New Roman" w:cs="Times New Roman"/>
+          <w:b/>
+          <w:bCs/>
+          <w:sz w:val="32"/>
+          <w:szCs w:val="32"/>
+        </w:rPr>
+      </w:pPr>
+      <w:r>
+        <w:rPr>
+          <w:rFonts w:ascii="Times New Roman" w:hAnsi="Times New Roman" w:cs="Times New Roman" w:hint="cs"/>
+          <w:b/>
+          <w:bCs/>
+          <w:sz w:val="32"/>
+          <w:szCs w:val="32"/>
+        </w:rPr>
+        <w:t>Study of Software Types and Attributes of Good Software</w:t>
+      </w:r>
+    </w:p>
+    <w:p>
+      <w:pPr>
+        <w:spacing w:line="240" w:lineRule="auto"/>
+        <w:rPr>
+          <w:rFonts w:ascii="Times New Roman" w:hAnsi="Times New Roman" w:cs="Times New Roman"/>
+          <w:b/>
+          <w:bCs/>
+          <w:sz w:val="32"/>
+          <w:szCs w:val="32"/>
+        </w:rPr>
+      </w:pPr>
+    </w:p>
+    <w:p>
+      <w:pPr>
+        <w:spacing w:line="240" w:lineRule="auto"/>
+        <w:rPr>
+          <w:rFonts w:ascii="Times New Roman" w:hAnsi="Times New Roman" w:cs="Times New Roman"/>
           <w:b/>
           <w:bCs/>
           <w:sz w:val="28"/>
@@ -100,15 +1427,15 @@
       <w:pPr>
         <w:spacing w:line="240" w:lineRule="auto"/>
         <w:rPr>
-          <w:rFonts w:ascii="Times New Roman" w:hAnsi="Times New Roman" w:cs="Times New Roman" w:hint="cs"/>
-        </w:rPr>
-      </w:pPr>
-    </w:p>
-    <w:p>
-      <w:pPr>
-        <w:spacing w:line="240" w:lineRule="auto"/>
-        <w:rPr>
-          <w:rFonts w:ascii="Times New Roman" w:hAnsi="Times New Roman" w:cs="Times New Roman" w:hint="cs"/>
+          <w:rFonts w:ascii="Times New Roman" w:hAnsi="Times New Roman" w:cs="Times New Roman"/>
+        </w:rPr>
+      </w:pPr>
+    </w:p>
+    <w:p>
+      <w:pPr>
+        <w:spacing w:line="240" w:lineRule="auto"/>
+        <w:rPr>
+          <w:rFonts w:ascii="Times New Roman" w:hAnsi="Times New Roman" w:cs="Times New Roman"/>
           <w:b/>
           <w:bCs/>
           <w:sz w:val="28"/>
@@ -130,7 +1457,7 @@
       <w:pPr>
         <w:spacing w:line="240" w:lineRule="auto"/>
         <w:rPr>
-          <w:rFonts w:ascii="Times New Roman" w:hAnsi="Times New Roman" w:cs="Times New Roman" w:hint="cs"/>
+          <w:rFonts w:ascii="Times New Roman" w:hAnsi="Times New Roman" w:cs="Times New Roman"/>
           <w:b/>
           <w:bCs/>
         </w:rPr>
@@ -149,7 +1476,7 @@
         <w:spacing w:line="240" w:lineRule="auto"/>
         <w:ind w:left="720"/>
         <w:rPr>
-          <w:rFonts w:ascii="Times New Roman" w:hAnsi="Times New Roman" w:cs="Times New Roman" w:hint="cs"/>
+          <w:rFonts w:ascii="Times New Roman" w:hAnsi="Times New Roman" w:cs="Times New Roman"/>
         </w:rPr>
       </w:pPr>
       <w:r>
@@ -164,7 +1491,7 @@
         <w:spacing w:line="240" w:lineRule="auto"/>
         <w:ind w:left="720"/>
         <w:rPr>
-          <w:rFonts w:ascii="Times New Roman" w:hAnsi="Times New Roman" w:cs="Times New Roman" w:hint="cs"/>
+          <w:rFonts w:ascii="Times New Roman" w:hAnsi="Times New Roman" w:cs="Times New Roman"/>
         </w:rPr>
       </w:pPr>
       <w:r>
@@ -179,7 +1506,7 @@
         <w:spacing w:line="240" w:lineRule="auto"/>
         <w:ind w:left="720"/>
         <w:rPr>
-          <w:rFonts w:ascii="Times New Roman" w:hAnsi="Times New Roman" w:cs="Times New Roman" w:hint="cs"/>
+          <w:rFonts w:ascii="Times New Roman" w:hAnsi="Times New Roman" w:cs="Times New Roman"/>
         </w:rPr>
       </w:pPr>
       <w:r>
@@ -194,7 +1521,7 @@
         <w:spacing w:line="240" w:lineRule="auto"/>
         <w:ind w:left="720"/>
         <w:rPr>
-          <w:rFonts w:ascii="Times New Roman" w:hAnsi="Times New Roman" w:cs="Times New Roman" w:hint="cs"/>
+          <w:rFonts w:ascii="Times New Roman" w:hAnsi="Times New Roman" w:cs="Times New Roman"/>
         </w:rPr>
       </w:pPr>
       <w:r>
@@ -208,7 +1535,7 @@
       <w:pPr>
         <w:spacing w:line="240" w:lineRule="auto"/>
         <w:rPr>
-          <w:rFonts w:ascii="Times New Roman" w:hAnsi="Times New Roman" w:cs="Times New Roman" w:hint="cs"/>
+          <w:rFonts w:ascii="Times New Roman" w:hAnsi="Times New Roman" w:cs="Times New Roman"/>
           <w:b/>
           <w:bCs/>
         </w:rPr>
@@ -227,7 +1554,7 @@
         <w:spacing w:line="240" w:lineRule="auto"/>
         <w:ind w:left="720"/>
         <w:rPr>
-          <w:rFonts w:ascii="Times New Roman" w:hAnsi="Times New Roman" w:cs="Times New Roman" w:hint="cs"/>
+          <w:rFonts w:ascii="Times New Roman" w:hAnsi="Times New Roman" w:cs="Times New Roman"/>
         </w:rPr>
       </w:pPr>
       <w:r>
@@ -242,7 +1569,7 @@
         <w:spacing w:line="240" w:lineRule="auto"/>
         <w:ind w:left="720"/>
         <w:rPr>
-          <w:rFonts w:ascii="Times New Roman" w:hAnsi="Times New Roman" w:cs="Times New Roman" w:hint="cs"/>
+          <w:rFonts w:ascii="Times New Roman" w:hAnsi="Times New Roman" w:cs="Times New Roman"/>
         </w:rPr>
       </w:pPr>
       <w:r>
@@ -257,7 +1584,7 @@
         <w:spacing w:line="240" w:lineRule="auto"/>
         <w:ind w:left="720"/>
         <w:rPr>
-          <w:rFonts w:ascii="Times New Roman" w:hAnsi="Times New Roman" w:cs="Times New Roman" w:hint="cs"/>
+          <w:rFonts w:ascii="Times New Roman" w:hAnsi="Times New Roman" w:cs="Times New Roman"/>
         </w:rPr>
       </w:pPr>
       <w:r>
@@ -272,7 +1599,7 @@
         <w:spacing w:line="240" w:lineRule="auto"/>
         <w:ind w:left="720"/>
         <w:rPr>
-          <w:rFonts w:ascii="Times New Roman" w:hAnsi="Times New Roman" w:cs="Times New Roman" w:hint="cs"/>
+          <w:rFonts w:ascii="Times New Roman" w:hAnsi="Times New Roman" w:cs="Times New Roman"/>
         </w:rPr>
       </w:pPr>
       <w:r>
@@ -286,7 +1613,7 @@
       <w:pPr>
         <w:spacing w:line="240" w:lineRule="auto"/>
         <w:rPr>
-          <w:rFonts w:ascii="Times New Roman" w:hAnsi="Times New Roman" w:cs="Times New Roman" w:hint="cs"/>
+          <w:rFonts w:ascii="Times New Roman" w:hAnsi="Times New Roman" w:cs="Times New Roman"/>
           <w:b/>
           <w:bCs/>
           <w:sz w:val="28"/>
@@ -309,7 +1636,7 @@
         <w:spacing w:line="240" w:lineRule="auto"/>
         <w:ind w:left="720"/>
         <w:rPr>
-          <w:rFonts w:ascii="Times New Roman" w:hAnsi="Times New Roman" w:cs="Times New Roman" w:hint="cs"/>
+          <w:rFonts w:ascii="Times New Roman" w:hAnsi="Times New Roman" w:cs="Times New Roman"/>
         </w:rPr>
       </w:pPr>
       <w:r>
@@ -324,7 +1651,7 @@
         <w:spacing w:line="240" w:lineRule="auto"/>
         <w:ind w:left="720"/>
         <w:rPr>
-          <w:rFonts w:ascii="Times New Roman" w:hAnsi="Times New Roman" w:cs="Times New Roman" w:hint="cs"/>
+          <w:rFonts w:ascii="Times New Roman" w:hAnsi="Times New Roman" w:cs="Times New Roman"/>
         </w:rPr>
       </w:pPr>
       <w:r>
@@ -339,7 +1666,7 @@
         <w:spacing w:line="240" w:lineRule="auto"/>
         <w:ind w:left="720"/>
         <w:rPr>
-          <w:rFonts w:ascii="Times New Roman" w:hAnsi="Times New Roman" w:cs="Times New Roman" w:hint="cs"/>
+          <w:rFonts w:ascii="Times New Roman" w:hAnsi="Times New Roman" w:cs="Times New Roman"/>
         </w:rPr>
       </w:pPr>
       <w:r>
@@ -354,7 +1681,7 @@
         <w:spacing w:line="240" w:lineRule="auto"/>
         <w:ind w:left="720"/>
         <w:rPr>
-          <w:rFonts w:ascii="Times New Roman" w:hAnsi="Times New Roman" w:cs="Times New Roman" w:hint="cs"/>
+          <w:rFonts w:ascii="Times New Roman" w:hAnsi="Times New Roman" w:cs="Times New Roman"/>
         </w:rPr>
       </w:pPr>
       <w:r>
@@ -369,7 +1696,7 @@
         <w:spacing w:line="240" w:lineRule="auto"/>
         <w:ind w:left="720"/>
         <w:rPr>
-          <w:rFonts w:ascii="Times New Roman" w:hAnsi="Times New Roman" w:cs="Times New Roman" w:hint="cs"/>
+          <w:rFonts w:ascii="Times New Roman" w:hAnsi="Times New Roman" w:cs="Times New Roman"/>
         </w:rPr>
       </w:pPr>
       <w:r>
@@ -383,7 +1710,7 @@
       <w:pPr>
         <w:spacing w:line="240" w:lineRule="auto"/>
         <w:rPr>
-          <w:rFonts w:ascii="Times New Roman" w:hAnsi="Times New Roman" w:cs="Times New Roman" w:hint="cs"/>
+          <w:rFonts w:ascii="Times New Roman" w:hAnsi="Times New Roman" w:cs="Times New Roman"/>
           <w:b/>
           <w:bCs/>
           <w:sz w:val="28"/>
@@ -442,7 +1769,7 @@
             <w:pPr>
               <w:spacing w:line="240" w:lineRule="auto"/>
               <w:rPr>
-                <w:rFonts w:ascii="Times New Roman" w:hAnsi="Times New Roman" w:cs="Times New Roman" w:hint="cs"/>
+                <w:rFonts w:ascii="Times New Roman" w:hAnsi="Times New Roman" w:cs="Times New Roman"/>
               </w:rPr>
             </w:pPr>
             <w:r>
@@ -474,7 +1801,7 @@
             <w:pPr>
               <w:spacing w:line="240" w:lineRule="auto"/>
               <w:rPr>
-                <w:rFonts w:ascii="Times New Roman" w:hAnsi="Times New Roman" w:cs="Times New Roman" w:hint="cs"/>
+                <w:rFonts w:ascii="Times New Roman" w:hAnsi="Times New Roman" w:cs="Times New Roman"/>
               </w:rPr>
             </w:pPr>
             <w:r>
@@ -506,13 +1833,13 @@
             <w:pPr>
               <w:spacing w:line="240" w:lineRule="auto"/>
               <w:rPr>
+                <w:rFonts w:ascii="Times New Roman" w:hAnsi="Times New Roman" w:cs="Times New Roman"/>
+              </w:rPr>
+            </w:pPr>
+            <w:r>
+              <w:rPr>
                 <w:rFonts w:ascii="Times New Roman" w:hAnsi="Times New Roman" w:cs="Times New Roman" w:hint="cs"/>
               </w:rPr>
-            </w:pPr>
-            <w:r>
-              <w:rPr>
-                <w:rFonts w:ascii="Times New Roman" w:hAnsi="Times New Roman" w:cs="Times New Roman" w:hint="cs"/>
-              </w:rPr>
               <w:t>Facebook</w:t>
             </w:r>
           </w:p>
@@ -520,7 +1847,7 @@
             <w:pPr>
               <w:spacing w:line="240" w:lineRule="auto"/>
               <w:rPr>
-                <w:rFonts w:ascii="Times New Roman" w:hAnsi="Times New Roman" w:cs="Times New Roman" w:hint="cs"/>
+                <w:rFonts w:ascii="Times New Roman" w:hAnsi="Times New Roman" w:cs="Times New Roman"/>
               </w:rPr>
             </w:pPr>
             <w:r>
@@ -554,7 +1881,7 @@
             <w:pPr>
               <w:spacing w:line="240" w:lineRule="auto"/>
               <w:rPr>
-                <w:rFonts w:ascii="Times New Roman" w:hAnsi="Times New Roman" w:cs="Times New Roman" w:hint="cs"/>
+                <w:rFonts w:ascii="Times New Roman" w:hAnsi="Times New Roman" w:cs="Times New Roman"/>
               </w:rPr>
             </w:pPr>
             <w:r>
@@ -586,7 +1913,7 @@
             <w:pPr>
               <w:spacing w:line="240" w:lineRule="auto"/>
               <w:rPr>
-                <w:rFonts w:ascii="Times New Roman" w:hAnsi="Times New Roman" w:cs="Times New Roman" w:hint="cs"/>
+                <w:rFonts w:ascii="Times New Roman" w:hAnsi="Times New Roman" w:cs="Times New Roman"/>
               </w:rPr>
             </w:pPr>
             <w:r>
@@ -618,7 +1945,7 @@
             <w:pPr>
               <w:spacing w:line="240" w:lineRule="auto"/>
               <w:rPr>
-                <w:rFonts w:ascii="Times New Roman" w:hAnsi="Times New Roman" w:cs="Times New Roman" w:hint="cs"/>
+                <w:rFonts w:ascii="Times New Roman" w:hAnsi="Times New Roman" w:cs="Times New Roman"/>
               </w:rPr>
             </w:pPr>
             <w:r>
@@ -652,7 +1979,7 @@
             <w:pPr>
               <w:spacing w:line="240" w:lineRule="auto"/>
               <w:rPr>
-                <w:rFonts w:ascii="Times New Roman" w:hAnsi="Times New Roman" w:cs="Times New Roman" w:hint="cs"/>
+                <w:rFonts w:ascii="Times New Roman" w:hAnsi="Times New Roman" w:cs="Times New Roman"/>
               </w:rPr>
             </w:pPr>
             <w:r>
@@ -684,7 +2011,7 @@
             <w:pPr>
               <w:spacing w:line="240" w:lineRule="auto"/>
               <w:rPr>
-                <w:rFonts w:ascii="Times New Roman" w:hAnsi="Times New Roman" w:cs="Times New Roman" w:hint="cs"/>
+                <w:rFonts w:ascii="Times New Roman" w:hAnsi="Times New Roman" w:cs="Times New Roman"/>
               </w:rPr>
             </w:pPr>
             <w:r>
@@ -716,7 +2043,7 @@
             <w:pPr>
               <w:spacing w:line="240" w:lineRule="auto"/>
               <w:rPr>
-                <w:rFonts w:ascii="Times New Roman" w:hAnsi="Times New Roman" w:cs="Times New Roman" w:hint="cs"/>
+                <w:rFonts w:ascii="Times New Roman" w:hAnsi="Times New Roman" w:cs="Times New Roman"/>
               </w:rPr>
             </w:pPr>
             <w:r>
@@ -750,7 +2077,7 @@
             <w:pPr>
               <w:spacing w:line="240" w:lineRule="auto"/>
               <w:rPr>
-                <w:rFonts w:ascii="Times New Roman" w:hAnsi="Times New Roman" w:cs="Times New Roman" w:hint="cs"/>
+                <w:rFonts w:ascii="Times New Roman" w:hAnsi="Times New Roman" w:cs="Times New Roman"/>
               </w:rPr>
             </w:pPr>
             <w:r>
@@ -783,7 +2110,7 @@
             <w:pPr>
               <w:spacing w:line="240" w:lineRule="auto"/>
               <w:rPr>
-                <w:rFonts w:ascii="Times New Roman" w:hAnsi="Times New Roman" w:cs="Times New Roman" w:hint="cs"/>
+                <w:rFonts w:ascii="Times New Roman" w:hAnsi="Times New Roman" w:cs="Times New Roman"/>
               </w:rPr>
             </w:pPr>
             <w:r>
@@ -815,7 +2142,7 @@
             <w:pPr>
               <w:spacing w:line="240" w:lineRule="auto"/>
               <w:rPr>
-                <w:rFonts w:ascii="Times New Roman" w:hAnsi="Times New Roman" w:cs="Times New Roman" w:hint="cs"/>
+                <w:rFonts w:ascii="Times New Roman" w:hAnsi="Times New Roman" w:cs="Times New Roman"/>
               </w:rPr>
             </w:pPr>
             <w:r>
@@ -849,7 +2176,7 @@
             <w:pPr>
               <w:spacing w:line="240" w:lineRule="auto"/>
               <w:rPr>
-                <w:rFonts w:ascii="Times New Roman" w:hAnsi="Times New Roman" w:cs="Times New Roman" w:hint="cs"/>
+                <w:rFonts w:ascii="Times New Roman" w:hAnsi="Times New Roman" w:cs="Times New Roman"/>
               </w:rPr>
             </w:pPr>
             <w:r>
@@ -881,7 +2208,7 @@
             <w:pPr>
               <w:spacing w:line="240" w:lineRule="auto"/>
               <w:rPr>
-                <w:rFonts w:ascii="Times New Roman" w:hAnsi="Times New Roman" w:cs="Times New Roman" w:hint="cs"/>
+                <w:rFonts w:ascii="Times New Roman" w:hAnsi="Times New Roman" w:cs="Times New Roman"/>
               </w:rPr>
             </w:pPr>
             <w:r>
@@ -913,7 +2240,7 @@
             <w:pPr>
               <w:spacing w:line="240" w:lineRule="auto"/>
               <w:rPr>
-                <w:rFonts w:ascii="Times New Roman" w:hAnsi="Times New Roman" w:cs="Times New Roman" w:hint="cs"/>
+                <w:rFonts w:ascii="Times New Roman" w:hAnsi="Times New Roman" w:cs="Times New Roman"/>
               </w:rPr>
             </w:pPr>
             <w:r>
@@ -947,7 +2274,7 @@
             <w:pPr>
               <w:spacing w:line="240" w:lineRule="auto"/>
               <w:rPr>
-                <w:rFonts w:ascii="Times New Roman" w:hAnsi="Times New Roman" w:cs="Times New Roman" w:hint="cs"/>
+                <w:rFonts w:ascii="Times New Roman" w:hAnsi="Times New Roman" w:cs="Times New Roman"/>
               </w:rPr>
             </w:pPr>
             <w:r>
@@ -979,7 +2306,7 @@
             <w:pPr>
               <w:spacing w:line="240" w:lineRule="auto"/>
               <w:rPr>
-                <w:rFonts w:ascii="Times New Roman" w:hAnsi="Times New Roman" w:cs="Times New Roman" w:hint="cs"/>
+                <w:rFonts w:ascii="Times New Roman" w:hAnsi="Times New Roman" w:cs="Times New Roman"/>
               </w:rPr>
             </w:pPr>
             <w:r>
@@ -1011,7 +2338,7 @@
             <w:pPr>
               <w:spacing w:line="240" w:lineRule="auto"/>
               <w:rPr>
-                <w:rFonts w:ascii="Times New Roman" w:hAnsi="Times New Roman" w:cs="Times New Roman" w:hint="cs"/>
+                <w:rFonts w:ascii="Times New Roman" w:hAnsi="Times New Roman" w:cs="Times New Roman"/>
               </w:rPr>
             </w:pPr>
             <w:r>
@@ -1036,7 +2363,7 @@
       <w:pPr>
         <w:spacing w:line="240" w:lineRule="auto"/>
         <w:rPr>
-          <w:rFonts w:ascii="Times New Roman" w:hAnsi="Times New Roman" w:cs="Times New Roman" w:hint="cs"/>
+          <w:rFonts w:ascii="Times New Roman" w:hAnsi="Times New Roman" w:cs="Times New Roman"/>
           <w:b/>
           <w:bCs/>
           <w:sz w:val="28"/>
@@ -1058,7 +2385,7 @@
       <w:pPr>
         <w:spacing w:line="240" w:lineRule="auto"/>
         <w:rPr>
-          <w:rFonts w:ascii="Times New Roman" w:hAnsi="Times New Roman" w:cs="Times New Roman" w:hint="cs"/>
+          <w:rFonts w:ascii="Times New Roman" w:hAnsi="Times New Roman" w:cs="Times New Roman"/>
         </w:rPr>
       </w:pPr>
       <w:r>
@@ -1134,7 +2461,7 @@
         <w:spacing w:line="240" w:lineRule="auto"/>
         <w:jc w:val="center"/>
         <w:rPr>
-          <w:rFonts w:ascii="Times New Roman" w:hAnsi="Times New Roman" w:cs="Times New Roman" w:hint="cs"/>
+          <w:rFonts w:ascii="Times New Roman" w:hAnsi="Times New Roman" w:cs="Times New Roman"/>
           <w:b/>
           <w:bCs/>
           <w:sz w:val="32"/>
@@ -1146,7 +2473,7 @@
       <w:pPr>
         <w:spacing w:line="240" w:lineRule="auto"/>
         <w:rPr>
-          <w:rFonts w:ascii="Times New Roman" w:hAnsi="Times New Roman" w:cs="Times New Roman" w:hint="cs"/>
+          <w:rFonts w:ascii="Times New Roman" w:hAnsi="Times New Roman" w:cs="Times New Roman"/>
           <w:b/>
           <w:bCs/>
           <w:sz w:val="28"/>
@@ -1182,15 +2509,15 @@
       <w:pPr>
         <w:spacing w:line="240" w:lineRule="auto"/>
         <w:rPr>
-          <w:rFonts w:ascii="Times New Roman" w:hAnsi="Times New Roman" w:cs="Times New Roman" w:hint="cs"/>
-        </w:rPr>
-      </w:pPr>
-    </w:p>
-    <w:p>
-      <w:pPr>
-        <w:spacing w:line="240" w:lineRule="auto"/>
-        <w:rPr>
-          <w:rFonts w:ascii="Times New Roman" w:hAnsi="Times New Roman" w:cs="Times New Roman" w:hint="cs"/>
+          <w:rFonts w:ascii="Times New Roman" w:hAnsi="Times New Roman" w:cs="Times New Roman"/>
+        </w:rPr>
+      </w:pPr>
+    </w:p>
+    <w:p>
+      <w:pPr>
+        <w:spacing w:line="240" w:lineRule="auto"/>
+        <w:rPr>
+          <w:rFonts w:ascii="Times New Roman" w:hAnsi="Times New Roman" w:cs="Times New Roman"/>
           <w:b/>
           <w:bCs/>
           <w:sz w:val="28"/>
@@ -1212,7 +2539,7 @@
       <w:pPr>
         <w:spacing w:line="240" w:lineRule="auto"/>
         <w:rPr>
-          <w:rFonts w:ascii="Times New Roman" w:hAnsi="Times New Roman" w:cs="Times New Roman" w:hint="cs"/>
+          <w:rFonts w:ascii="Times New Roman" w:hAnsi="Times New Roman" w:cs="Times New Roman"/>
         </w:rPr>
       </w:pPr>
       <w:r>
@@ -1226,7 +2553,7 @@
       <w:pPr>
         <w:spacing w:line="240" w:lineRule="auto"/>
         <w:rPr>
-          <w:rFonts w:ascii="Times New Roman" w:hAnsi="Times New Roman" w:cs="Times New Roman" w:hint="cs"/>
+          <w:rFonts w:ascii="Times New Roman" w:hAnsi="Times New Roman" w:cs="Times New Roman"/>
         </w:rPr>
       </w:pPr>
       <w:r>
@@ -1254,15 +2581,15 @@
       <w:pPr>
         <w:spacing w:line="240" w:lineRule="auto"/>
         <w:rPr>
-          <w:rFonts w:ascii="Times New Roman" w:hAnsi="Times New Roman" w:cs="Times New Roman" w:hint="cs"/>
-        </w:rPr>
-      </w:pPr>
-    </w:p>
-    <w:p>
-      <w:pPr>
-        <w:spacing w:line="240" w:lineRule="auto"/>
-        <w:rPr>
-          <w:rFonts w:ascii="Times New Roman" w:hAnsi="Times New Roman" w:cs="Times New Roman" w:hint="cs"/>
+          <w:rFonts w:ascii="Times New Roman" w:hAnsi="Times New Roman" w:cs="Times New Roman"/>
+        </w:rPr>
+      </w:pPr>
+    </w:p>
+    <w:p>
+      <w:pPr>
+        <w:spacing w:line="240" w:lineRule="auto"/>
+        <w:rPr>
+          <w:rFonts w:ascii="Times New Roman" w:hAnsi="Times New Roman" w:cs="Times New Roman"/>
           <w:b/>
           <w:bCs/>
           <w:sz w:val="28"/>
@@ -1284,7 +2611,7 @@
       <w:pPr>
         <w:spacing w:line="240" w:lineRule="auto"/>
         <w:rPr>
-          <w:rFonts w:ascii="Times New Roman" w:hAnsi="Times New Roman" w:cs="Times New Roman" w:hint="cs"/>
+          <w:rFonts w:ascii="Times New Roman" w:hAnsi="Times New Roman" w:cs="Times New Roman"/>
         </w:rPr>
       </w:pPr>
       <w:r>
@@ -1298,7 +2625,7 @@
       <w:pPr>
         <w:spacing w:line="240" w:lineRule="auto"/>
         <w:rPr>
-          <w:rFonts w:ascii="Times New Roman" w:hAnsi="Times New Roman" w:cs="Times New Roman" w:hint="cs"/>
+          <w:rFonts w:ascii="Times New Roman" w:hAnsi="Times New Roman" w:cs="Times New Roman"/>
         </w:rPr>
       </w:pPr>
       <w:r>
@@ -1312,7 +2639,7 @@
       <w:pPr>
         <w:spacing w:line="240" w:lineRule="auto"/>
         <w:rPr>
-          <w:rFonts w:ascii="Times New Roman" w:hAnsi="Times New Roman" w:cs="Times New Roman" w:hint="cs"/>
+          <w:rFonts w:ascii="Times New Roman" w:hAnsi="Times New Roman" w:cs="Times New Roman"/>
         </w:rPr>
       </w:pPr>
       <w:r>
@@ -1326,7 +2653,7 @@
       <w:pPr>
         <w:spacing w:line="240" w:lineRule="auto"/>
         <w:rPr>
-          <w:rFonts w:ascii="Times New Roman" w:hAnsi="Times New Roman" w:cs="Times New Roman" w:hint="cs"/>
+          <w:rFonts w:ascii="Times New Roman" w:hAnsi="Times New Roman" w:cs="Times New Roman"/>
         </w:rPr>
       </w:pPr>
       <w:r>
@@ -1354,7 +2681,7 @@
       <w:pPr>
         <w:spacing w:line="240" w:lineRule="auto"/>
         <w:rPr>
-          <w:rFonts w:ascii="Times New Roman" w:hAnsi="Times New Roman" w:cs="Times New Roman" w:hint="cs"/>
+          <w:rFonts w:ascii="Times New Roman" w:hAnsi="Times New Roman" w:cs="Times New Roman"/>
         </w:rPr>
       </w:pPr>
       <w:r>
@@ -1423,7 +2750,7 @@
       <w:pPr>
         <w:spacing w:line="240" w:lineRule="auto"/>
         <w:rPr>
-          <w:rFonts w:ascii="Times New Roman" w:hAnsi="Times New Roman" w:cs="Times New Roman" w:hint="cs"/>
+          <w:rFonts w:ascii="Times New Roman" w:hAnsi="Times New Roman" w:cs="Times New Roman"/>
           <w:b/>
           <w:bCs/>
           <w:sz w:val="28"/>
@@ -1445,7 +2772,7 @@
       <w:pPr>
         <w:spacing w:line="240" w:lineRule="auto"/>
         <w:rPr>
-          <w:rFonts w:ascii="Times New Roman" w:hAnsi="Times New Roman" w:cs="Times New Roman" w:hint="cs"/>
+          <w:rFonts w:ascii="Times New Roman" w:hAnsi="Times New Roman" w:cs="Times New Roman"/>
           <w:b/>
           <w:bCs/>
         </w:rPr>
@@ -1463,7 +2790,7 @@
       <w:pPr>
         <w:spacing w:line="240" w:lineRule="auto"/>
         <w:rPr>
-          <w:rFonts w:ascii="Times New Roman" w:hAnsi="Times New Roman" w:cs="Times New Roman" w:hint="cs"/>
+          <w:rFonts w:ascii="Times New Roman" w:hAnsi="Times New Roman" w:cs="Times New Roman"/>
         </w:rPr>
       </w:pPr>
       <w:r>
@@ -1477,7 +2804,7 @@
       <w:pPr>
         <w:spacing w:line="240" w:lineRule="auto"/>
         <w:rPr>
-          <w:rFonts w:ascii="Times New Roman" w:hAnsi="Times New Roman" w:cs="Times New Roman" w:hint="cs"/>
+          <w:rFonts w:ascii="Times New Roman" w:hAnsi="Times New Roman" w:cs="Times New Roman"/>
           <w:b/>
           <w:bCs/>
         </w:rPr>
@@ -1527,7 +2854,7 @@
         <w:spacing w:line="240" w:lineRule="auto"/>
         <w:jc w:val="center"/>
         <w:rPr>
-          <w:rFonts w:ascii="Times New Roman" w:hAnsi="Times New Roman" w:cs="Times New Roman" w:hint="cs"/>
+          <w:rFonts w:ascii="Times New Roman" w:hAnsi="Times New Roman" w:cs="Times New Roman"/>
         </w:rPr>
       </w:pPr>
     </w:p>
@@ -1573,6 +2900,9 @@
         </w:rPr>
       </w:pPr>
       <w:r>
+        <w:rPr>
+          <w:noProof/>
+        </w:rPr>
         <w:lastRenderedPageBreak/>
         <w:drawing>
           <wp:inline distT="0" distB="0" distL="0" distR="0" wp14:anchorId="6FB86441" wp14:editId="0FEB0C6D">
@@ -1621,7 +2951,7 @@
       <w:pPr>
         <w:spacing w:line="240" w:lineRule="auto"/>
         <w:rPr>
-          <w:rFonts w:ascii="Times New Roman" w:hAnsi="Times New Roman" w:cs="Times New Roman" w:hint="cs"/>
+          <w:rFonts w:ascii="Times New Roman" w:hAnsi="Times New Roman" w:cs="Times New Roman"/>
         </w:rPr>
       </w:pPr>
     </w:p>
@@ -1652,7 +2982,7 @@
         <w:spacing w:line="240" w:lineRule="auto"/>
         <w:jc w:val="center"/>
         <w:rPr>
-          <w:rFonts w:ascii="Times New Roman" w:hAnsi="Times New Roman" w:cs="Times New Roman" w:hint="cs"/>
+          <w:rFonts w:ascii="Times New Roman" w:hAnsi="Times New Roman" w:cs="Times New Roman"/>
         </w:rPr>
       </w:pPr>
       <w:r>
@@ -1717,7 +3047,7 @@
       <w:pPr>
         <w:spacing w:line="240" w:lineRule="auto"/>
         <w:rPr>
-          <w:rFonts w:ascii="Times New Roman" w:hAnsi="Times New Roman" w:cs="Times New Roman" w:hint="cs"/>
+          <w:rFonts w:ascii="Times New Roman" w:hAnsi="Times New Roman" w:cs="Times New Roman"/>
           <w:b/>
           <w:bCs/>
         </w:rPr>
@@ -1773,7 +3103,7 @@
             <w:pPr>
               <w:spacing w:after="0" w:line="240" w:lineRule="auto"/>
               <w:rPr>
-                <w:rFonts w:ascii="Times New Roman" w:hAnsi="Times New Roman" w:cs="Times New Roman" w:hint="cs"/>
+                <w:rFonts w:ascii="Times New Roman" w:hAnsi="Times New Roman" w:cs="Times New Roman"/>
               </w:rPr>
             </w:pPr>
             <w:r>
@@ -1805,7 +3135,7 @@
             <w:pPr>
               <w:spacing w:after="0" w:line="240" w:lineRule="auto"/>
               <w:rPr>
-                <w:rFonts w:ascii="Times New Roman" w:hAnsi="Times New Roman" w:cs="Times New Roman" w:hint="cs"/>
+                <w:rFonts w:ascii="Times New Roman" w:hAnsi="Times New Roman" w:cs="Times New Roman"/>
               </w:rPr>
             </w:pPr>
             <w:r>
@@ -1837,7 +3167,7 @@
             <w:pPr>
               <w:spacing w:after="0" w:line="240" w:lineRule="auto"/>
               <w:rPr>
-                <w:rFonts w:ascii="Times New Roman" w:hAnsi="Times New Roman" w:cs="Times New Roman" w:hint="cs"/>
+                <w:rFonts w:ascii="Times New Roman" w:hAnsi="Times New Roman" w:cs="Times New Roman"/>
               </w:rPr>
             </w:pPr>
             <w:r>
@@ -1869,7 +3199,7 @@
             <w:pPr>
               <w:spacing w:after="0" w:line="240" w:lineRule="auto"/>
               <w:rPr>
-                <w:rFonts w:ascii="Times New Roman" w:hAnsi="Times New Roman" w:cs="Times New Roman" w:hint="cs"/>
+                <w:rFonts w:ascii="Times New Roman" w:hAnsi="Times New Roman" w:cs="Times New Roman"/>
               </w:rPr>
             </w:pPr>
             <w:r>
@@ -1903,7 +3233,7 @@
             <w:pPr>
               <w:spacing w:after="0" w:line="240" w:lineRule="auto"/>
               <w:rPr>
-                <w:rFonts w:ascii="Times New Roman" w:hAnsi="Times New Roman" w:cs="Times New Roman" w:hint="cs"/>
+                <w:rFonts w:ascii="Times New Roman" w:hAnsi="Times New Roman" w:cs="Times New Roman"/>
               </w:rPr>
             </w:pPr>
             <w:r>
@@ -1935,7 +3265,7 @@
             <w:pPr>
               <w:spacing w:after="0" w:line="240" w:lineRule="auto"/>
               <w:rPr>
-                <w:rFonts w:ascii="Times New Roman" w:hAnsi="Times New Roman" w:cs="Times New Roman" w:hint="cs"/>
+                <w:rFonts w:ascii="Times New Roman" w:hAnsi="Times New Roman" w:cs="Times New Roman"/>
               </w:rPr>
             </w:pPr>
             <w:r>
@@ -1967,7 +3297,7 @@
             <w:pPr>
               <w:spacing w:after="0" w:line="240" w:lineRule="auto"/>
               <w:rPr>
-                <w:rFonts w:ascii="Times New Roman" w:hAnsi="Times New Roman" w:cs="Times New Roman" w:hint="cs"/>
+                <w:rFonts w:ascii="Times New Roman" w:hAnsi="Times New Roman" w:cs="Times New Roman"/>
               </w:rPr>
             </w:pPr>
             <w:r>
@@ -1999,7 +3329,7 @@
             <w:pPr>
               <w:spacing w:after="0" w:line="240" w:lineRule="auto"/>
               <w:rPr>
-                <w:rFonts w:ascii="Times New Roman" w:hAnsi="Times New Roman" w:cs="Times New Roman" w:hint="cs"/>
+                <w:rFonts w:ascii="Times New Roman" w:hAnsi="Times New Roman" w:cs="Times New Roman"/>
               </w:rPr>
             </w:pPr>
             <w:r>
@@ -2033,7 +3363,7 @@
             <w:pPr>
               <w:spacing w:after="0" w:line="240" w:lineRule="auto"/>
               <w:rPr>
-                <w:rFonts w:ascii="Times New Roman" w:hAnsi="Times New Roman" w:cs="Times New Roman" w:hint="cs"/>
+                <w:rFonts w:ascii="Times New Roman" w:hAnsi="Times New Roman" w:cs="Times New Roman"/>
               </w:rPr>
             </w:pPr>
             <w:r>
@@ -2065,7 +3395,7 @@
             <w:pPr>
               <w:spacing w:after="0" w:line="240" w:lineRule="auto"/>
               <w:rPr>
-                <w:rFonts w:ascii="Times New Roman" w:hAnsi="Times New Roman" w:cs="Times New Roman" w:hint="cs"/>
+                <w:rFonts w:ascii="Times New Roman" w:hAnsi="Times New Roman" w:cs="Times New Roman"/>
               </w:rPr>
             </w:pPr>
             <w:r>
@@ -2097,7 +3427,7 @@
             <w:pPr>
               <w:spacing w:after="0" w:line="240" w:lineRule="auto"/>
               <w:rPr>
-                <w:rFonts w:ascii="Times New Roman" w:hAnsi="Times New Roman" w:cs="Times New Roman" w:hint="cs"/>
+                <w:rFonts w:ascii="Times New Roman" w:hAnsi="Times New Roman" w:cs="Times New Roman"/>
               </w:rPr>
             </w:pPr>
             <w:r>
@@ -2129,7 +3459,7 @@
             <w:pPr>
               <w:spacing w:after="0" w:line="240" w:lineRule="auto"/>
               <w:rPr>
-                <w:rFonts w:ascii="Times New Roman" w:hAnsi="Times New Roman" w:cs="Times New Roman" w:hint="cs"/>
+                <w:rFonts w:ascii="Times New Roman" w:hAnsi="Times New Roman" w:cs="Times New Roman"/>
               </w:rPr>
             </w:pPr>
             <w:r>
@@ -2163,7 +3493,7 @@
             <w:pPr>
               <w:spacing w:after="0" w:line="240" w:lineRule="auto"/>
               <w:rPr>
-                <w:rFonts w:ascii="Times New Roman" w:hAnsi="Times New Roman" w:cs="Times New Roman" w:hint="cs"/>
+                <w:rFonts w:ascii="Times New Roman" w:hAnsi="Times New Roman" w:cs="Times New Roman"/>
               </w:rPr>
             </w:pPr>
             <w:r>
@@ -2195,7 +3525,7 @@
             <w:pPr>
               <w:spacing w:after="0" w:line="240" w:lineRule="auto"/>
               <w:rPr>
-                <w:rFonts w:ascii="Times New Roman" w:hAnsi="Times New Roman" w:cs="Times New Roman" w:hint="cs"/>
+                <w:rFonts w:ascii="Times New Roman" w:hAnsi="Times New Roman" w:cs="Times New Roman"/>
               </w:rPr>
             </w:pPr>
             <w:r>
@@ -2227,7 +3557,7 @@
             <w:pPr>
               <w:spacing w:after="0" w:line="240" w:lineRule="auto"/>
               <w:rPr>
-                <w:rFonts w:ascii="Times New Roman" w:hAnsi="Times New Roman" w:cs="Times New Roman" w:hint="cs"/>
+                <w:rFonts w:ascii="Times New Roman" w:hAnsi="Times New Roman" w:cs="Times New Roman"/>
               </w:rPr>
             </w:pPr>
             <w:r>
@@ -2259,7 +3589,7 @@
             <w:pPr>
               <w:spacing w:after="0" w:line="240" w:lineRule="auto"/>
               <w:rPr>
-                <w:rFonts w:ascii="Times New Roman" w:hAnsi="Times New Roman" w:cs="Times New Roman" w:hint="cs"/>
+                <w:rFonts w:ascii="Times New Roman" w:hAnsi="Times New Roman" w:cs="Times New Roman"/>
               </w:rPr>
             </w:pPr>
             <w:r>
@@ -2293,7 +3623,7 @@
             <w:pPr>
               <w:spacing w:after="0" w:line="240" w:lineRule="auto"/>
               <w:rPr>
-                <w:rFonts w:ascii="Times New Roman" w:hAnsi="Times New Roman" w:cs="Times New Roman" w:hint="cs"/>
+                <w:rFonts w:ascii="Times New Roman" w:hAnsi="Times New Roman" w:cs="Times New Roman"/>
               </w:rPr>
             </w:pPr>
             <w:r>
@@ -2325,7 +3655,7 @@
             <w:pPr>
               <w:spacing w:after="0" w:line="240" w:lineRule="auto"/>
               <w:rPr>
-                <w:rFonts w:ascii="Times New Roman" w:hAnsi="Times New Roman" w:cs="Times New Roman" w:hint="cs"/>
+                <w:rFonts w:ascii="Times New Roman" w:hAnsi="Times New Roman" w:cs="Times New Roman"/>
               </w:rPr>
             </w:pPr>
             <w:r>
@@ -2357,7 +3687,7 @@
             <w:pPr>
               <w:spacing w:after="0" w:line="240" w:lineRule="auto"/>
               <w:rPr>
-                <w:rFonts w:ascii="Times New Roman" w:hAnsi="Times New Roman" w:cs="Times New Roman" w:hint="cs"/>
+                <w:rFonts w:ascii="Times New Roman" w:hAnsi="Times New Roman" w:cs="Times New Roman"/>
               </w:rPr>
             </w:pPr>
             <w:r>
@@ -2389,7 +3719,7 @@
             <w:pPr>
               <w:spacing w:after="0" w:line="240" w:lineRule="auto"/>
               <w:rPr>
-                <w:rFonts w:ascii="Times New Roman" w:hAnsi="Times New Roman" w:cs="Times New Roman" w:hint="cs"/>
+                <w:rFonts w:ascii="Times New Roman" w:hAnsi="Times New Roman" w:cs="Times New Roman"/>
               </w:rPr>
             </w:pPr>
             <w:r>
@@ -2414,7 +3744,7 @@
       <w:pPr>
         <w:spacing w:line="240" w:lineRule="auto"/>
         <w:rPr>
-          <w:rFonts w:ascii="Times New Roman" w:hAnsi="Times New Roman" w:cs="Times New Roman" w:hint="cs"/>
+          <w:rFonts w:ascii="Times New Roman" w:hAnsi="Times New Roman" w:cs="Times New Roman"/>
           <w:b/>
           <w:bCs/>
           <w:sz w:val="28"/>
@@ -2490,7 +3820,7 @@
         <w:spacing w:line="240" w:lineRule="auto"/>
         <w:jc w:val="center"/>
         <w:rPr>
-          <w:rFonts w:ascii="Times New Roman" w:hAnsi="Times New Roman" w:cs="Times New Roman" w:hint="cs"/>
+          <w:rFonts w:ascii="Times New Roman" w:hAnsi="Times New Roman" w:cs="Times New Roman"/>
           <w:b/>
           <w:bCs/>
           <w:sz w:val="32"/>
@@ -2528,7 +3858,7 @@
       <w:pPr>
         <w:spacing w:line="240" w:lineRule="auto"/>
         <w:rPr>
-          <w:rFonts w:ascii="Times New Roman" w:hAnsi="Times New Roman" w:cs="Times New Roman" w:hint="cs"/>
+          <w:rFonts w:ascii="Times New Roman" w:hAnsi="Times New Roman" w:cs="Times New Roman"/>
         </w:rPr>
       </w:pPr>
     </w:p>
@@ -2536,78 +3866,165 @@
       <w:pPr>
         <w:pStyle w:val="Heading1"/>
         <w:spacing w:line="240" w:lineRule="auto"/>
+      </w:pPr>
+      <w:r>
         <w:rPr>
           <w:rFonts w:hint="cs"/>
         </w:rPr>
+        <w:t>2. Theory</w:t>
+      </w:r>
+    </w:p>
+    <w:p>
+      <w:pPr>
+        <w:spacing w:line="240" w:lineRule="auto"/>
+        <w:rPr>
+          <w:rFonts w:ascii="Times New Roman" w:hAnsi="Times New Roman" w:cs="Times New Roman"/>
+        </w:rPr>
+      </w:pPr>
+      <w:r>
+        <w:rPr>
+          <w:rFonts w:ascii="Times New Roman" w:hAnsi="Times New Roman" w:cs="Times New Roman" w:hint="cs"/>
+        </w:rPr>
+        <w:t>Agile/Scrum: Iterative approach delivering small, high-value increments in short cycles called Sprints.</w:t>
+      </w:r>
+    </w:p>
+    <w:p>
+      <w:pPr>
+        <w:spacing w:line="240" w:lineRule="auto"/>
+        <w:rPr>
+          <w:rFonts w:ascii="Times New Roman" w:hAnsi="Times New Roman" w:cs="Times New Roman"/>
+        </w:rPr>
+      </w:pPr>
+      <w:r>
+        <w:rPr>
+          <w:rFonts w:ascii="Times New Roman" w:hAnsi="Times New Roman" w:cs="Times New Roman" w:hint="cs"/>
+        </w:rPr>
+        <w:t>Product Backlog: Master list of requirements, ordered by business value.</w:t>
+      </w:r>
+    </w:p>
+    <w:p>
+      <w:pPr>
+        <w:spacing w:line="240" w:lineRule="auto"/>
+        <w:rPr>
+          <w:rFonts w:ascii="Times New Roman" w:hAnsi="Times New Roman" w:cs="Times New Roman"/>
+        </w:rPr>
+      </w:pPr>
+      <w:r>
+        <w:rPr>
+          <w:rFonts w:ascii="Times New Roman" w:hAnsi="Times New Roman" w:cs="Times New Roman" w:hint="cs"/>
+        </w:rPr>
+        <w:t>Sprint Backlog: Subset of items selected for the current Sprint.</w:t>
+      </w:r>
+    </w:p>
+    <w:p>
+      <w:pPr>
+        <w:spacing w:line="240" w:lineRule="auto"/>
+        <w:rPr>
+          <w:rFonts w:ascii="Times New Roman" w:hAnsi="Times New Roman" w:cs="Times New Roman"/>
+        </w:rPr>
+      </w:pPr>
+      <w:r>
+        <w:rPr>
+          <w:rFonts w:ascii="Times New Roman" w:hAnsi="Times New Roman" w:cs="Times New Roman" w:hint="cs"/>
+        </w:rPr>
+        <w:t>Scrum Board: Visual tool tracking Sprint progress (To Do, In Progress, Done).</w:t>
+      </w:r>
+    </w:p>
+    <w:p>
+      <w:pPr>
+        <w:spacing w:line="240" w:lineRule="auto"/>
+        <w:rPr>
+          <w:rFonts w:ascii="Times New Roman" w:hAnsi="Times New Roman" w:cs="Times New Roman"/>
+        </w:rPr>
+      </w:pPr>
+    </w:p>
+    <w:p>
+      <w:pPr>
+        <w:pStyle w:val="Heading1"/>
+        <w:spacing w:line="240" w:lineRule="auto"/>
       </w:pPr>
       <w:r>
         <w:rPr>
           <w:rFonts w:hint="cs"/>
         </w:rPr>
-        <w:t>2. Theory</w:t>
-      </w:r>
-    </w:p>
-    <w:p>
-      <w:pPr>
-        <w:spacing w:line="240" w:lineRule="auto"/>
-        <w:rPr>
-          <w:rFonts w:ascii="Times New Roman" w:hAnsi="Times New Roman" w:cs="Times New Roman" w:hint="cs"/>
-        </w:rPr>
-      </w:pPr>
-      <w:r>
-        <w:rPr>
-          <w:rFonts w:ascii="Times New Roman" w:hAnsi="Times New Roman" w:cs="Times New Roman" w:hint="cs"/>
-        </w:rPr>
-        <w:t>Agile/Scrum: Iterative approach delivering small, high-value increments in short cycles called Sprints.</w:t>
-      </w:r>
-    </w:p>
-    <w:p>
-      <w:pPr>
-        <w:spacing w:line="240" w:lineRule="auto"/>
-        <w:rPr>
-          <w:rFonts w:ascii="Times New Roman" w:hAnsi="Times New Roman" w:cs="Times New Roman" w:hint="cs"/>
-        </w:rPr>
-      </w:pPr>
-      <w:r>
-        <w:rPr>
-          <w:rFonts w:ascii="Times New Roman" w:hAnsi="Times New Roman" w:cs="Times New Roman" w:hint="cs"/>
-        </w:rPr>
-        <w:t>Product Backlog: Master list of requirements, ordered by business value.</w:t>
-      </w:r>
-    </w:p>
-    <w:p>
-      <w:pPr>
-        <w:spacing w:line="240" w:lineRule="auto"/>
-        <w:rPr>
-          <w:rFonts w:ascii="Times New Roman" w:hAnsi="Times New Roman" w:cs="Times New Roman" w:hint="cs"/>
-        </w:rPr>
-      </w:pPr>
-      <w:r>
-        <w:rPr>
-          <w:rFonts w:ascii="Times New Roman" w:hAnsi="Times New Roman" w:cs="Times New Roman" w:hint="cs"/>
-        </w:rPr>
-        <w:t>Sprint Backlog: Subset of items selected for the current Sprint.</w:t>
-      </w:r>
-    </w:p>
-    <w:p>
-      <w:pPr>
-        <w:spacing w:line="240" w:lineRule="auto"/>
-        <w:rPr>
-          <w:rFonts w:ascii="Times New Roman" w:hAnsi="Times New Roman" w:cs="Times New Roman"/>
-        </w:rPr>
-      </w:pPr>
-      <w:r>
-        <w:rPr>
-          <w:rFonts w:ascii="Times New Roman" w:hAnsi="Times New Roman" w:cs="Times New Roman" w:hint="cs"/>
-        </w:rPr>
-        <w:t>Scrum Board: Visual tool tracking Sprint progress (To Do, In Progress, Done).</w:t>
-      </w:r>
-    </w:p>
-    <w:p>
-      <w:pPr>
-        <w:spacing w:line="240" w:lineRule="auto"/>
-        <w:rPr>
-          <w:rFonts w:ascii="Times New Roman" w:hAnsi="Times New Roman" w:cs="Times New Roman" w:hint="cs"/>
+        <w:t>3. Procedure</w:t>
+      </w:r>
+    </w:p>
+    <w:p>
+      <w:pPr>
+        <w:spacing w:line="240" w:lineRule="auto"/>
+        <w:rPr>
+          <w:rFonts w:ascii="Times New Roman" w:hAnsi="Times New Roman" w:cs="Times New Roman"/>
+        </w:rPr>
+      </w:pPr>
+      <w:r>
+        <w:rPr>
+          <w:rFonts w:ascii="Times New Roman" w:hAnsi="Times New Roman" w:cs="Times New Roman" w:hint="cs"/>
+        </w:rPr>
+        <w:t>Select "Online Food Delivery System".</w:t>
+      </w:r>
+    </w:p>
+    <w:p>
+      <w:pPr>
+        <w:spacing w:line="240" w:lineRule="auto"/>
+        <w:rPr>
+          <w:rFonts w:ascii="Times New Roman" w:hAnsi="Times New Roman" w:cs="Times New Roman"/>
+        </w:rPr>
+      </w:pPr>
+      <w:r>
+        <w:rPr>
+          <w:rFonts w:ascii="Times New Roman" w:hAnsi="Times New Roman" w:cs="Times New Roman" w:hint="cs"/>
+        </w:rPr>
+        <w:t>Create a prioritized Product Backlog with user stories.</w:t>
+      </w:r>
+    </w:p>
+    <w:p>
+      <w:pPr>
+        <w:spacing w:line="240" w:lineRule="auto"/>
+        <w:rPr>
+          <w:rFonts w:ascii="Times New Roman" w:hAnsi="Times New Roman" w:cs="Times New Roman"/>
+        </w:rPr>
+      </w:pPr>
+      <w:r>
+        <w:rPr>
+          <w:rFonts w:ascii="Times New Roman" w:hAnsi="Times New Roman" w:cs="Times New Roman" w:hint="cs"/>
+        </w:rPr>
+        <w:t>Plan two Sprints using high-priority backlog items.</w:t>
+      </w:r>
+    </w:p>
+    <w:p>
+      <w:pPr>
+        <w:spacing w:line="240" w:lineRule="auto"/>
+        <w:rPr>
+          <w:rFonts w:ascii="Times New Roman" w:hAnsi="Times New Roman" w:cs="Times New Roman"/>
+        </w:rPr>
+      </w:pPr>
+      <w:r>
+        <w:rPr>
+          <w:rFonts w:ascii="Times New Roman" w:hAnsi="Times New Roman" w:cs="Times New Roman" w:hint="cs"/>
+        </w:rPr>
+        <w:t>Design a Scrum Board to track tasks.</w:t>
+      </w:r>
+    </w:p>
+    <w:p>
+      <w:pPr>
+        <w:spacing w:line="240" w:lineRule="auto"/>
+        <w:rPr>
+          <w:rFonts w:ascii="Times New Roman" w:hAnsi="Times New Roman" w:cs="Times New Roman"/>
+        </w:rPr>
+      </w:pPr>
+      <w:r>
+        <w:rPr>
+          <w:rFonts w:ascii="Times New Roman" w:hAnsi="Times New Roman" w:cs="Times New Roman" w:hint="cs"/>
+        </w:rPr>
+        <w:t>Conclude on the framework's effectiveness.</w:t>
+      </w:r>
+    </w:p>
+    <w:p>
+      <w:pPr>
+        <w:spacing w:line="240" w:lineRule="auto"/>
+        <w:rPr>
+          <w:rFonts w:ascii="Times New Roman" w:hAnsi="Times New Roman" w:cs="Times New Roman"/>
         </w:rPr>
       </w:pPr>
     </w:p>
@@ -2615,107 +4032,11 @@
       <w:pPr>
         <w:pStyle w:val="Heading1"/>
         <w:spacing w:line="240" w:lineRule="auto"/>
+      </w:pPr>
+      <w:r>
         <w:rPr>
           <w:rFonts w:hint="cs"/>
         </w:rPr>
-      </w:pPr>
-      <w:r>
-        <w:rPr>
-          <w:rFonts w:hint="cs"/>
-        </w:rPr>
-        <w:t>3. Procedure</w:t>
-      </w:r>
-    </w:p>
-    <w:p>
-      <w:pPr>
-        <w:spacing w:line="240" w:lineRule="auto"/>
-        <w:rPr>
-          <w:rFonts w:ascii="Times New Roman" w:hAnsi="Times New Roman" w:cs="Times New Roman" w:hint="cs"/>
-        </w:rPr>
-      </w:pPr>
-      <w:r>
-        <w:rPr>
-          <w:rFonts w:ascii="Times New Roman" w:hAnsi="Times New Roman" w:cs="Times New Roman" w:hint="cs"/>
-        </w:rPr>
-        <w:t>Select "Online Food Delivery System".</w:t>
-      </w:r>
-    </w:p>
-    <w:p>
-      <w:pPr>
-        <w:spacing w:line="240" w:lineRule="auto"/>
-        <w:rPr>
-          <w:rFonts w:ascii="Times New Roman" w:hAnsi="Times New Roman" w:cs="Times New Roman" w:hint="cs"/>
-        </w:rPr>
-      </w:pPr>
-      <w:r>
-        <w:rPr>
-          <w:rFonts w:ascii="Times New Roman" w:hAnsi="Times New Roman" w:cs="Times New Roman" w:hint="cs"/>
-        </w:rPr>
-        <w:t>Create a prioritized Product Backlog with user stories.</w:t>
-      </w:r>
-    </w:p>
-    <w:p>
-      <w:pPr>
-        <w:spacing w:line="240" w:lineRule="auto"/>
-        <w:rPr>
-          <w:rFonts w:ascii="Times New Roman" w:hAnsi="Times New Roman" w:cs="Times New Roman" w:hint="cs"/>
-        </w:rPr>
-      </w:pPr>
-      <w:r>
-        <w:rPr>
-          <w:rFonts w:ascii="Times New Roman" w:hAnsi="Times New Roman" w:cs="Times New Roman" w:hint="cs"/>
-        </w:rPr>
-        <w:t>Plan two Sprints using high-priority backlog items.</w:t>
-      </w:r>
-    </w:p>
-    <w:p>
-      <w:pPr>
-        <w:spacing w:line="240" w:lineRule="auto"/>
-        <w:rPr>
-          <w:rFonts w:ascii="Times New Roman" w:hAnsi="Times New Roman" w:cs="Times New Roman" w:hint="cs"/>
-        </w:rPr>
-      </w:pPr>
-      <w:r>
-        <w:rPr>
-          <w:rFonts w:ascii="Times New Roman" w:hAnsi="Times New Roman" w:cs="Times New Roman" w:hint="cs"/>
-        </w:rPr>
-        <w:t>Design a Scrum Board to track tasks.</w:t>
-      </w:r>
-    </w:p>
-    <w:p>
-      <w:pPr>
-        <w:spacing w:line="240" w:lineRule="auto"/>
-        <w:rPr>
-          <w:rFonts w:ascii="Times New Roman" w:hAnsi="Times New Roman" w:cs="Times New Roman"/>
-        </w:rPr>
-      </w:pPr>
-      <w:r>
-        <w:rPr>
-          <w:rFonts w:ascii="Times New Roman" w:hAnsi="Times New Roman" w:cs="Times New Roman" w:hint="cs"/>
-        </w:rPr>
-        <w:t>Conclude on the framework's effectiveness.</w:t>
-      </w:r>
-    </w:p>
-    <w:p>
-      <w:pPr>
-        <w:spacing w:line="240" w:lineRule="auto"/>
-        <w:rPr>
-          <w:rFonts w:ascii="Times New Roman" w:hAnsi="Times New Roman" w:cs="Times New Roman" w:hint="cs"/>
-        </w:rPr>
-      </w:pPr>
-    </w:p>
-    <w:p>
-      <w:pPr>
-        <w:pStyle w:val="Heading1"/>
-        <w:spacing w:line="240" w:lineRule="auto"/>
-        <w:rPr>
-          <w:rFonts w:hint="cs"/>
-        </w:rPr>
-      </w:pPr>
-      <w:r>
-        <w:rPr>
-          <w:rFonts w:hint="cs"/>
-        </w:rPr>
         <w:t>4. Practical Work</w:t>
       </w:r>
     </w:p>
@@ -2723,7 +4044,7 @@
       <w:pPr>
         <w:spacing w:line="240" w:lineRule="auto"/>
         <w:rPr>
-          <w:rFonts w:ascii="Times New Roman" w:hAnsi="Times New Roman" w:cs="Times New Roman" w:hint="cs"/>
+          <w:rFonts w:ascii="Times New Roman" w:hAnsi="Times New Roman" w:cs="Times New Roman"/>
           <w:b/>
           <w:bCs/>
         </w:rPr>
@@ -2779,7 +4100,7 @@
             <w:pPr>
               <w:spacing w:after="0" w:line="240" w:lineRule="auto"/>
               <w:rPr>
-                <w:rFonts w:ascii="Times New Roman" w:hAnsi="Times New Roman" w:cs="Times New Roman" w:hint="cs"/>
+                <w:rFonts w:ascii="Times New Roman" w:hAnsi="Times New Roman" w:cs="Times New Roman"/>
               </w:rPr>
             </w:pPr>
             <w:r>
@@ -2811,7 +4132,7 @@
             <w:pPr>
               <w:spacing w:after="0" w:line="240" w:lineRule="auto"/>
               <w:rPr>
-                <w:rFonts w:ascii="Times New Roman" w:hAnsi="Times New Roman" w:cs="Times New Roman" w:hint="cs"/>
+                <w:rFonts w:ascii="Times New Roman" w:hAnsi="Times New Roman" w:cs="Times New Roman"/>
               </w:rPr>
             </w:pPr>
             <w:r>
@@ -2843,7 +4164,7 @@
             <w:pPr>
               <w:spacing w:after="0" w:line="240" w:lineRule="auto"/>
               <w:rPr>
-                <w:rFonts w:ascii="Times New Roman" w:hAnsi="Times New Roman" w:cs="Times New Roman" w:hint="cs"/>
+                <w:rFonts w:ascii="Times New Roman" w:hAnsi="Times New Roman" w:cs="Times New Roman"/>
               </w:rPr>
             </w:pPr>
             <w:r>
@@ -2877,7 +4198,7 @@
             <w:pPr>
               <w:spacing w:after="0" w:line="240" w:lineRule="auto"/>
               <w:rPr>
-                <w:rFonts w:ascii="Times New Roman" w:hAnsi="Times New Roman" w:cs="Times New Roman" w:hint="cs"/>
+                <w:rFonts w:ascii="Times New Roman" w:hAnsi="Times New Roman" w:cs="Times New Roman"/>
               </w:rPr>
             </w:pPr>
             <w:r>
@@ -2909,7 +4230,7 @@
             <w:pPr>
               <w:spacing w:after="0" w:line="240" w:lineRule="auto"/>
               <w:rPr>
-                <w:rFonts w:ascii="Times New Roman" w:hAnsi="Times New Roman" w:cs="Times New Roman" w:hint="cs"/>
+                <w:rFonts w:ascii="Times New Roman" w:hAnsi="Times New Roman" w:cs="Times New Roman"/>
               </w:rPr>
             </w:pPr>
             <w:r>
@@ -2941,7 +4262,7 @@
             <w:pPr>
               <w:spacing w:after="0" w:line="240" w:lineRule="auto"/>
               <w:rPr>
-                <w:rFonts w:ascii="Times New Roman" w:hAnsi="Times New Roman" w:cs="Times New Roman" w:hint="cs"/>
+                <w:rFonts w:ascii="Times New Roman" w:hAnsi="Times New Roman" w:cs="Times New Roman"/>
               </w:rPr>
             </w:pPr>
             <w:r>
@@ -2975,7 +4296,7 @@
             <w:pPr>
               <w:spacing w:after="0" w:line="240" w:lineRule="auto"/>
               <w:rPr>
-                <w:rFonts w:ascii="Times New Roman" w:hAnsi="Times New Roman" w:cs="Times New Roman" w:hint="cs"/>
+                <w:rFonts w:ascii="Times New Roman" w:hAnsi="Times New Roman" w:cs="Times New Roman"/>
               </w:rPr>
             </w:pPr>
             <w:r>
@@ -3007,7 +4328,7 @@
             <w:pPr>
               <w:spacing w:after="0" w:line="240" w:lineRule="auto"/>
               <w:rPr>
-                <w:rFonts w:ascii="Times New Roman" w:hAnsi="Times New Roman" w:cs="Times New Roman" w:hint="cs"/>
+                <w:rFonts w:ascii="Times New Roman" w:hAnsi="Times New Roman" w:cs="Times New Roman"/>
               </w:rPr>
             </w:pPr>
             <w:r>
@@ -3039,7 +4360,7 @@
             <w:pPr>
               <w:spacing w:after="0" w:line="240" w:lineRule="auto"/>
               <w:rPr>
-                <w:rFonts w:ascii="Times New Roman" w:hAnsi="Times New Roman" w:cs="Times New Roman" w:hint="cs"/>
+                <w:rFonts w:ascii="Times New Roman" w:hAnsi="Times New Roman" w:cs="Times New Roman"/>
               </w:rPr>
             </w:pPr>
             <w:r>
@@ -3073,7 +4394,7 @@
             <w:pPr>
               <w:spacing w:after="0" w:line="240" w:lineRule="auto"/>
               <w:rPr>
-                <w:rFonts w:ascii="Times New Roman" w:hAnsi="Times New Roman" w:cs="Times New Roman" w:hint="cs"/>
+                <w:rFonts w:ascii="Times New Roman" w:hAnsi="Times New Roman" w:cs="Times New Roman"/>
               </w:rPr>
             </w:pPr>
             <w:r>
@@ -3105,7 +4426,7 @@
             <w:pPr>
               <w:spacing w:after="0" w:line="240" w:lineRule="auto"/>
               <w:rPr>
-                <w:rFonts w:ascii="Times New Roman" w:hAnsi="Times New Roman" w:cs="Times New Roman" w:hint="cs"/>
+                <w:rFonts w:ascii="Times New Roman" w:hAnsi="Times New Roman" w:cs="Times New Roman"/>
               </w:rPr>
             </w:pPr>
             <w:r>
@@ -3137,7 +4458,7 @@
             <w:pPr>
               <w:spacing w:after="0" w:line="240" w:lineRule="auto"/>
               <w:rPr>
-                <w:rFonts w:ascii="Times New Roman" w:hAnsi="Times New Roman" w:cs="Times New Roman" w:hint="cs"/>
+                <w:rFonts w:ascii="Times New Roman" w:hAnsi="Times New Roman" w:cs="Times New Roman"/>
               </w:rPr>
             </w:pPr>
             <w:r>
@@ -3171,7 +4492,7 @@
             <w:pPr>
               <w:spacing w:after="0" w:line="240" w:lineRule="auto"/>
               <w:rPr>
-                <w:rFonts w:ascii="Times New Roman" w:hAnsi="Times New Roman" w:cs="Times New Roman" w:hint="cs"/>
+                <w:rFonts w:ascii="Times New Roman" w:hAnsi="Times New Roman" w:cs="Times New Roman"/>
               </w:rPr>
             </w:pPr>
             <w:r>
@@ -3203,7 +4524,7 @@
             <w:pPr>
               <w:spacing w:after="0" w:line="240" w:lineRule="auto"/>
               <w:rPr>
-                <w:rFonts w:ascii="Times New Roman" w:hAnsi="Times New Roman" w:cs="Times New Roman" w:hint="cs"/>
+                <w:rFonts w:ascii="Times New Roman" w:hAnsi="Times New Roman" w:cs="Times New Roman"/>
               </w:rPr>
             </w:pPr>
             <w:r>
@@ -3235,7 +4556,7 @@
             <w:pPr>
               <w:spacing w:after="0" w:line="240" w:lineRule="auto"/>
               <w:rPr>
-                <w:rFonts w:ascii="Times New Roman" w:hAnsi="Times New Roman" w:cs="Times New Roman" w:hint="cs"/>
+                <w:rFonts w:ascii="Times New Roman" w:hAnsi="Times New Roman" w:cs="Times New Roman"/>
               </w:rPr>
             </w:pPr>
             <w:r>
@@ -3269,7 +4590,7 @@
             <w:pPr>
               <w:spacing w:after="0" w:line="240" w:lineRule="auto"/>
               <w:rPr>
-                <w:rFonts w:ascii="Times New Roman" w:hAnsi="Times New Roman" w:cs="Times New Roman" w:hint="cs"/>
+                <w:rFonts w:ascii="Times New Roman" w:hAnsi="Times New Roman" w:cs="Times New Roman"/>
               </w:rPr>
             </w:pPr>
             <w:r>
@@ -3301,7 +4622,7 @@
             <w:pPr>
               <w:spacing w:after="0" w:line="240" w:lineRule="auto"/>
               <w:rPr>
-                <w:rFonts w:ascii="Times New Roman" w:hAnsi="Times New Roman" w:cs="Times New Roman" w:hint="cs"/>
+                <w:rFonts w:ascii="Times New Roman" w:hAnsi="Times New Roman" w:cs="Times New Roman"/>
               </w:rPr>
             </w:pPr>
             <w:r>
@@ -3333,7 +4654,7 @@
             <w:pPr>
               <w:spacing w:after="0" w:line="240" w:lineRule="auto"/>
               <w:rPr>
-                <w:rFonts w:ascii="Times New Roman" w:hAnsi="Times New Roman" w:cs="Times New Roman" w:hint="cs"/>
+                <w:rFonts w:ascii="Times New Roman" w:hAnsi="Times New Roman" w:cs="Times New Roman"/>
               </w:rPr>
             </w:pPr>
             <w:r>
@@ -3367,7 +4688,7 @@
             <w:pPr>
               <w:spacing w:after="0" w:line="240" w:lineRule="auto"/>
               <w:rPr>
-                <w:rFonts w:ascii="Times New Roman" w:hAnsi="Times New Roman" w:cs="Times New Roman" w:hint="cs"/>
+                <w:rFonts w:ascii="Times New Roman" w:hAnsi="Times New Roman" w:cs="Times New Roman"/>
               </w:rPr>
             </w:pPr>
             <w:r>
@@ -3399,7 +4720,7 @@
             <w:pPr>
               <w:spacing w:after="0" w:line="240" w:lineRule="auto"/>
               <w:rPr>
-                <w:rFonts w:ascii="Times New Roman" w:hAnsi="Times New Roman" w:cs="Times New Roman" w:hint="cs"/>
+                <w:rFonts w:ascii="Times New Roman" w:hAnsi="Times New Roman" w:cs="Times New Roman"/>
               </w:rPr>
             </w:pPr>
             <w:r>
@@ -3431,7 +4752,7 @@
             <w:pPr>
               <w:spacing w:after="0" w:line="240" w:lineRule="auto"/>
               <w:rPr>
-                <w:rFonts w:ascii="Times New Roman" w:hAnsi="Times New Roman" w:cs="Times New Roman" w:hint="cs"/>
+                <w:rFonts w:ascii="Times New Roman" w:hAnsi="Times New Roman" w:cs="Times New Roman"/>
               </w:rPr>
             </w:pPr>
             <w:r>
@@ -3465,7 +4786,7 @@
             <w:pPr>
               <w:spacing w:after="0" w:line="240" w:lineRule="auto"/>
               <w:rPr>
-                <w:rFonts w:ascii="Times New Roman" w:hAnsi="Times New Roman" w:cs="Times New Roman" w:hint="cs"/>
+                <w:rFonts w:ascii="Times New Roman" w:hAnsi="Times New Roman" w:cs="Times New Roman"/>
               </w:rPr>
             </w:pPr>
             <w:r>
@@ -3497,7 +4818,7 @@
             <w:pPr>
               <w:spacing w:after="0" w:line="240" w:lineRule="auto"/>
               <w:rPr>
-                <w:rFonts w:ascii="Times New Roman" w:hAnsi="Times New Roman" w:cs="Times New Roman" w:hint="cs"/>
+                <w:rFonts w:ascii="Times New Roman" w:hAnsi="Times New Roman" w:cs="Times New Roman"/>
               </w:rPr>
             </w:pPr>
             <w:r>
@@ -3529,7 +4850,7 @@
             <w:pPr>
               <w:spacing w:after="0" w:line="240" w:lineRule="auto"/>
               <w:rPr>
-                <w:rFonts w:ascii="Times New Roman" w:hAnsi="Times New Roman" w:cs="Times New Roman" w:hint="cs"/>
+                <w:rFonts w:ascii="Times New Roman" w:hAnsi="Times New Roman" w:cs="Times New Roman"/>
               </w:rPr>
             </w:pPr>
             <w:r>
@@ -3554,7 +4875,7 @@
       <w:pPr>
         <w:spacing w:line="240" w:lineRule="auto"/>
         <w:rPr>
-          <w:rFonts w:ascii="Times New Roman" w:hAnsi="Times New Roman" w:cs="Times New Roman" w:hint="cs"/>
+          <w:rFonts w:ascii="Times New Roman" w:hAnsi="Times New Roman" w:cs="Times New Roman"/>
           <w:b/>
           <w:bCs/>
         </w:rPr>
@@ -3610,7 +4931,7 @@
             <w:pPr>
               <w:spacing w:line="240" w:lineRule="auto"/>
               <w:rPr>
-                <w:rFonts w:ascii="Times New Roman" w:hAnsi="Times New Roman" w:cs="Times New Roman" w:hint="cs"/>
+                <w:rFonts w:ascii="Times New Roman" w:hAnsi="Times New Roman" w:cs="Times New Roman"/>
               </w:rPr>
             </w:pPr>
             <w:r>
@@ -3644,7 +4965,7 @@
             <w:pPr>
               <w:spacing w:line="240" w:lineRule="auto"/>
               <w:rPr>
-                <w:rFonts w:ascii="Times New Roman" w:hAnsi="Times New Roman" w:cs="Times New Roman" w:hint="cs"/>
+                <w:rFonts w:ascii="Times New Roman" w:hAnsi="Times New Roman" w:cs="Times New Roman"/>
               </w:rPr>
             </w:pPr>
             <w:r>
@@ -3677,13 +4998,13 @@
             <w:pPr>
               <w:spacing w:line="240" w:lineRule="auto"/>
               <w:rPr>
+                <w:rFonts w:ascii="Times New Roman" w:hAnsi="Times New Roman" w:cs="Times New Roman"/>
+              </w:rPr>
+            </w:pPr>
+            <w:r>
+              <w:rPr>
                 <w:rFonts w:ascii="Times New Roman" w:hAnsi="Times New Roman" w:cs="Times New Roman" w:hint="cs"/>
               </w:rPr>
-            </w:pPr>
-            <w:r>
-              <w:rPr>
-                <w:rFonts w:ascii="Times New Roman" w:hAnsi="Times New Roman" w:cs="Times New Roman" w:hint="cs"/>
-              </w:rPr>
               <w:t>Done</w:t>
             </w:r>
           </w:p>
@@ -3691,7 +5012,7 @@
             <w:pPr>
               <w:spacing w:line="240" w:lineRule="auto"/>
               <w:rPr>
-                <w:rFonts w:ascii="Times New Roman" w:hAnsi="Times New Roman" w:cs="Times New Roman" w:hint="cs"/>
+                <w:rFonts w:ascii="Times New Roman" w:hAnsi="Times New Roman" w:cs="Times New Roman"/>
               </w:rPr>
             </w:pPr>
             <w:r>
@@ -3725,13 +5046,13 @@
             <w:pPr>
               <w:spacing w:line="240" w:lineRule="auto"/>
               <w:rPr>
+                <w:rFonts w:ascii="Times New Roman" w:hAnsi="Times New Roman" w:cs="Times New Roman"/>
+              </w:rPr>
+            </w:pPr>
+            <w:r>
+              <w:rPr>
                 <w:rFonts w:ascii="Times New Roman" w:hAnsi="Times New Roman" w:cs="Times New Roman" w:hint="cs"/>
               </w:rPr>
-            </w:pPr>
-            <w:r>
-              <w:rPr>
-                <w:rFonts w:ascii="Times New Roman" w:hAnsi="Times New Roman" w:cs="Times New Roman" w:hint="cs"/>
-              </w:rPr>
               <w:t>See estimated delivery times</w:t>
             </w:r>
           </w:p>
@@ -3739,7 +5060,7 @@
             <w:pPr>
               <w:spacing w:line="240" w:lineRule="auto"/>
               <w:rPr>
-                <w:rFonts w:ascii="Times New Roman" w:hAnsi="Times New Roman" w:cs="Times New Roman" w:hint="cs"/>
+                <w:rFonts w:ascii="Times New Roman" w:hAnsi="Times New Roman" w:cs="Times New Roman"/>
               </w:rPr>
             </w:pPr>
             <w:r>
@@ -3771,13 +5092,13 @@
             <w:pPr>
               <w:spacing w:line="240" w:lineRule="auto"/>
               <w:rPr>
+                <w:rFonts w:ascii="Times New Roman" w:hAnsi="Times New Roman" w:cs="Times New Roman"/>
+              </w:rPr>
+            </w:pPr>
+            <w:r>
+              <w:rPr>
                 <w:rFonts w:ascii="Times New Roman" w:hAnsi="Times New Roman" w:cs="Times New Roman" w:hint="cs"/>
               </w:rPr>
-            </w:pPr>
-            <w:r>
-              <w:rPr>
-                <w:rFonts w:ascii="Times New Roman" w:hAnsi="Times New Roman" w:cs="Times New Roman" w:hint="cs"/>
-              </w:rPr>
               <w:t>Manage cart items</w:t>
             </w:r>
           </w:p>
@@ -3785,7 +5106,7 @@
             <w:pPr>
               <w:spacing w:line="240" w:lineRule="auto"/>
               <w:rPr>
-                <w:rFonts w:ascii="Times New Roman" w:hAnsi="Times New Roman" w:cs="Times New Roman" w:hint="cs"/>
+                <w:rFonts w:ascii="Times New Roman" w:hAnsi="Times New Roman" w:cs="Times New Roman"/>
               </w:rPr>
             </w:pPr>
             <w:r>
@@ -3817,35 +5138,35 @@
             <w:pPr>
               <w:spacing w:line="240" w:lineRule="auto"/>
               <w:rPr>
+                <w:rFonts w:ascii="Times New Roman" w:hAnsi="Times New Roman" w:cs="Times New Roman"/>
+              </w:rPr>
+            </w:pPr>
+            <w:r>
+              <w:rPr>
                 <w:rFonts w:ascii="Times New Roman" w:hAnsi="Times New Roman" w:cs="Times New Roman" w:hint="cs"/>
               </w:rPr>
+              <w:t>User Sign Up/Login</w:t>
+            </w:r>
+          </w:p>
+          <w:p>
+            <w:pPr>
+              <w:spacing w:line="240" w:lineRule="auto"/>
+              <w:rPr>
+                <w:rFonts w:ascii="Times New Roman" w:hAnsi="Times New Roman" w:cs="Times New Roman"/>
+              </w:rPr>
             </w:pPr>
             <w:r>
               <w:rPr>
                 <w:rFonts w:ascii="Times New Roman" w:hAnsi="Times New Roman" w:cs="Times New Roman" w:hint="cs"/>
               </w:rPr>
-              <w:t>User Sign Up/Login</w:t>
+              <w:t>Search restaurants</w:t>
             </w:r>
           </w:p>
           <w:p>
             <w:pPr>
               <w:spacing w:line="240" w:lineRule="auto"/>
               <w:rPr>
-                <w:rFonts w:ascii="Times New Roman" w:hAnsi="Times New Roman" w:cs="Times New Roman" w:hint="cs"/>
-              </w:rPr>
-            </w:pPr>
-            <w:r>
-              <w:rPr>
-                <w:rFonts w:ascii="Times New Roman" w:hAnsi="Times New Roman" w:cs="Times New Roman" w:hint="cs"/>
-              </w:rPr>
-              <w:t>Search restaurants</w:t>
-            </w:r>
-          </w:p>
-          <w:p>
-            <w:pPr>
-              <w:spacing w:line="240" w:lineRule="auto"/>
-              <w:rPr>
-                <w:rFonts w:ascii="Times New Roman" w:hAnsi="Times New Roman" w:cs="Times New Roman" w:hint="cs"/>
+                <w:rFonts w:ascii="Times New Roman" w:hAnsi="Times New Roman" w:cs="Times New Roman"/>
               </w:rPr>
             </w:pPr>
             <w:r>
@@ -3870,14 +5191,11 @@
       <w:pPr>
         <w:pStyle w:val="Heading1"/>
         <w:spacing w:line="240" w:lineRule="auto"/>
+      </w:pPr>
+      <w:r>
         <w:rPr>
           <w:rFonts w:hint="cs"/>
         </w:rPr>
-      </w:pPr>
-      <w:r>
-        <w:rPr>
-          <w:rFonts w:hint="cs"/>
-        </w:rPr>
         <w:t>5. Conclusion</w:t>
       </w:r>
     </w:p>
@@ -3885,7 +5203,7 @@
       <w:pPr>
         <w:spacing w:line="240" w:lineRule="auto"/>
         <w:rPr>
-          <w:rFonts w:ascii="Times New Roman" w:hAnsi="Times New Roman" w:cs="Times New Roman" w:hint="cs"/>
+          <w:rFonts w:ascii="Times New Roman" w:hAnsi="Times New Roman" w:cs="Times New Roman"/>
         </w:rPr>
       </w:pPr>
       <w:r>
@@ -3899,7 +5217,7 @@
       <w:pPr>
         <w:spacing w:line="240" w:lineRule="auto"/>
         <w:rPr>
-          <w:rFonts w:ascii="Times New Roman" w:hAnsi="Times New Roman" w:cs="Times New Roman" w:hint="cs"/>
+          <w:rFonts w:ascii="Times New Roman" w:hAnsi="Times New Roman" w:cs="Times New Roman"/>
         </w:rPr>
       </w:pPr>
     </w:p>
@@ -3945,225 +5263,210 @@
     <w:p>
       <w:pPr>
         <w:spacing w:line="240" w:lineRule="auto"/>
+      </w:pPr>
+    </w:p>
+    <w:p>
+      <w:pPr>
+        <w:pStyle w:val="Heading1"/>
+        <w:spacing w:line="240" w:lineRule="auto"/>
+      </w:pPr>
+      <w:r>
         <w:rPr>
           <w:rFonts w:hint="cs"/>
         </w:rPr>
+        <w:t>1. Objective</w:t>
+      </w:r>
+    </w:p>
+    <w:p>
+      <w:pPr>
+        <w:spacing w:line="240" w:lineRule="auto"/>
+        <w:rPr>
+          <w:rFonts w:ascii="Times New Roman" w:hAnsi="Times New Roman" w:cs="Times New Roman"/>
+        </w:rPr>
+      </w:pPr>
+      <w:r>
+        <w:rPr>
+          <w:rFonts w:ascii="Times New Roman" w:hAnsi="Times New Roman" w:cs="Times New Roman" w:hint="cs"/>
+        </w:rPr>
+        <w:t>To practice requirement identification by developing an SRS for a Student Attendance System, detailing functional/non-functional requirements and Use Cases.</w:t>
+      </w:r>
+    </w:p>
+    <w:p>
+      <w:pPr>
+        <w:spacing w:line="240" w:lineRule="auto"/>
+        <w:rPr>
+          <w:rFonts w:ascii="Times New Roman" w:hAnsi="Times New Roman" w:cs="Times New Roman"/>
+        </w:rPr>
       </w:pPr>
     </w:p>
     <w:p>
       <w:pPr>
         <w:pStyle w:val="Heading1"/>
         <w:spacing w:line="240" w:lineRule="auto"/>
+      </w:pPr>
+      <w:r>
         <w:rPr>
           <w:rFonts w:hint="cs"/>
         </w:rPr>
+        <w:t>2. Theory</w:t>
+      </w:r>
+    </w:p>
+    <w:p>
+      <w:pPr>
+        <w:spacing w:line="240" w:lineRule="auto"/>
+        <w:rPr>
+          <w:rFonts w:ascii="Times New Roman" w:hAnsi="Times New Roman" w:cs="Times New Roman"/>
+        </w:rPr>
+      </w:pPr>
+      <w:r>
+        <w:rPr>
+          <w:rFonts w:ascii="Times New Roman" w:hAnsi="Times New Roman" w:cs="Times New Roman" w:hint="cs"/>
+        </w:rPr>
+        <w:t>SRS: A comprehensive document outlining system behavior and performance expectations.</w:t>
+      </w:r>
+    </w:p>
+    <w:p>
+      <w:pPr>
+        <w:spacing w:line="240" w:lineRule="auto"/>
+        <w:rPr>
+          <w:rFonts w:ascii="Times New Roman" w:hAnsi="Times New Roman" w:cs="Times New Roman"/>
+        </w:rPr>
+      </w:pPr>
+      <w:r>
+        <w:rPr>
+          <w:rFonts w:ascii="Times New Roman" w:hAnsi="Times New Roman" w:cs="Times New Roman" w:hint="cs"/>
+        </w:rPr>
+        <w:t>Functional Requirements (FR): Define specific interactions (e.g., login, mark attendance).</w:t>
+      </w:r>
+    </w:p>
+    <w:p>
+      <w:pPr>
+        <w:spacing w:line="240" w:lineRule="auto"/>
+        <w:rPr>
+          <w:rFonts w:ascii="Times New Roman" w:hAnsi="Times New Roman" w:cs="Times New Roman"/>
+        </w:rPr>
+      </w:pPr>
+      <w:r>
+        <w:rPr>
+          <w:rFonts w:ascii="Times New Roman" w:hAnsi="Times New Roman" w:cs="Times New Roman" w:hint="cs"/>
+        </w:rPr>
+        <w:t>Non-Functional Requirements (NFR): Define quality attributes (e.g., performance, security).</w:t>
+      </w:r>
+    </w:p>
+    <w:p>
+      <w:pPr>
+        <w:spacing w:line="240" w:lineRule="auto"/>
+        <w:rPr>
+          <w:rFonts w:ascii="Times New Roman" w:hAnsi="Times New Roman" w:cs="Times New Roman"/>
+        </w:rPr>
+      </w:pPr>
+      <w:r>
+        <w:rPr>
+          <w:rFonts w:ascii="Times New Roman" w:hAnsi="Times New Roman" w:cs="Times New Roman" w:hint="cs"/>
+        </w:rPr>
+        <w:t>Use Case Diagram: High-level view of system functionality via actor interactions.</w:t>
+      </w:r>
+    </w:p>
+    <w:p>
+      <w:pPr>
+        <w:spacing w:line="240" w:lineRule="auto"/>
+        <w:rPr>
+          <w:rFonts w:ascii="Times New Roman" w:hAnsi="Times New Roman" w:cs="Times New Roman"/>
+        </w:rPr>
+      </w:pPr>
+    </w:p>
+    <w:p>
+      <w:pPr>
+        <w:pStyle w:val="Heading1"/>
+        <w:spacing w:line="240" w:lineRule="auto"/>
       </w:pPr>
       <w:r>
         <w:rPr>
           <w:rFonts w:hint="cs"/>
         </w:rPr>
-        <w:t>1. Objective</w:t>
-      </w:r>
-    </w:p>
-    <w:p>
-      <w:pPr>
-        <w:spacing w:line="240" w:lineRule="auto"/>
-        <w:rPr>
-          <w:rFonts w:ascii="Times New Roman" w:hAnsi="Times New Roman" w:cs="Times New Roman"/>
-        </w:rPr>
-      </w:pPr>
-      <w:r>
-        <w:rPr>
-          <w:rFonts w:ascii="Times New Roman" w:hAnsi="Times New Roman" w:cs="Times New Roman" w:hint="cs"/>
-        </w:rPr>
-        <w:t>To practice requirement identification by developing an SRS for a Student Attendance System, detailing functional/non-functional requirements and Use Cases.</w:t>
-      </w:r>
-    </w:p>
-    <w:p>
-      <w:pPr>
-        <w:spacing w:line="240" w:lineRule="auto"/>
-        <w:rPr>
-          <w:rFonts w:ascii="Times New Roman" w:hAnsi="Times New Roman" w:cs="Times New Roman" w:hint="cs"/>
-        </w:rPr>
-      </w:pPr>
+        <w:t>3. Procedure</w:t>
+      </w:r>
+    </w:p>
+    <w:p>
+      <w:pPr>
+        <w:spacing w:line="240" w:lineRule="auto"/>
+        <w:rPr>
+          <w:rFonts w:ascii="Times New Roman" w:hAnsi="Times New Roman" w:cs="Times New Roman"/>
+        </w:rPr>
+      </w:pPr>
+      <w:r>
+        <w:rPr>
+          <w:rFonts w:ascii="Times New Roman" w:hAnsi="Times New Roman" w:cs="Times New Roman" w:hint="cs"/>
+        </w:rPr>
+        <w:t>Select "Student Attendance System".</w:t>
+      </w:r>
+    </w:p>
+    <w:p>
+      <w:pPr>
+        <w:spacing w:line="240" w:lineRule="auto"/>
+        <w:rPr>
+          <w:rFonts w:ascii="Times New Roman" w:hAnsi="Times New Roman" w:cs="Times New Roman"/>
+        </w:rPr>
+      </w:pPr>
+      <w:r>
+        <w:rPr>
+          <w:rFonts w:ascii="Times New Roman" w:hAnsi="Times New Roman" w:cs="Times New Roman" w:hint="cs"/>
+        </w:rPr>
+        <w:t>Identify user actors (Student, Teacher, Admin).</w:t>
+      </w:r>
+    </w:p>
+    <w:p>
+      <w:pPr>
+        <w:spacing w:line="240" w:lineRule="auto"/>
+        <w:rPr>
+          <w:rFonts w:ascii="Times New Roman" w:hAnsi="Times New Roman" w:cs="Times New Roman"/>
+        </w:rPr>
+      </w:pPr>
+      <w:r>
+        <w:rPr>
+          <w:rFonts w:ascii="Times New Roman" w:hAnsi="Times New Roman" w:cs="Times New Roman" w:hint="cs"/>
+        </w:rPr>
+        <w:t>Compile FRs based on user actions.</w:t>
+      </w:r>
+    </w:p>
+    <w:p>
+      <w:pPr>
+        <w:spacing w:line="240" w:lineRule="auto"/>
+        <w:rPr>
+          <w:rFonts w:ascii="Times New Roman" w:hAnsi="Times New Roman" w:cs="Times New Roman"/>
+        </w:rPr>
+      </w:pPr>
+      <w:r>
+        <w:rPr>
+          <w:rFonts w:ascii="Times New Roman" w:hAnsi="Times New Roman" w:cs="Times New Roman" w:hint="cs"/>
+        </w:rPr>
+        <w:t>Compile NFRs for quality attributes.</w:t>
+      </w:r>
+    </w:p>
+    <w:p>
+      <w:pPr>
+        <w:spacing w:line="240" w:lineRule="auto"/>
+        <w:rPr>
+          <w:rFonts w:ascii="Times New Roman" w:hAnsi="Times New Roman" w:cs="Times New Roman"/>
+        </w:rPr>
+      </w:pPr>
+      <w:r>
+        <w:rPr>
+          <w:rFonts w:ascii="Times New Roman" w:hAnsi="Times New Roman" w:cs="Times New Roman" w:hint="cs"/>
+        </w:rPr>
+        <w:t>Organize into an SRS structure and model Use Cases.</w:t>
+      </w:r>
     </w:p>
     <w:p>
       <w:pPr>
         <w:pStyle w:val="Heading1"/>
         <w:spacing w:line="240" w:lineRule="auto"/>
-        <w:rPr>
-          <w:rFonts w:hint="cs"/>
-        </w:rPr>
-      </w:pPr>
-      <w:r>
-        <w:rPr>
-          <w:rFonts w:hint="cs"/>
-        </w:rPr>
-        <w:t>2. Theory</w:t>
-      </w:r>
-    </w:p>
-    <w:p>
-      <w:pPr>
-        <w:spacing w:line="240" w:lineRule="auto"/>
-        <w:rPr>
-          <w:rFonts w:ascii="Times New Roman" w:hAnsi="Times New Roman" w:cs="Times New Roman" w:hint="cs"/>
-        </w:rPr>
-      </w:pPr>
-      <w:r>
-        <w:rPr>
-          <w:rFonts w:ascii="Times New Roman" w:hAnsi="Times New Roman" w:cs="Times New Roman" w:hint="cs"/>
-        </w:rPr>
-        <w:t>SRS: A comprehensive document outlining system behavior and performance expectations.</w:t>
-      </w:r>
-    </w:p>
-    <w:p>
-      <w:pPr>
-        <w:spacing w:line="240" w:lineRule="auto"/>
-        <w:rPr>
-          <w:rFonts w:ascii="Times New Roman" w:hAnsi="Times New Roman" w:cs="Times New Roman" w:hint="cs"/>
-        </w:rPr>
-      </w:pPr>
-      <w:r>
-        <w:rPr>
-          <w:rFonts w:ascii="Times New Roman" w:hAnsi="Times New Roman" w:cs="Times New Roman" w:hint="cs"/>
-        </w:rPr>
-        <w:t>Functional Requirements (FR): Define specific interactions (e.g., login, mark attendance).</w:t>
-      </w:r>
-    </w:p>
-    <w:p>
-      <w:pPr>
-        <w:spacing w:line="240" w:lineRule="auto"/>
-        <w:rPr>
-          <w:rFonts w:ascii="Times New Roman" w:hAnsi="Times New Roman" w:cs="Times New Roman" w:hint="cs"/>
-        </w:rPr>
-      </w:pPr>
-      <w:r>
-        <w:rPr>
-          <w:rFonts w:ascii="Times New Roman" w:hAnsi="Times New Roman" w:cs="Times New Roman" w:hint="cs"/>
-        </w:rPr>
-        <w:t>Non-Functional Requirements (NFR): Define quality attributes (e.g., performance, security).</w:t>
-      </w:r>
-    </w:p>
-    <w:p>
-      <w:pPr>
-        <w:spacing w:line="240" w:lineRule="auto"/>
-        <w:rPr>
-          <w:rFonts w:ascii="Times New Roman" w:hAnsi="Times New Roman" w:cs="Times New Roman" w:hint="cs"/>
-        </w:rPr>
-      </w:pPr>
-      <w:r>
-        <w:rPr>
-          <w:rFonts w:ascii="Times New Roman" w:hAnsi="Times New Roman" w:cs="Times New Roman" w:hint="cs"/>
-        </w:rPr>
-        <w:t>Use Case Diagram: High-level view of system functionality via actor interactions.</w:t>
-      </w:r>
-    </w:p>
-    <w:p>
-      <w:pPr>
-        <w:spacing w:line="240" w:lineRule="auto"/>
-        <w:rPr>
-          <w:rFonts w:ascii="Times New Roman" w:hAnsi="Times New Roman" w:cs="Times New Roman"/>
-        </w:rPr>
       </w:pPr>
     </w:p>
     <w:p>
       <w:pPr>
         <w:pStyle w:val="Heading1"/>
         <w:spacing w:line="240" w:lineRule="auto"/>
-        <w:rPr>
-          <w:rFonts w:hint="cs"/>
-        </w:rPr>
-      </w:pPr>
-      <w:r>
-        <w:rPr>
-          <w:rFonts w:hint="cs"/>
-        </w:rPr>
-        <w:t>3. Procedure</w:t>
-      </w:r>
-    </w:p>
-    <w:p>
-      <w:pPr>
-        <w:spacing w:line="240" w:lineRule="auto"/>
-        <w:rPr>
-          <w:rFonts w:ascii="Times New Roman" w:hAnsi="Times New Roman" w:cs="Times New Roman" w:hint="cs"/>
-        </w:rPr>
-      </w:pPr>
-      <w:r>
-        <w:rPr>
-          <w:rFonts w:ascii="Times New Roman" w:hAnsi="Times New Roman" w:cs="Times New Roman" w:hint="cs"/>
-        </w:rPr>
-        <w:t>Select "Student Attendance System".</w:t>
-      </w:r>
-    </w:p>
-    <w:p>
-      <w:pPr>
-        <w:spacing w:line="240" w:lineRule="auto"/>
-        <w:rPr>
-          <w:rFonts w:ascii="Times New Roman" w:hAnsi="Times New Roman" w:cs="Times New Roman" w:hint="cs"/>
-        </w:rPr>
-      </w:pPr>
-      <w:r>
-        <w:rPr>
-          <w:rFonts w:ascii="Times New Roman" w:hAnsi="Times New Roman" w:cs="Times New Roman" w:hint="cs"/>
-        </w:rPr>
-        <w:t>Identify user actors (Student, Teacher, Admin).</w:t>
-      </w:r>
-    </w:p>
-    <w:p>
-      <w:pPr>
-        <w:spacing w:line="240" w:lineRule="auto"/>
-        <w:rPr>
-          <w:rFonts w:ascii="Times New Roman" w:hAnsi="Times New Roman" w:cs="Times New Roman" w:hint="cs"/>
-        </w:rPr>
-      </w:pPr>
-      <w:r>
-        <w:rPr>
-          <w:rFonts w:ascii="Times New Roman" w:hAnsi="Times New Roman" w:cs="Times New Roman" w:hint="cs"/>
-        </w:rPr>
-        <w:t>Compile FRs based on user actions.</w:t>
-      </w:r>
-    </w:p>
-    <w:p>
-      <w:pPr>
-        <w:spacing w:line="240" w:lineRule="auto"/>
-        <w:rPr>
-          <w:rFonts w:ascii="Times New Roman" w:hAnsi="Times New Roman" w:cs="Times New Roman" w:hint="cs"/>
-        </w:rPr>
-      </w:pPr>
-      <w:r>
-        <w:rPr>
-          <w:rFonts w:ascii="Times New Roman" w:hAnsi="Times New Roman" w:cs="Times New Roman" w:hint="cs"/>
-        </w:rPr>
-        <w:t>Compile NFRs for quality attributes.</w:t>
-      </w:r>
-    </w:p>
-    <w:p>
-      <w:pPr>
-        <w:spacing w:line="240" w:lineRule="auto"/>
-        <w:rPr>
-          <w:rFonts w:ascii="Times New Roman" w:hAnsi="Times New Roman" w:cs="Times New Roman" w:hint="cs"/>
-        </w:rPr>
-      </w:pPr>
-      <w:r>
-        <w:rPr>
-          <w:rFonts w:ascii="Times New Roman" w:hAnsi="Times New Roman" w:cs="Times New Roman" w:hint="cs"/>
-        </w:rPr>
-        <w:t>Organize into an SRS structure and model Use Cases.</w:t>
-      </w:r>
-    </w:p>
-    <w:p>
-      <w:pPr>
-        <w:pStyle w:val="Heading1"/>
-        <w:spacing w:line="240" w:lineRule="auto"/>
-      </w:pPr>
-    </w:p>
-    <w:p>
-      <w:pPr>
-        <w:pStyle w:val="Heading1"/>
-        <w:spacing w:line="240" w:lineRule="auto"/>
-        <w:rPr>
-          <w:rFonts w:hint="cs"/>
-        </w:rPr>
       </w:pPr>
       <w:r>
         <w:rPr>
@@ -4213,7 +5516,7 @@
             <w:pPr>
               <w:spacing w:after="0" w:line="240" w:lineRule="auto"/>
               <w:rPr>
-                <w:rFonts w:ascii="Times New Roman" w:hAnsi="Times New Roman" w:cs="Times New Roman" w:hint="cs"/>
+                <w:rFonts w:ascii="Times New Roman" w:hAnsi="Times New Roman" w:cs="Times New Roman"/>
               </w:rPr>
             </w:pPr>
             <w:r>
@@ -4245,7 +5548,7 @@
             <w:pPr>
               <w:spacing w:after="0" w:line="240" w:lineRule="auto"/>
               <w:rPr>
-                <w:rFonts w:ascii="Times New Roman" w:hAnsi="Times New Roman" w:cs="Times New Roman" w:hint="cs"/>
+                <w:rFonts w:ascii="Times New Roman" w:hAnsi="Times New Roman" w:cs="Times New Roman"/>
               </w:rPr>
             </w:pPr>
             <w:r>
@@ -4277,7 +5580,7 @@
             <w:pPr>
               <w:spacing w:after="0" w:line="240" w:lineRule="auto"/>
               <w:rPr>
-                <w:rFonts w:ascii="Times New Roman" w:hAnsi="Times New Roman" w:cs="Times New Roman" w:hint="cs"/>
+                <w:rFonts w:ascii="Times New Roman" w:hAnsi="Times New Roman" w:cs="Times New Roman"/>
               </w:rPr>
             </w:pPr>
             <w:r>
@@ -4313,7 +5616,7 @@
             <w:pPr>
               <w:spacing w:after="0" w:line="240" w:lineRule="auto"/>
               <w:rPr>
-                <w:rFonts w:ascii="Times New Roman" w:hAnsi="Times New Roman" w:cs="Times New Roman" w:hint="cs"/>
+                <w:rFonts w:ascii="Times New Roman" w:hAnsi="Times New Roman" w:cs="Times New Roman"/>
               </w:rPr>
             </w:pPr>
             <w:r>
@@ -4347,7 +5650,7 @@
             <w:pPr>
               <w:spacing w:after="0" w:line="240" w:lineRule="auto"/>
               <w:rPr>
-                <w:rFonts w:ascii="Times New Roman" w:hAnsi="Times New Roman" w:cs="Times New Roman" w:hint="cs"/>
+                <w:rFonts w:ascii="Times New Roman" w:hAnsi="Times New Roman" w:cs="Times New Roman"/>
               </w:rPr>
             </w:pPr>
             <w:r>
@@ -4379,7 +5682,7 @@
             <w:pPr>
               <w:spacing w:after="0" w:line="240" w:lineRule="auto"/>
               <w:rPr>
-                <w:rFonts w:ascii="Times New Roman" w:hAnsi="Times New Roman" w:cs="Times New Roman" w:hint="cs"/>
+                <w:rFonts w:ascii="Times New Roman" w:hAnsi="Times New Roman" w:cs="Times New Roman"/>
               </w:rPr>
             </w:pPr>
             <w:r>
@@ -4411,7 +5714,7 @@
             <w:pPr>
               <w:spacing w:after="0" w:line="240" w:lineRule="auto"/>
               <w:rPr>
-                <w:rFonts w:ascii="Times New Roman" w:hAnsi="Times New Roman" w:cs="Times New Roman" w:hint="cs"/>
+                <w:rFonts w:ascii="Times New Roman" w:hAnsi="Times New Roman" w:cs="Times New Roman"/>
               </w:rPr>
             </w:pPr>
             <w:r>
@@ -4445,7 +5748,7 @@
             <w:pPr>
               <w:spacing w:after="0" w:line="240" w:lineRule="auto"/>
               <w:rPr>
-                <w:rFonts w:ascii="Times New Roman" w:hAnsi="Times New Roman" w:cs="Times New Roman" w:hint="cs"/>
+                <w:rFonts w:ascii="Times New Roman" w:hAnsi="Times New Roman" w:cs="Times New Roman"/>
               </w:rPr>
             </w:pPr>
             <w:r>
@@ -4477,7 +5780,7 @@
             <w:pPr>
               <w:spacing w:after="0" w:line="240" w:lineRule="auto"/>
               <w:rPr>
-                <w:rFonts w:ascii="Times New Roman" w:hAnsi="Times New Roman" w:cs="Times New Roman" w:hint="cs"/>
+                <w:rFonts w:ascii="Times New Roman" w:hAnsi="Times New Roman" w:cs="Times New Roman"/>
               </w:rPr>
             </w:pPr>
             <w:r>
@@ -4509,7 +5812,7 @@
             <w:pPr>
               <w:spacing w:after="0" w:line="240" w:lineRule="auto"/>
               <w:rPr>
-                <w:rFonts w:ascii="Times New Roman" w:hAnsi="Times New Roman" w:cs="Times New Roman" w:hint="cs"/>
+                <w:rFonts w:ascii="Times New Roman" w:hAnsi="Times New Roman" w:cs="Times New Roman"/>
               </w:rPr>
             </w:pPr>
             <w:r>
@@ -4543,7 +5846,7 @@
             <w:pPr>
               <w:spacing w:after="0" w:line="240" w:lineRule="auto"/>
               <w:rPr>
-                <w:rFonts w:ascii="Times New Roman" w:hAnsi="Times New Roman" w:cs="Times New Roman" w:hint="cs"/>
+                <w:rFonts w:ascii="Times New Roman" w:hAnsi="Times New Roman" w:cs="Times New Roman"/>
               </w:rPr>
             </w:pPr>
             <w:r>
@@ -4575,7 +5878,7 @@
             <w:pPr>
               <w:spacing w:after="0" w:line="240" w:lineRule="auto"/>
               <w:rPr>
-                <w:rFonts w:ascii="Times New Roman" w:hAnsi="Times New Roman" w:cs="Times New Roman" w:hint="cs"/>
+                <w:rFonts w:ascii="Times New Roman" w:hAnsi="Times New Roman" w:cs="Times New Roman"/>
               </w:rPr>
             </w:pPr>
             <w:r>
@@ -4607,7 +5910,7 @@
             <w:pPr>
               <w:spacing w:after="0" w:line="240" w:lineRule="auto"/>
               <w:rPr>
-                <w:rFonts w:ascii="Times New Roman" w:hAnsi="Times New Roman" w:cs="Times New Roman" w:hint="cs"/>
+                <w:rFonts w:ascii="Times New Roman" w:hAnsi="Times New Roman" w:cs="Times New Roman"/>
               </w:rPr>
             </w:pPr>
             <w:r>
@@ -4641,7 +5944,7 @@
             <w:pPr>
               <w:spacing w:after="0" w:line="240" w:lineRule="auto"/>
               <w:rPr>
-                <w:rFonts w:ascii="Times New Roman" w:hAnsi="Times New Roman" w:cs="Times New Roman" w:hint="cs"/>
+                <w:rFonts w:ascii="Times New Roman" w:hAnsi="Times New Roman" w:cs="Times New Roman"/>
               </w:rPr>
             </w:pPr>
             <w:r>
@@ -4673,7 +5976,7 @@
             <w:pPr>
               <w:spacing w:after="0" w:line="240" w:lineRule="auto"/>
               <w:rPr>
-                <w:rFonts w:ascii="Times New Roman" w:hAnsi="Times New Roman" w:cs="Times New Roman" w:hint="cs"/>
+                <w:rFonts w:ascii="Times New Roman" w:hAnsi="Times New Roman" w:cs="Times New Roman"/>
               </w:rPr>
             </w:pPr>
             <w:r>
@@ -4705,7 +6008,7 @@
             <w:pPr>
               <w:spacing w:after="0" w:line="240" w:lineRule="auto"/>
               <w:rPr>
-                <w:rFonts w:ascii="Times New Roman" w:hAnsi="Times New Roman" w:cs="Times New Roman" w:hint="cs"/>
+                <w:rFonts w:ascii="Times New Roman" w:hAnsi="Times New Roman" w:cs="Times New Roman"/>
               </w:rPr>
             </w:pPr>
             <w:r>
@@ -4741,7 +6044,7 @@
             <w:pPr>
               <w:spacing w:after="0" w:line="240" w:lineRule="auto"/>
               <w:rPr>
-                <w:rFonts w:ascii="Times New Roman" w:hAnsi="Times New Roman" w:cs="Times New Roman" w:hint="cs"/>
+                <w:rFonts w:ascii="Times New Roman" w:hAnsi="Times New Roman" w:cs="Times New Roman"/>
               </w:rPr>
             </w:pPr>
             <w:r>
@@ -4775,7 +6078,7 @@
             <w:pPr>
               <w:spacing w:after="0" w:line="240" w:lineRule="auto"/>
               <w:rPr>
-                <w:rFonts w:ascii="Times New Roman" w:hAnsi="Times New Roman" w:cs="Times New Roman" w:hint="cs"/>
+                <w:rFonts w:ascii="Times New Roman" w:hAnsi="Times New Roman" w:cs="Times New Roman"/>
               </w:rPr>
             </w:pPr>
             <w:r>
@@ -4807,7 +6110,7 @@
             <w:pPr>
               <w:spacing w:after="0" w:line="240" w:lineRule="auto"/>
               <w:rPr>
-                <w:rFonts w:ascii="Times New Roman" w:hAnsi="Times New Roman" w:cs="Times New Roman" w:hint="cs"/>
+                <w:rFonts w:ascii="Times New Roman" w:hAnsi="Times New Roman" w:cs="Times New Roman"/>
               </w:rPr>
             </w:pPr>
             <w:r>
@@ -4839,7 +6142,7 @@
             <w:pPr>
               <w:spacing w:after="0" w:line="240" w:lineRule="auto"/>
               <w:rPr>
-                <w:rFonts w:ascii="Times New Roman" w:hAnsi="Times New Roman" w:cs="Times New Roman" w:hint="cs"/>
+                <w:rFonts w:ascii="Times New Roman" w:hAnsi="Times New Roman" w:cs="Times New Roman"/>
               </w:rPr>
             </w:pPr>
             <w:r>
@@ -4873,7 +6176,7 @@
             <w:pPr>
               <w:spacing w:after="0" w:line="240" w:lineRule="auto"/>
               <w:rPr>
-                <w:rFonts w:ascii="Times New Roman" w:hAnsi="Times New Roman" w:cs="Times New Roman" w:hint="cs"/>
+                <w:rFonts w:ascii="Times New Roman" w:hAnsi="Times New Roman" w:cs="Times New Roman"/>
               </w:rPr>
             </w:pPr>
             <w:r>
@@ -4905,7 +6208,7 @@
             <w:pPr>
               <w:spacing w:after="0" w:line="240" w:lineRule="auto"/>
               <w:rPr>
-                <w:rFonts w:ascii="Times New Roman" w:hAnsi="Times New Roman" w:cs="Times New Roman" w:hint="cs"/>
+                <w:rFonts w:ascii="Times New Roman" w:hAnsi="Times New Roman" w:cs="Times New Roman"/>
               </w:rPr>
             </w:pPr>
             <w:r>
@@ -4937,7 +6240,7 @@
             <w:pPr>
               <w:spacing w:after="0" w:line="240" w:lineRule="auto"/>
               <w:rPr>
-                <w:rFonts w:ascii="Times New Roman" w:hAnsi="Times New Roman" w:cs="Times New Roman" w:hint="cs"/>
+                <w:rFonts w:ascii="Times New Roman" w:hAnsi="Times New Roman" w:cs="Times New Roman"/>
               </w:rPr>
             </w:pPr>
             <w:r>
@@ -4971,7 +6274,7 @@
             <w:pPr>
               <w:spacing w:after="0" w:line="240" w:lineRule="auto"/>
               <w:rPr>
-                <w:rFonts w:ascii="Times New Roman" w:hAnsi="Times New Roman" w:cs="Times New Roman" w:hint="cs"/>
+                <w:rFonts w:ascii="Times New Roman" w:hAnsi="Times New Roman" w:cs="Times New Roman"/>
               </w:rPr>
             </w:pPr>
             <w:r>
@@ -5003,7 +6306,7 @@
             <w:pPr>
               <w:spacing w:after="0" w:line="240" w:lineRule="auto"/>
               <w:rPr>
-                <w:rFonts w:ascii="Times New Roman" w:hAnsi="Times New Roman" w:cs="Times New Roman" w:hint="cs"/>
+                <w:rFonts w:ascii="Times New Roman" w:hAnsi="Times New Roman" w:cs="Times New Roman"/>
               </w:rPr>
             </w:pPr>
             <w:r>
@@ -5035,7 +6338,7 @@
             <w:pPr>
               <w:spacing w:after="0" w:line="240" w:lineRule="auto"/>
               <w:rPr>
-                <w:rFonts w:ascii="Times New Roman" w:hAnsi="Times New Roman" w:cs="Times New Roman" w:hint="cs"/>
+                <w:rFonts w:ascii="Times New Roman" w:hAnsi="Times New Roman" w:cs="Times New Roman"/>
               </w:rPr>
             </w:pPr>
             <w:r>
@@ -5122,14 +6425,11 @@
       <w:pPr>
         <w:pStyle w:val="Heading1"/>
         <w:spacing w:line="240" w:lineRule="auto"/>
+      </w:pPr>
+      <w:r>
         <w:rPr>
           <w:rFonts w:hint="cs"/>
         </w:rPr>
-      </w:pPr>
-      <w:r>
-        <w:rPr>
-          <w:rFonts w:hint="cs"/>
-        </w:rPr>
         <w:t>5. Conclusion</w:t>
       </w:r>
     </w:p>
@@ -5137,7 +6437,7 @@
       <w:pPr>
         <w:spacing w:line="240" w:lineRule="auto"/>
         <w:rPr>
-          <w:rFonts w:ascii="Times New Roman" w:hAnsi="Times New Roman" w:cs="Times New Roman" w:hint="cs"/>
+          <w:rFonts w:ascii="Times New Roman" w:hAnsi="Times New Roman" w:cs="Times New Roman"/>
         </w:rPr>
       </w:pPr>
       <w:r>
@@ -5151,7 +6451,7 @@
       <w:pPr>
         <w:spacing w:line="240" w:lineRule="auto"/>
         <w:rPr>
-          <w:rFonts w:ascii="Times New Roman" w:hAnsi="Times New Roman" w:cs="Times New Roman" w:hint="cs"/>
+          <w:rFonts w:ascii="Times New Roman" w:hAnsi="Times New Roman" w:cs="Times New Roman"/>
         </w:rPr>
       </w:pPr>
     </w:p>
@@ -5186,15 +6486,46 @@
       <w:pPr>
         <w:pStyle w:val="Title"/>
         <w:spacing w:line="240" w:lineRule="auto"/>
+      </w:pPr>
+      <w:r>
         <w:rPr>
           <w:rFonts w:hint="cs"/>
         </w:rPr>
+        <w:t>UML System Modeling</w:t>
+      </w:r>
+    </w:p>
+    <w:p>
+      <w:pPr>
+        <w:spacing w:line="240" w:lineRule="auto"/>
+        <w:rPr>
+          <w:rFonts w:ascii="Times New Roman" w:hAnsi="Times New Roman" w:cs="Times New Roman"/>
+        </w:rPr>
+      </w:pPr>
+    </w:p>
+    <w:p>
+      <w:pPr>
+        <w:pStyle w:val="Heading1"/>
+        <w:spacing w:line="240" w:lineRule="auto"/>
       </w:pPr>
       <w:r>
         <w:rPr>
           <w:rFonts w:hint="cs"/>
         </w:rPr>
-        <w:t>UML System Modeling</w:t>
+        <w:t>1. Objective</w:t>
+      </w:r>
+    </w:p>
+    <w:p>
+      <w:pPr>
+        <w:spacing w:line="240" w:lineRule="auto"/>
+        <w:rPr>
+          <w:rFonts w:ascii="Times New Roman" w:hAnsi="Times New Roman" w:cs="Times New Roman"/>
+        </w:rPr>
+      </w:pPr>
+      <w:r>
+        <w:rPr>
+          <w:rFonts w:ascii="Times New Roman" w:hAnsi="Times New Roman" w:cs="Times New Roman" w:hint="cs"/>
+        </w:rPr>
+        <w:t>To practice UML modeling for an Online Banking System by creating Context, Use Case, Sequence, and Activity diagrams.</w:t>
       </w:r>
     </w:p>
     <w:p>
@@ -5209,29 +6540,158 @@
       <w:pPr>
         <w:pStyle w:val="Heading1"/>
         <w:spacing w:line="240" w:lineRule="auto"/>
+      </w:pPr>
+      <w:r>
         <w:rPr>
           <w:rFonts w:hint="cs"/>
         </w:rPr>
+        <w:t>2. Theory</w:t>
+      </w:r>
+    </w:p>
+    <w:p>
+      <w:pPr>
+        <w:spacing w:line="240" w:lineRule="auto"/>
+        <w:rPr>
+          <w:rFonts w:ascii="Times New Roman" w:hAnsi="Times New Roman" w:cs="Times New Roman"/>
+        </w:rPr>
+      </w:pPr>
+      <w:r>
+        <w:rPr>
+          <w:rFonts w:ascii="Times New Roman" w:hAnsi="Times New Roman" w:cs="Times New Roman" w:hint="cs"/>
+        </w:rPr>
+        <w:t>Context Diagram: High-level system boundaries and external entity interactions.</w:t>
+      </w:r>
+    </w:p>
+    <w:p>
+      <w:pPr>
+        <w:spacing w:line="240" w:lineRule="auto"/>
+        <w:rPr>
+          <w:rFonts w:ascii="Times New Roman" w:hAnsi="Times New Roman" w:cs="Times New Roman"/>
+        </w:rPr>
+      </w:pPr>
+      <w:r>
+        <w:rPr>
+          <w:rFonts w:ascii="Times New Roman" w:hAnsi="Times New Roman" w:cs="Times New Roman" w:hint="cs"/>
+        </w:rPr>
+        <w:t>Use Case Diagram: User functionality perspective mapping actors to actions.</w:t>
+      </w:r>
+    </w:p>
+    <w:p>
+      <w:pPr>
+        <w:spacing w:line="240" w:lineRule="auto"/>
+        <w:rPr>
+          <w:rFonts w:ascii="Times New Roman" w:hAnsi="Times New Roman" w:cs="Times New Roman"/>
+        </w:rPr>
+      </w:pPr>
+      <w:r>
+        <w:rPr>
+          <w:rFonts w:ascii="Times New Roman" w:hAnsi="Times New Roman" w:cs="Times New Roman" w:hint="cs"/>
+        </w:rPr>
+        <w:t>Sequence Diagram: Chronological order of object message exchanges.</w:t>
+      </w:r>
+    </w:p>
+    <w:p>
+      <w:pPr>
+        <w:spacing w:line="240" w:lineRule="auto"/>
+        <w:rPr>
+          <w:rFonts w:ascii="Times New Roman" w:hAnsi="Times New Roman" w:cs="Times New Roman"/>
+        </w:rPr>
+      </w:pPr>
+      <w:r>
+        <w:rPr>
+          <w:rFonts w:ascii="Times New Roman" w:hAnsi="Times New Roman" w:cs="Times New Roman" w:hint="cs"/>
+        </w:rPr>
+        <w:t>Activity Diagram: Control/data flow workflows between activities.</w:t>
+      </w:r>
+    </w:p>
+    <w:p>
+      <w:pPr>
+        <w:spacing w:line="240" w:lineRule="auto"/>
+        <w:rPr>
+          <w:rFonts w:ascii="Times New Roman" w:hAnsi="Times New Roman" w:cs="Times New Roman"/>
+        </w:rPr>
+      </w:pPr>
+    </w:p>
+    <w:p>
+      <w:pPr>
+        <w:pStyle w:val="Heading1"/>
+        <w:spacing w:line="240" w:lineRule="auto"/>
       </w:pPr>
       <w:r>
         <w:rPr>
           <w:rFonts w:hint="cs"/>
         </w:rPr>
-        <w:t>1. Objective</w:t>
-      </w:r>
-    </w:p>
-    <w:p>
-      <w:pPr>
-        <w:spacing w:line="240" w:lineRule="auto"/>
-        <w:rPr>
-          <w:rFonts w:ascii="Times New Roman" w:hAnsi="Times New Roman" w:cs="Times New Roman" w:hint="cs"/>
-        </w:rPr>
-      </w:pPr>
-      <w:r>
-        <w:rPr>
-          <w:rFonts w:ascii="Times New Roman" w:hAnsi="Times New Roman" w:cs="Times New Roman" w:hint="cs"/>
-        </w:rPr>
-        <w:t>To practice UML modeling for an Online Banking System by creating Context, Use Case, Sequence, and Activity diagrams.</w:t>
+        <w:t>3. Procedure</w:t>
+      </w:r>
+    </w:p>
+    <w:p>
+      <w:pPr>
+        <w:spacing w:line="240" w:lineRule="auto"/>
+        <w:rPr>
+          <w:rFonts w:ascii="Times New Roman" w:hAnsi="Times New Roman" w:cs="Times New Roman"/>
+        </w:rPr>
+      </w:pPr>
+      <w:r>
+        <w:rPr>
+          <w:rFonts w:ascii="Times New Roman" w:hAnsi="Times New Roman" w:cs="Times New Roman" w:hint="cs"/>
+        </w:rPr>
+        <w:t>Select "Online Banking System".</w:t>
+      </w:r>
+    </w:p>
+    <w:p>
+      <w:pPr>
+        <w:spacing w:line="240" w:lineRule="auto"/>
+        <w:rPr>
+          <w:rFonts w:ascii="Times New Roman" w:hAnsi="Times New Roman" w:cs="Times New Roman"/>
+        </w:rPr>
+      </w:pPr>
+      <w:r>
+        <w:rPr>
+          <w:rFonts w:ascii="Times New Roman" w:hAnsi="Times New Roman" w:cs="Times New Roman" w:hint="cs"/>
+        </w:rPr>
+        <w:t>Identify external entities for a Context Diagram.</w:t>
+      </w:r>
+    </w:p>
+    <w:p>
+      <w:pPr>
+        <w:spacing w:line="240" w:lineRule="auto"/>
+        <w:rPr>
+          <w:rFonts w:ascii="Times New Roman" w:hAnsi="Times New Roman" w:cs="Times New Roman"/>
+        </w:rPr>
+      </w:pPr>
+      <w:r>
+        <w:rPr>
+          <w:rFonts w:ascii="Times New Roman" w:hAnsi="Times New Roman" w:cs="Times New Roman" w:hint="cs"/>
+        </w:rPr>
+        <w:t>Define main actors/interactions for a Use Case Diagram.</w:t>
+      </w:r>
+    </w:p>
+    <w:p>
+      <w:pPr>
+        <w:spacing w:line="240" w:lineRule="auto"/>
+        <w:rPr>
+          <w:rFonts w:ascii="Times New Roman" w:hAnsi="Times New Roman" w:cs="Times New Roman"/>
+        </w:rPr>
+      </w:pPr>
+      <w:r>
+        <w:rPr>
+          <w:rFonts w:ascii="Times New Roman" w:hAnsi="Times New Roman" w:cs="Times New Roman" w:hint="cs"/>
+        </w:rPr>
+        <w:t>Detail "Transfer Funds" via Sequence Diagram.</w:t>
+      </w:r>
+    </w:p>
+    <w:p>
+      <w:pPr>
+        <w:spacing w:line="240" w:lineRule="auto"/>
+        <w:rPr>
+          <w:rFonts w:ascii="Times New Roman" w:hAnsi="Times New Roman" w:cs="Times New Roman"/>
+        </w:rPr>
+      </w:pPr>
+      <w:r>
+        <w:rPr>
+          <w:rFonts w:ascii="Times New Roman" w:hAnsi="Times New Roman" w:cs="Times New Roman" w:hint="cs"/>
+        </w:rPr>
+        <w:t>Model "Withdraw Cash" via Activity Diagram.</w:t>
       </w:r>
     </w:p>
     <w:p>
@@ -5246,181 +6706,6 @@
       <w:pPr>
         <w:pStyle w:val="Heading1"/>
         <w:spacing w:line="240" w:lineRule="auto"/>
-        <w:rPr>
-          <w:rFonts w:hint="cs"/>
-        </w:rPr>
-      </w:pPr>
-      <w:r>
-        <w:rPr>
-          <w:rFonts w:hint="cs"/>
-        </w:rPr>
-        <w:t>2. Theory</w:t>
-      </w:r>
-    </w:p>
-    <w:p>
-      <w:pPr>
-        <w:spacing w:line="240" w:lineRule="auto"/>
-        <w:rPr>
-          <w:rFonts w:ascii="Times New Roman" w:hAnsi="Times New Roman" w:cs="Times New Roman" w:hint="cs"/>
-        </w:rPr>
-      </w:pPr>
-      <w:r>
-        <w:rPr>
-          <w:rFonts w:ascii="Times New Roman" w:hAnsi="Times New Roman" w:cs="Times New Roman" w:hint="cs"/>
-        </w:rPr>
-        <w:t>Context Diagram: High-level system boundaries and external entity interactions.</w:t>
-      </w:r>
-    </w:p>
-    <w:p>
-      <w:pPr>
-        <w:spacing w:line="240" w:lineRule="auto"/>
-        <w:rPr>
-          <w:rFonts w:ascii="Times New Roman" w:hAnsi="Times New Roman" w:cs="Times New Roman" w:hint="cs"/>
-        </w:rPr>
-      </w:pPr>
-      <w:r>
-        <w:rPr>
-          <w:rFonts w:ascii="Times New Roman" w:hAnsi="Times New Roman" w:cs="Times New Roman" w:hint="cs"/>
-        </w:rPr>
-        <w:t>Use Case Diagram: User functionality perspective mapping actors to actions.</w:t>
-      </w:r>
-    </w:p>
-    <w:p>
-      <w:pPr>
-        <w:spacing w:line="240" w:lineRule="auto"/>
-        <w:rPr>
-          <w:rFonts w:ascii="Times New Roman" w:hAnsi="Times New Roman" w:cs="Times New Roman" w:hint="cs"/>
-        </w:rPr>
-      </w:pPr>
-      <w:r>
-        <w:rPr>
-          <w:rFonts w:ascii="Times New Roman" w:hAnsi="Times New Roman" w:cs="Times New Roman" w:hint="cs"/>
-        </w:rPr>
-        <w:t>Sequence Diagram: Chronological order of object message exchanges.</w:t>
-      </w:r>
-    </w:p>
-    <w:p>
-      <w:pPr>
-        <w:spacing w:line="240" w:lineRule="auto"/>
-        <w:rPr>
-          <w:rFonts w:ascii="Times New Roman" w:hAnsi="Times New Roman" w:cs="Times New Roman" w:hint="cs"/>
-        </w:rPr>
-      </w:pPr>
-      <w:r>
-        <w:rPr>
-          <w:rFonts w:ascii="Times New Roman" w:hAnsi="Times New Roman" w:cs="Times New Roman" w:hint="cs"/>
-        </w:rPr>
-        <w:t>Activity Diagram: Control/data flow workflows between activities.</w:t>
-      </w:r>
-    </w:p>
-    <w:p>
-      <w:pPr>
-        <w:spacing w:line="240" w:lineRule="auto"/>
-        <w:rPr>
-          <w:rFonts w:ascii="Times New Roman" w:hAnsi="Times New Roman" w:cs="Times New Roman"/>
-        </w:rPr>
-      </w:pPr>
-    </w:p>
-    <w:p>
-      <w:pPr>
-        <w:pStyle w:val="Heading1"/>
-        <w:spacing w:line="240" w:lineRule="auto"/>
-        <w:rPr>
-          <w:rFonts w:hint="cs"/>
-        </w:rPr>
-      </w:pPr>
-      <w:r>
-        <w:rPr>
-          <w:rFonts w:hint="cs"/>
-        </w:rPr>
-        <w:t>3. Procedure</w:t>
-      </w:r>
-    </w:p>
-    <w:p>
-      <w:pPr>
-        <w:spacing w:line="240" w:lineRule="auto"/>
-        <w:rPr>
-          <w:rFonts w:ascii="Times New Roman" w:hAnsi="Times New Roman" w:cs="Times New Roman" w:hint="cs"/>
-        </w:rPr>
-      </w:pPr>
-      <w:r>
-        <w:rPr>
-          <w:rFonts w:ascii="Times New Roman" w:hAnsi="Times New Roman" w:cs="Times New Roman" w:hint="cs"/>
-        </w:rPr>
-        <w:t>Select "Online Banking System".</w:t>
-      </w:r>
-    </w:p>
-    <w:p>
-      <w:pPr>
-        <w:spacing w:line="240" w:lineRule="auto"/>
-        <w:rPr>
-          <w:rFonts w:ascii="Times New Roman" w:hAnsi="Times New Roman" w:cs="Times New Roman" w:hint="cs"/>
-        </w:rPr>
-      </w:pPr>
-      <w:r>
-        <w:rPr>
-          <w:rFonts w:ascii="Times New Roman" w:hAnsi="Times New Roman" w:cs="Times New Roman" w:hint="cs"/>
-        </w:rPr>
-        <w:t>Identify external entities for a Context Diagram.</w:t>
-      </w:r>
-    </w:p>
-    <w:p>
-      <w:pPr>
-        <w:spacing w:line="240" w:lineRule="auto"/>
-        <w:rPr>
-          <w:rFonts w:ascii="Times New Roman" w:hAnsi="Times New Roman" w:cs="Times New Roman" w:hint="cs"/>
-        </w:rPr>
-      </w:pPr>
-      <w:r>
-        <w:rPr>
-          <w:rFonts w:ascii="Times New Roman" w:hAnsi="Times New Roman" w:cs="Times New Roman" w:hint="cs"/>
-        </w:rPr>
-        <w:t>Define main actors/interactions for a Use Case Diagram.</w:t>
-      </w:r>
-    </w:p>
-    <w:p>
-      <w:pPr>
-        <w:spacing w:line="240" w:lineRule="auto"/>
-        <w:rPr>
-          <w:rFonts w:ascii="Times New Roman" w:hAnsi="Times New Roman" w:cs="Times New Roman" w:hint="cs"/>
-        </w:rPr>
-      </w:pPr>
-      <w:r>
-        <w:rPr>
-          <w:rFonts w:ascii="Times New Roman" w:hAnsi="Times New Roman" w:cs="Times New Roman" w:hint="cs"/>
-        </w:rPr>
-        <w:t>Detail "Transfer Funds" via Sequence Diagram.</w:t>
-      </w:r>
-    </w:p>
-    <w:p>
-      <w:pPr>
-        <w:spacing w:line="240" w:lineRule="auto"/>
-        <w:rPr>
-          <w:rFonts w:ascii="Times New Roman" w:hAnsi="Times New Roman" w:cs="Times New Roman" w:hint="cs"/>
-        </w:rPr>
-      </w:pPr>
-      <w:r>
-        <w:rPr>
-          <w:rFonts w:ascii="Times New Roman" w:hAnsi="Times New Roman" w:cs="Times New Roman" w:hint="cs"/>
-        </w:rPr>
-        <w:t>Model "Withdraw Cash" via Activity Diagram.</w:t>
-      </w:r>
-    </w:p>
-    <w:p>
-      <w:pPr>
-        <w:spacing w:line="240" w:lineRule="auto"/>
-        <w:rPr>
-          <w:rFonts w:ascii="Times New Roman" w:hAnsi="Times New Roman" w:cs="Times New Roman"/>
-        </w:rPr>
-      </w:pPr>
-    </w:p>
-    <w:p>
-      <w:pPr>
-        <w:pStyle w:val="Heading1"/>
-        <w:spacing w:line="240" w:lineRule="auto"/>
-        <w:rPr>
-          <w:rFonts w:hint="cs"/>
-        </w:rPr>
       </w:pPr>
       <w:r>
         <w:rPr>
@@ -5512,7 +6797,7 @@
         <w:spacing w:line="240" w:lineRule="auto"/>
         <w:jc w:val="center"/>
         <w:rPr>
-          <w:rFonts w:ascii="Times New Roman" w:hAnsi="Times New Roman" w:cs="Times New Roman" w:hint="cs"/>
+          <w:rFonts w:ascii="Times New Roman" w:hAnsi="Times New Roman" w:cs="Times New Roman"/>
         </w:rPr>
       </w:pPr>
     </w:p>
@@ -5543,7 +6828,7 @@
         <w:spacing w:line="240" w:lineRule="auto"/>
         <w:jc w:val="center"/>
         <w:rPr>
-          <w:rFonts w:ascii="Times New Roman" w:hAnsi="Times New Roman" w:cs="Times New Roman" w:hint="cs"/>
+          <w:rFonts w:ascii="Times New Roman" w:hAnsi="Times New Roman" w:cs="Times New Roman"/>
         </w:rPr>
       </w:pPr>
       <w:r>
@@ -5622,7 +6907,7 @@
         <w:spacing w:line="240" w:lineRule="auto"/>
         <w:jc w:val="center"/>
         <w:rPr>
-          <w:rFonts w:ascii="Times New Roman" w:hAnsi="Times New Roman" w:cs="Times New Roman" w:hint="cs"/>
+          <w:rFonts w:ascii="Times New Roman" w:hAnsi="Times New Roman" w:cs="Times New Roman"/>
         </w:rPr>
       </w:pPr>
       <w:r>
@@ -5708,7 +6993,7 @@
         <w:spacing w:line="240" w:lineRule="auto"/>
         <w:jc w:val="center"/>
         <w:rPr>
-          <w:rFonts w:ascii="Times New Roman" w:hAnsi="Times New Roman" w:cs="Times New Roman" w:hint="cs"/>
+          <w:rFonts w:ascii="Times New Roman" w:hAnsi="Times New Roman" w:cs="Times New Roman"/>
         </w:rPr>
       </w:pPr>
       <w:r>
@@ -5765,14 +7050,11 @@
       <w:pPr>
         <w:pStyle w:val="Heading1"/>
         <w:spacing w:line="240" w:lineRule="auto"/>
+      </w:pPr>
+      <w:r>
         <w:rPr>
           <w:rFonts w:hint="cs"/>
         </w:rPr>
-      </w:pPr>
-      <w:r>
-        <w:rPr>
-          <w:rFonts w:hint="cs"/>
-        </w:rPr>
         <w:t>5. Conclusion</w:t>
       </w:r>
     </w:p>
@@ -5780,7 +7062,7 @@
       <w:pPr>
         <w:spacing w:line="240" w:lineRule="auto"/>
         <w:rPr>
-          <w:rFonts w:ascii="Times New Roman" w:hAnsi="Times New Roman" w:cs="Times New Roman" w:hint="cs"/>
+          <w:rFonts w:ascii="Times New Roman" w:hAnsi="Times New Roman" w:cs="Times New Roman"/>
         </w:rPr>
       </w:pPr>
       <w:r>
@@ -5833,29 +7115,88 @@
       <w:pPr>
         <w:pStyle w:val="Heading1"/>
         <w:spacing w:line="240" w:lineRule="auto"/>
+      </w:pPr>
+      <w:r>
         <w:rPr>
           <w:rFonts w:hint="cs"/>
         </w:rPr>
+        <w:t>1. Objective</w:t>
+      </w:r>
+    </w:p>
+    <w:p>
+      <w:pPr>
+        <w:spacing w:line="240" w:lineRule="auto"/>
+        <w:rPr>
+          <w:rFonts w:ascii="Times New Roman" w:hAnsi="Times New Roman" w:cs="Times New Roman"/>
+        </w:rPr>
+      </w:pPr>
+      <w:r>
+        <w:rPr>
+          <w:rFonts w:ascii="Times New Roman" w:hAnsi="Times New Roman" w:cs="Times New Roman" w:hint="cs"/>
+        </w:rPr>
+        <w:t>To explore software architectural patterns by designing the structure of an E-commerce Website.</w:t>
+      </w:r>
+    </w:p>
+    <w:p>
+      <w:pPr>
+        <w:spacing w:line="240" w:lineRule="auto"/>
+        <w:rPr>
+          <w:rFonts w:ascii="Times New Roman" w:hAnsi="Times New Roman" w:cs="Times New Roman"/>
+        </w:rPr>
+      </w:pPr>
+    </w:p>
+    <w:p>
+      <w:pPr>
+        <w:pStyle w:val="Heading1"/>
+        <w:spacing w:line="240" w:lineRule="auto"/>
       </w:pPr>
       <w:r>
         <w:rPr>
           <w:rFonts w:hint="cs"/>
         </w:rPr>
-        <w:t>1. Objective</w:t>
-      </w:r>
-    </w:p>
-    <w:p>
-      <w:pPr>
-        <w:spacing w:line="240" w:lineRule="auto"/>
-        <w:rPr>
-          <w:rFonts w:ascii="Times New Roman" w:hAnsi="Times New Roman" w:cs="Times New Roman" w:hint="cs"/>
-        </w:rPr>
-      </w:pPr>
-      <w:r>
-        <w:rPr>
-          <w:rFonts w:ascii="Times New Roman" w:hAnsi="Times New Roman" w:cs="Times New Roman" w:hint="cs"/>
-        </w:rPr>
-        <w:t>To explore software architectural patterns by designing the structure of an E-commerce Website.</w:t>
+        <w:t>2. Theory</w:t>
+      </w:r>
+    </w:p>
+    <w:p>
+      <w:pPr>
+        <w:spacing w:after="0" w:line="240" w:lineRule="auto"/>
+        <w:rPr>
+          <w:rFonts w:ascii="Times New Roman" w:hAnsi="Times New Roman" w:cs="Times New Roman"/>
+        </w:rPr>
+      </w:pPr>
+      <w:r>
+        <w:rPr>
+          <w:rFonts w:ascii="Times New Roman" w:hAnsi="Times New Roman" w:cs="Times New Roman" w:hint="cs"/>
+        </w:rPr>
+        <w:t>Layered Architecture: Separates concerns into UI, Business Logic, Data Access, and Data layers.</w:t>
+      </w:r>
+    </w:p>
+    <w:p>
+      <w:pPr>
+        <w:spacing w:after="0" w:line="240" w:lineRule="auto"/>
+        <w:rPr>
+          <w:rFonts w:ascii="Times New Roman" w:hAnsi="Times New Roman" w:cs="Times New Roman"/>
+        </w:rPr>
+      </w:pPr>
+      <w:r>
+        <w:rPr>
+          <w:rFonts w:ascii="Times New Roman" w:hAnsi="Times New Roman" w:cs="Times New Roman" w:hint="cs"/>
+        </w:rPr>
+        <w:t>Client-Server: Splits system into requestors (browsers) and processors (servers).</w:t>
+      </w:r>
+    </w:p>
+    <w:p>
+      <w:pPr>
+        <w:spacing w:after="0" w:line="240" w:lineRule="auto"/>
+        <w:rPr>
+          <w:rFonts w:ascii="Times New Roman" w:hAnsi="Times New Roman" w:cs="Times New Roman"/>
+        </w:rPr>
+      </w:pPr>
+      <w:r>
+        <w:rPr>
+          <w:rFonts w:ascii="Times New Roman" w:hAnsi="Times New Roman" w:cs="Times New Roman" w:hint="cs"/>
+        </w:rPr>
+        <w:t>MVC Pattern: Divides application into Model (data), View (UI), and Controller (input handling).</w:t>
       </w:r>
     </w:p>
     <w:p>
@@ -5870,57 +7211,68 @@
       <w:pPr>
         <w:pStyle w:val="Heading1"/>
         <w:spacing w:line="240" w:lineRule="auto"/>
+      </w:pPr>
+      <w:r>
         <w:rPr>
           <w:rFonts w:hint="cs"/>
         </w:rPr>
-      </w:pPr>
-      <w:r>
-        <w:rPr>
-          <w:rFonts w:hint="cs"/>
-        </w:rPr>
-        <w:t>2. Theory</w:t>
+        <w:t>3. Procedure</w:t>
       </w:r>
     </w:p>
     <w:p>
       <w:pPr>
         <w:spacing w:after="0" w:line="240" w:lineRule="auto"/>
         <w:rPr>
-          <w:rFonts w:ascii="Times New Roman" w:hAnsi="Times New Roman" w:cs="Times New Roman" w:hint="cs"/>
-        </w:rPr>
-      </w:pPr>
-      <w:r>
-        <w:rPr>
-          <w:rFonts w:ascii="Times New Roman" w:hAnsi="Times New Roman" w:cs="Times New Roman" w:hint="cs"/>
-        </w:rPr>
-        <w:t>Layered Architecture: Separates concerns into UI, Business Logic, Data Access, and Data layers.</w:t>
+          <w:rFonts w:ascii="Times New Roman" w:hAnsi="Times New Roman" w:cs="Times New Roman"/>
+        </w:rPr>
+      </w:pPr>
+      <w:r>
+        <w:rPr>
+          <w:rFonts w:ascii="Times New Roman" w:hAnsi="Times New Roman" w:cs="Times New Roman" w:hint="cs"/>
+        </w:rPr>
+        <w:t>Select "E-commerce Website".</w:t>
       </w:r>
     </w:p>
     <w:p>
       <w:pPr>
         <w:spacing w:after="0" w:line="240" w:lineRule="auto"/>
         <w:rPr>
-          <w:rFonts w:ascii="Times New Roman" w:hAnsi="Times New Roman" w:cs="Times New Roman" w:hint="cs"/>
-        </w:rPr>
-      </w:pPr>
-      <w:r>
-        <w:rPr>
-          <w:rFonts w:ascii="Times New Roman" w:hAnsi="Times New Roman" w:cs="Times New Roman" w:hint="cs"/>
-        </w:rPr>
-        <w:t>Client-Server: Splits system into requestors (browsers) and processors (servers).</w:t>
+          <w:rFonts w:ascii="Times New Roman" w:hAnsi="Times New Roman" w:cs="Times New Roman"/>
+        </w:rPr>
+      </w:pPr>
+      <w:r>
+        <w:rPr>
+          <w:rFonts w:ascii="Times New Roman" w:hAnsi="Times New Roman" w:cs="Times New Roman" w:hint="cs"/>
+        </w:rPr>
+        <w:t>Conceptualize structure using Layered Architecture.</w:t>
       </w:r>
     </w:p>
     <w:p>
       <w:pPr>
         <w:spacing w:after="0" w:line="240" w:lineRule="auto"/>
         <w:rPr>
-          <w:rFonts w:ascii="Times New Roman" w:hAnsi="Times New Roman" w:cs="Times New Roman" w:hint="cs"/>
-        </w:rPr>
-      </w:pPr>
-      <w:r>
-        <w:rPr>
-          <w:rFonts w:ascii="Times New Roman" w:hAnsi="Times New Roman" w:cs="Times New Roman" w:hint="cs"/>
-        </w:rPr>
-        <w:t>MVC Pattern: Divides application into Model (data), View (UI), and Controller (input handling).</w:t>
+          <w:rFonts w:ascii="Times New Roman" w:hAnsi="Times New Roman" w:cs="Times New Roman"/>
+        </w:rPr>
+      </w:pPr>
+      <w:r>
+        <w:rPr>
+          <w:rFonts w:ascii="Times New Roman" w:hAnsi="Times New Roman" w:cs="Times New Roman" w:hint="cs"/>
+        </w:rPr>
+        <w:t>Model interaction via Client-Server logic.</w:t>
+      </w:r>
+    </w:p>
+    <w:p>
+      <w:pPr>
+        <w:spacing w:after="0" w:line="240" w:lineRule="auto"/>
+        <w:rPr>
+          <w:rFonts w:ascii="Times New Roman" w:hAnsi="Times New Roman" w:cs="Times New Roman"/>
+        </w:rPr>
+      </w:pPr>
+      <w:r>
+        <w:rPr>
+          <w:rFonts w:ascii="Times New Roman" w:hAnsi="Times New Roman" w:cs="Times New Roman" w:hint="cs"/>
+        </w:rPr>
+        <w:t>Apply the MVC design pattern for code structure.</w:t>
       </w:r>
     </w:p>
     <w:p>
@@ -5935,88 +7287,6 @@
       <w:pPr>
         <w:pStyle w:val="Heading1"/>
         <w:spacing w:line="240" w:lineRule="auto"/>
-        <w:rPr>
-          <w:rFonts w:hint="cs"/>
-        </w:rPr>
-      </w:pPr>
-      <w:r>
-        <w:rPr>
-          <w:rFonts w:hint="cs"/>
-        </w:rPr>
-        <w:t>3. Procedure</w:t>
-      </w:r>
-    </w:p>
-    <w:p>
-      <w:pPr>
-        <w:spacing w:after="0" w:line="240" w:lineRule="auto"/>
-        <w:rPr>
-          <w:rFonts w:ascii="Times New Roman" w:hAnsi="Times New Roman" w:cs="Times New Roman" w:hint="cs"/>
-        </w:rPr>
-      </w:pPr>
-      <w:r>
-        <w:rPr>
-          <w:rFonts w:ascii="Times New Roman" w:hAnsi="Times New Roman" w:cs="Times New Roman" w:hint="cs"/>
-        </w:rPr>
-        <w:t>Select "E-commerce Website".</w:t>
-      </w:r>
-    </w:p>
-    <w:p>
-      <w:pPr>
-        <w:spacing w:after="0" w:line="240" w:lineRule="auto"/>
-        <w:rPr>
-          <w:rFonts w:ascii="Times New Roman" w:hAnsi="Times New Roman" w:cs="Times New Roman" w:hint="cs"/>
-        </w:rPr>
-      </w:pPr>
-      <w:r>
-        <w:rPr>
-          <w:rFonts w:ascii="Times New Roman" w:hAnsi="Times New Roman" w:cs="Times New Roman" w:hint="cs"/>
-        </w:rPr>
-        <w:t>Conceptualize structure using Layered Architecture.</w:t>
-      </w:r>
-    </w:p>
-    <w:p>
-      <w:pPr>
-        <w:spacing w:after="0" w:line="240" w:lineRule="auto"/>
-        <w:rPr>
-          <w:rFonts w:ascii="Times New Roman" w:hAnsi="Times New Roman" w:cs="Times New Roman" w:hint="cs"/>
-        </w:rPr>
-      </w:pPr>
-      <w:r>
-        <w:rPr>
-          <w:rFonts w:ascii="Times New Roman" w:hAnsi="Times New Roman" w:cs="Times New Roman" w:hint="cs"/>
-        </w:rPr>
-        <w:t>Model interaction via Client-Server logic.</w:t>
-      </w:r>
-    </w:p>
-    <w:p>
-      <w:pPr>
-        <w:spacing w:after="0" w:line="240" w:lineRule="auto"/>
-        <w:rPr>
-          <w:rFonts w:ascii="Times New Roman" w:hAnsi="Times New Roman" w:cs="Times New Roman" w:hint="cs"/>
-        </w:rPr>
-      </w:pPr>
-      <w:r>
-        <w:rPr>
-          <w:rFonts w:ascii="Times New Roman" w:hAnsi="Times New Roman" w:cs="Times New Roman" w:hint="cs"/>
-        </w:rPr>
-        <w:t>Apply the MVC design pattern for code structure.</w:t>
-      </w:r>
-    </w:p>
-    <w:p>
-      <w:pPr>
-        <w:spacing w:line="240" w:lineRule="auto"/>
-        <w:rPr>
-          <w:rFonts w:ascii="Times New Roman" w:hAnsi="Times New Roman" w:cs="Times New Roman"/>
-        </w:rPr>
-      </w:pPr>
-    </w:p>
-    <w:p>
-      <w:pPr>
-        <w:pStyle w:val="Heading1"/>
-        <w:spacing w:line="240" w:lineRule="auto"/>
-        <w:rPr>
-          <w:rFonts w:hint="cs"/>
-        </w:rPr>
       </w:pPr>
       <w:r>
         <w:rPr>
@@ -6090,7 +7360,7 @@
       <w:pPr>
         <w:spacing w:line="240" w:lineRule="auto"/>
         <w:rPr>
-          <w:rFonts w:ascii="Times New Roman" w:hAnsi="Times New Roman" w:cs="Times New Roman" w:hint="cs"/>
+          <w:rFonts w:ascii="Times New Roman" w:hAnsi="Times New Roman" w:cs="Times New Roman"/>
         </w:rPr>
       </w:pPr>
       <w:r>
@@ -6163,15 +7433,15 @@
       <w:pPr>
         <w:spacing w:line="240" w:lineRule="auto"/>
         <w:rPr>
-          <w:rFonts w:ascii="Times New Roman" w:hAnsi="Times New Roman" w:cs="Times New Roman" w:hint="cs"/>
-        </w:rPr>
-      </w:pPr>
-    </w:p>
-    <w:p>
-      <w:pPr>
-        <w:spacing w:line="240" w:lineRule="auto"/>
-        <w:rPr>
-          <w:rFonts w:ascii="Times New Roman" w:hAnsi="Times New Roman" w:cs="Times New Roman" w:hint="cs"/>
+          <w:rFonts w:ascii="Times New Roman" w:hAnsi="Times New Roman" w:cs="Times New Roman"/>
+        </w:rPr>
+      </w:pPr>
+    </w:p>
+    <w:p>
+      <w:pPr>
+        <w:spacing w:line="240" w:lineRule="auto"/>
+        <w:rPr>
+          <w:rFonts w:ascii="Times New Roman" w:hAnsi="Times New Roman" w:cs="Times New Roman"/>
         </w:rPr>
       </w:pPr>
       <w:r>
@@ -6249,9 +7519,6 @@
       <w:pPr>
         <w:pStyle w:val="Heading1"/>
         <w:spacing w:line="240" w:lineRule="auto"/>
-        <w:rPr>
-          <w:rFonts w:hint="cs"/>
-        </w:rPr>
       </w:pPr>
       <w:r>
         <w:rPr>
@@ -6291,15 +7558,46 @@
       <w:pPr>
         <w:pStyle w:val="Title"/>
         <w:spacing w:line="240" w:lineRule="auto"/>
+      </w:pPr>
+      <w:r>
         <w:rPr>
           <w:rFonts w:hint="cs"/>
         </w:rPr>
+        <w:t>Object-Oriented Design using UML</w:t>
+      </w:r>
+    </w:p>
+    <w:p>
+      <w:pPr>
+        <w:spacing w:line="240" w:lineRule="auto"/>
+        <w:rPr>
+          <w:rFonts w:ascii="Times New Roman" w:hAnsi="Times New Roman" w:cs="Times New Roman"/>
+        </w:rPr>
+      </w:pPr>
+    </w:p>
+    <w:p>
+      <w:pPr>
+        <w:pStyle w:val="Heading1"/>
+        <w:spacing w:line="240" w:lineRule="auto"/>
       </w:pPr>
       <w:r>
         <w:rPr>
           <w:rFonts w:hint="cs"/>
         </w:rPr>
-        <w:t>Object-Oriented Design using UML</w:t>
+        <w:t>1. Objective</w:t>
+      </w:r>
+    </w:p>
+    <w:p>
+      <w:pPr>
+        <w:spacing w:line="240" w:lineRule="auto"/>
+        <w:rPr>
+          <w:rFonts w:ascii="Times New Roman" w:hAnsi="Times New Roman" w:cs="Times New Roman"/>
+        </w:rPr>
+      </w:pPr>
+      <w:r>
+        <w:rPr>
+          <w:rFonts w:ascii="Times New Roman" w:hAnsi="Times New Roman" w:cs="Times New Roman" w:hint="cs"/>
+        </w:rPr>
+        <w:t>To apply Object-Oriented Design (OOD) principles to a Hospital Management System.</w:t>
       </w:r>
     </w:p>
     <w:p>
@@ -6314,29 +7612,130 @@
       <w:pPr>
         <w:pStyle w:val="Heading1"/>
         <w:spacing w:line="240" w:lineRule="auto"/>
+      </w:pPr>
+      <w:r>
         <w:rPr>
           <w:rFonts w:hint="cs"/>
         </w:rPr>
+        <w:t>2. Theory</w:t>
+      </w:r>
+    </w:p>
+    <w:p>
+      <w:pPr>
+        <w:spacing w:line="240" w:lineRule="auto"/>
+        <w:rPr>
+          <w:rFonts w:ascii="Times New Roman" w:hAnsi="Times New Roman" w:cs="Times New Roman"/>
+        </w:rPr>
+      </w:pPr>
+      <w:r>
+        <w:rPr>
+          <w:rFonts w:ascii="Times New Roman" w:hAnsi="Times New Roman" w:cs="Times New Roman" w:hint="cs"/>
+        </w:rPr>
+        <w:t>OOD: System design via objects, emphasizing encapsulation, inheritance, and modularity.</w:t>
+      </w:r>
+    </w:p>
+    <w:p>
+      <w:pPr>
+        <w:spacing w:line="240" w:lineRule="auto"/>
+        <w:rPr>
+          <w:rFonts w:ascii="Times New Roman" w:hAnsi="Times New Roman" w:cs="Times New Roman"/>
+        </w:rPr>
+      </w:pPr>
+      <w:r>
+        <w:rPr>
+          <w:rFonts w:ascii="Times New Roman" w:hAnsi="Times New Roman" w:cs="Times New Roman" w:hint="cs"/>
+        </w:rPr>
+        <w:t>Class Diagram: Blueprint showing class structure, attributes, methods, and associations.</w:t>
+      </w:r>
+    </w:p>
+    <w:p>
+      <w:pPr>
+        <w:spacing w:line="240" w:lineRule="auto"/>
+        <w:rPr>
+          <w:rFonts w:ascii="Times New Roman" w:hAnsi="Times New Roman" w:cs="Times New Roman"/>
+        </w:rPr>
+      </w:pPr>
+      <w:r>
+        <w:rPr>
+          <w:rFonts w:ascii="Times New Roman" w:hAnsi="Times New Roman" w:cs="Times New Roman" w:hint="cs"/>
+        </w:rPr>
+        <w:t>Object Diagram: A real-time snapshot of instantiated objects.</w:t>
+      </w:r>
+    </w:p>
+    <w:p>
+      <w:pPr>
+        <w:spacing w:line="240" w:lineRule="auto"/>
+        <w:rPr>
+          <w:rFonts w:ascii="Times New Roman" w:hAnsi="Times New Roman" w:cs="Times New Roman"/>
+        </w:rPr>
+      </w:pPr>
+    </w:p>
+    <w:p>
+      <w:pPr>
+        <w:pStyle w:val="Heading1"/>
+        <w:spacing w:line="240" w:lineRule="auto"/>
       </w:pPr>
       <w:r>
         <w:rPr>
           <w:rFonts w:hint="cs"/>
         </w:rPr>
-        <w:t>1. Objective</w:t>
-      </w:r>
-    </w:p>
-    <w:p>
-      <w:pPr>
-        <w:spacing w:line="240" w:lineRule="auto"/>
-        <w:rPr>
-          <w:rFonts w:ascii="Times New Roman" w:hAnsi="Times New Roman" w:cs="Times New Roman" w:hint="cs"/>
-        </w:rPr>
-      </w:pPr>
-      <w:r>
-        <w:rPr>
-          <w:rFonts w:ascii="Times New Roman" w:hAnsi="Times New Roman" w:cs="Times New Roman" w:hint="cs"/>
-        </w:rPr>
-        <w:t>To apply Object-Oriented Design (OOD) principles to a Hospital Management System.</w:t>
+        <w:t>3. Procedure</w:t>
+      </w:r>
+    </w:p>
+    <w:p>
+      <w:pPr>
+        <w:spacing w:line="240" w:lineRule="auto"/>
+        <w:rPr>
+          <w:rFonts w:ascii="Times New Roman" w:hAnsi="Times New Roman" w:cs="Times New Roman"/>
+        </w:rPr>
+      </w:pPr>
+      <w:r>
+        <w:rPr>
+          <w:rFonts w:ascii="Times New Roman" w:hAnsi="Times New Roman" w:cs="Times New Roman" w:hint="cs"/>
+        </w:rPr>
+        <w:t>Identify key classes (Patient, Doctor, Hospital, Registration).</w:t>
+      </w:r>
+    </w:p>
+    <w:p>
+      <w:pPr>
+        <w:spacing w:line="240" w:lineRule="auto"/>
+        <w:rPr>
+          <w:rFonts w:ascii="Times New Roman" w:hAnsi="Times New Roman" w:cs="Times New Roman"/>
+        </w:rPr>
+      </w:pPr>
+      <w:r>
+        <w:rPr>
+          <w:rFonts w:ascii="Times New Roman" w:hAnsi="Times New Roman" w:cs="Times New Roman" w:hint="cs"/>
+        </w:rPr>
+        <w:t>Define attributes and methods.</w:t>
+      </w:r>
+    </w:p>
+    <w:p>
+      <w:pPr>
+        <w:spacing w:line="240" w:lineRule="auto"/>
+        <w:rPr>
+          <w:rFonts w:ascii="Times New Roman" w:hAnsi="Times New Roman" w:cs="Times New Roman"/>
+        </w:rPr>
+      </w:pPr>
+      <w:r>
+        <w:rPr>
+          <w:rFonts w:ascii="Times New Roman" w:hAnsi="Times New Roman" w:cs="Times New Roman" w:hint="cs"/>
+        </w:rPr>
+        <w:t>Establish relationships (Association, Composition).</w:t>
+      </w:r>
+    </w:p>
+    <w:p>
+      <w:pPr>
+        <w:spacing w:line="240" w:lineRule="auto"/>
+        <w:rPr>
+          <w:rFonts w:ascii="Times New Roman" w:hAnsi="Times New Roman" w:cs="Times New Roman"/>
+        </w:rPr>
+      </w:pPr>
+      <w:r>
+        <w:rPr>
+          <w:rFonts w:ascii="Times New Roman" w:hAnsi="Times New Roman" w:cs="Times New Roman" w:hint="cs"/>
+        </w:rPr>
+        <w:t>Implement a "Patient Registration" module in Python.</w:t>
       </w:r>
     </w:p>
     <w:p>
@@ -6351,162 +7750,18 @@
       <w:pPr>
         <w:pStyle w:val="Heading1"/>
         <w:spacing w:line="240" w:lineRule="auto"/>
+      </w:pPr>
+      <w:r>
         <w:rPr>
           <w:rFonts w:hint="cs"/>
         </w:rPr>
-      </w:pPr>
-      <w:r>
-        <w:rPr>
-          <w:rFonts w:hint="cs"/>
-        </w:rPr>
-        <w:t>2. Theory</w:t>
-      </w:r>
-    </w:p>
-    <w:p>
-      <w:pPr>
-        <w:spacing w:line="240" w:lineRule="auto"/>
-        <w:rPr>
-          <w:rFonts w:ascii="Times New Roman" w:hAnsi="Times New Roman" w:cs="Times New Roman" w:hint="cs"/>
-        </w:rPr>
-      </w:pPr>
-      <w:r>
-        <w:rPr>
-          <w:rFonts w:ascii="Times New Roman" w:hAnsi="Times New Roman" w:cs="Times New Roman" w:hint="cs"/>
-        </w:rPr>
-        <w:t>OOD: System design via objects, emphasizing encapsulation, inheritance, and modularity.</w:t>
-      </w:r>
-    </w:p>
-    <w:p>
-      <w:pPr>
-        <w:spacing w:line="240" w:lineRule="auto"/>
-        <w:rPr>
-          <w:rFonts w:ascii="Times New Roman" w:hAnsi="Times New Roman" w:cs="Times New Roman" w:hint="cs"/>
-        </w:rPr>
-      </w:pPr>
-      <w:r>
-        <w:rPr>
-          <w:rFonts w:ascii="Times New Roman" w:hAnsi="Times New Roman" w:cs="Times New Roman" w:hint="cs"/>
-        </w:rPr>
-        <w:t>Class Diagram: Blueprint showing class structure, attributes, methods, and associations.</w:t>
-      </w:r>
-    </w:p>
-    <w:p>
-      <w:pPr>
-        <w:spacing w:line="240" w:lineRule="auto"/>
-        <w:rPr>
-          <w:rFonts w:ascii="Times New Roman" w:hAnsi="Times New Roman" w:cs="Times New Roman" w:hint="cs"/>
-        </w:rPr>
-      </w:pPr>
-      <w:r>
-        <w:rPr>
-          <w:rFonts w:ascii="Times New Roman" w:hAnsi="Times New Roman" w:cs="Times New Roman" w:hint="cs"/>
-        </w:rPr>
-        <w:t>Object Diagram: A real-time snapshot of instantiated objects.</w:t>
-      </w:r>
-    </w:p>
-    <w:p>
-      <w:pPr>
-        <w:spacing w:line="240" w:lineRule="auto"/>
-        <w:rPr>
-          <w:rFonts w:ascii="Times New Roman" w:hAnsi="Times New Roman" w:cs="Times New Roman"/>
-        </w:rPr>
-      </w:pPr>
-    </w:p>
-    <w:p>
-      <w:pPr>
-        <w:pStyle w:val="Heading1"/>
-        <w:spacing w:line="240" w:lineRule="auto"/>
-        <w:rPr>
-          <w:rFonts w:hint="cs"/>
-        </w:rPr>
-      </w:pPr>
-      <w:r>
-        <w:rPr>
-          <w:rFonts w:hint="cs"/>
-        </w:rPr>
-        <w:t>3. Procedure</w:t>
-      </w:r>
-    </w:p>
-    <w:p>
-      <w:pPr>
-        <w:spacing w:line="240" w:lineRule="auto"/>
-        <w:rPr>
-          <w:rFonts w:ascii="Times New Roman" w:hAnsi="Times New Roman" w:cs="Times New Roman" w:hint="cs"/>
-        </w:rPr>
-      </w:pPr>
-      <w:r>
-        <w:rPr>
-          <w:rFonts w:ascii="Times New Roman" w:hAnsi="Times New Roman" w:cs="Times New Roman" w:hint="cs"/>
-        </w:rPr>
-        <w:t>Identify key classes (Patient, Doctor, Hospital, Registration).</w:t>
-      </w:r>
-    </w:p>
-    <w:p>
-      <w:pPr>
-        <w:spacing w:line="240" w:lineRule="auto"/>
-        <w:rPr>
-          <w:rFonts w:ascii="Times New Roman" w:hAnsi="Times New Roman" w:cs="Times New Roman" w:hint="cs"/>
-        </w:rPr>
-      </w:pPr>
-      <w:r>
-        <w:rPr>
-          <w:rFonts w:ascii="Times New Roman" w:hAnsi="Times New Roman" w:cs="Times New Roman" w:hint="cs"/>
-        </w:rPr>
-        <w:t>Define attributes and methods.</w:t>
-      </w:r>
-    </w:p>
-    <w:p>
-      <w:pPr>
-        <w:spacing w:line="240" w:lineRule="auto"/>
-        <w:rPr>
-          <w:rFonts w:ascii="Times New Roman" w:hAnsi="Times New Roman" w:cs="Times New Roman" w:hint="cs"/>
-        </w:rPr>
-      </w:pPr>
-      <w:r>
-        <w:rPr>
-          <w:rFonts w:ascii="Times New Roman" w:hAnsi="Times New Roman" w:cs="Times New Roman" w:hint="cs"/>
-        </w:rPr>
-        <w:t>Establish relationships (Association, Composition).</w:t>
-      </w:r>
-    </w:p>
-    <w:p>
-      <w:pPr>
-        <w:spacing w:line="240" w:lineRule="auto"/>
-        <w:rPr>
-          <w:rFonts w:ascii="Times New Roman" w:hAnsi="Times New Roman" w:cs="Times New Roman" w:hint="cs"/>
-        </w:rPr>
-      </w:pPr>
-      <w:r>
-        <w:rPr>
-          <w:rFonts w:ascii="Times New Roman" w:hAnsi="Times New Roman" w:cs="Times New Roman" w:hint="cs"/>
-        </w:rPr>
-        <w:t>Implement a "Patient Registration" module in Python.</w:t>
-      </w:r>
-    </w:p>
-    <w:p>
-      <w:pPr>
-        <w:spacing w:line="240" w:lineRule="auto"/>
-        <w:rPr>
-          <w:rFonts w:ascii="Times New Roman" w:hAnsi="Times New Roman" w:cs="Times New Roman"/>
-        </w:rPr>
-      </w:pPr>
-    </w:p>
-    <w:p>
-      <w:pPr>
-        <w:pStyle w:val="Heading1"/>
-        <w:spacing w:line="240" w:lineRule="auto"/>
-      </w:pPr>
-      <w:r>
-        <w:rPr>
-          <w:rFonts w:hint="cs"/>
-        </w:rPr>
         <w:t>4. Practical Work</w:t>
       </w:r>
     </w:p>
     <w:p>
       <w:pPr>
         <w:rPr>
-          <w:rFonts w:ascii="Times New Roman" w:hAnsi="Times New Roman" w:cs="Times New Roman" w:hint="cs"/>
+          <w:rFonts w:ascii="Times New Roman" w:hAnsi="Times New Roman" w:cs="Times New Roman"/>
         </w:rPr>
       </w:pPr>
       <w:r>
@@ -6533,6 +7788,9 @@
         </w:rPr>
       </w:pPr>
       <w:r>
+        <w:rPr>
+          <w:noProof/>
+        </w:rPr>
         <w:drawing>
           <wp:inline distT="0" distB="0" distL="0" distR="0" wp14:anchorId="0DB2E6B6">
             <wp:extent cx="2198670" cy="1613042"/>
@@ -6588,7 +7846,7 @@
       <w:pPr>
         <w:spacing w:after="0" w:line="240" w:lineRule="auto"/>
         <w:rPr>
-          <w:rFonts w:ascii="Times New Roman" w:hAnsi="Times New Roman" w:cs="Times New Roman" w:hint="cs"/>
+          <w:rFonts w:ascii="Times New Roman" w:hAnsi="Times New Roman" w:cs="Times New Roman"/>
         </w:rPr>
       </w:pPr>
       <w:r>
@@ -6610,12 +7868,13 @@
       <w:pPr>
         <w:jc w:val="center"/>
         <w:rPr>
-          <w:rFonts w:ascii="Times New Roman" w:hAnsi="Times New Roman" w:cs="Times New Roman" w:hint="cs"/>
-        </w:rPr>
-      </w:pPr>
-      <w:r>
-        <w:rPr>
-          <w:rFonts w:ascii="Times New Roman" w:hAnsi="Times New Roman" w:cs="Times New Roman" w:hint="cs"/>
+          <w:rFonts w:ascii="Times New Roman" w:hAnsi="Times New Roman" w:cs="Times New Roman"/>
+        </w:rPr>
+      </w:pPr>
+      <w:r>
+        <w:rPr>
+          <w:rFonts w:ascii="Times New Roman" w:hAnsi="Times New Roman" w:cs="Times New Roman" w:hint="cs"/>
+          <w:noProof/>
         </w:rPr>
         <w:drawing>
           <wp:inline distT="0" distB="0" distL="0" distR="0" wp14:anchorId="5A6A3B48">
@@ -6684,7 +7943,7 @@
     <w:p>
       <w:pPr>
         <w:rPr>
-          <w:rFonts w:ascii="Times New Roman" w:hAnsi="Times New Roman" w:cs="Times New Roman" w:hint="cs"/>
+          <w:rFonts w:ascii="Times New Roman" w:hAnsi="Times New Roman" w:cs="Times New Roman"/>
         </w:rPr>
       </w:pPr>
       <w:r>
@@ -6699,7 +7958,7 @@
         <w:spacing w:line="240" w:lineRule="auto"/>
         <w:ind w:left="720"/>
         <w:rPr>
-          <w:rFonts w:ascii="Times New Roman" w:hAnsi="Times New Roman" w:cs="Times New Roman" w:hint="cs"/>
+          <w:rFonts w:ascii="Times New Roman" w:hAnsi="Times New Roman" w:cs="Times New Roman"/>
         </w:rPr>
       </w:pPr>
       <w:r>
@@ -6863,14 +8122,11 @@
       <w:pPr>
         <w:pStyle w:val="Heading1"/>
         <w:spacing w:line="240" w:lineRule="auto"/>
+      </w:pPr>
+      <w:r>
         <w:rPr>
           <w:rFonts w:hint="cs"/>
         </w:rPr>
-      </w:pPr>
-      <w:r>
-        <w:rPr>
-          <w:rFonts w:hint="cs"/>
-        </w:rPr>
         <w:t>5. Conclusion</w:t>
       </w:r>
     </w:p>
@@ -6878,7 +8134,7 @@
       <w:pPr>
         <w:spacing w:line="240" w:lineRule="auto"/>
         <w:rPr>
-          <w:rFonts w:ascii="Times New Roman" w:hAnsi="Times New Roman" w:cs="Times New Roman" w:hint="cs"/>
+          <w:rFonts w:ascii="Times New Roman" w:hAnsi="Times New Roman" w:cs="Times New Roman"/>
         </w:rPr>
       </w:pPr>
       <w:r>
@@ -6892,7 +8148,7 @@
       <w:pPr>
         <w:spacing w:line="240" w:lineRule="auto"/>
         <w:rPr>
-          <w:rFonts w:ascii="Times New Roman" w:hAnsi="Times New Roman" w:cs="Times New Roman" w:hint="cs"/>
+          <w:rFonts w:ascii="Times New Roman" w:hAnsi="Times New Roman" w:cs="Times New Roman"/>
         </w:rPr>
       </w:pPr>
     </w:p>
@@ -6927,15 +8183,46 @@
       <w:pPr>
         <w:pStyle w:val="Title"/>
         <w:spacing w:line="240" w:lineRule="auto"/>
+      </w:pPr>
+      <w:r>
         <w:rPr>
           <w:rFonts w:hint="cs"/>
         </w:rPr>
+        <w:t>Testing Techniques</w:t>
+      </w:r>
+    </w:p>
+    <w:p>
+      <w:pPr>
+        <w:spacing w:line="240" w:lineRule="auto"/>
+        <w:rPr>
+          <w:rFonts w:ascii="Times New Roman" w:hAnsi="Times New Roman" w:cs="Times New Roman"/>
+        </w:rPr>
+      </w:pPr>
+    </w:p>
+    <w:p>
+      <w:pPr>
+        <w:pStyle w:val="Heading1"/>
+        <w:spacing w:line="240" w:lineRule="auto"/>
       </w:pPr>
       <w:r>
         <w:rPr>
           <w:rFonts w:hint="cs"/>
         </w:rPr>
-        <w:t>Testing Techniques</w:t>
+        <w:t>1. Objective</w:t>
+      </w:r>
+    </w:p>
+    <w:p>
+      <w:pPr>
+        <w:spacing w:line="240" w:lineRule="auto"/>
+        <w:rPr>
+          <w:rFonts w:ascii="Times New Roman" w:hAnsi="Times New Roman" w:cs="Times New Roman"/>
+        </w:rPr>
+      </w:pPr>
+      <w:r>
+        <w:rPr>
+          <w:rFonts w:ascii="Times New Roman" w:hAnsi="Times New Roman" w:cs="Times New Roman" w:hint="cs"/>
+        </w:rPr>
+        <w:t>To understand and apply foundational Unit, Black Box, and White Box testing techniques.</w:t>
       </w:r>
     </w:p>
     <w:p>
@@ -6950,193 +8237,147 @@
       <w:pPr>
         <w:pStyle w:val="Heading1"/>
         <w:spacing w:line="240" w:lineRule="auto"/>
+      </w:pPr>
+      <w:r>
         <w:rPr>
           <w:rFonts w:hint="cs"/>
         </w:rPr>
+        <w:t>2. Theory</w:t>
+      </w:r>
+    </w:p>
+    <w:p>
+      <w:pPr>
+        <w:spacing w:line="240" w:lineRule="auto"/>
+        <w:rPr>
+          <w:rFonts w:ascii="Times New Roman" w:hAnsi="Times New Roman" w:cs="Times New Roman"/>
+        </w:rPr>
+      </w:pPr>
+      <w:r>
+        <w:rPr>
+          <w:rFonts w:ascii="Times New Roman" w:hAnsi="Times New Roman" w:cs="Times New Roman" w:hint="cs"/>
+        </w:rPr>
+        <w:t>Unit Testing: Code-level verification of individual functions.</w:t>
+      </w:r>
+    </w:p>
+    <w:p>
+      <w:pPr>
+        <w:spacing w:line="240" w:lineRule="auto"/>
+        <w:rPr>
+          <w:rFonts w:ascii="Times New Roman" w:hAnsi="Times New Roman" w:cs="Times New Roman"/>
+        </w:rPr>
+      </w:pPr>
+      <w:r>
+        <w:rPr>
+          <w:rFonts w:ascii="Times New Roman" w:hAnsi="Times New Roman" w:cs="Times New Roman" w:hint="cs"/>
+        </w:rPr>
+        <w:t>Black Box Testing: Verifies I/O functionally against requirements, ignoring internal logic.</w:t>
+      </w:r>
+    </w:p>
+    <w:p>
+      <w:pPr>
+        <w:spacing w:line="240" w:lineRule="auto"/>
+        <w:rPr>
+          <w:rFonts w:ascii="Times New Roman" w:hAnsi="Times New Roman" w:cs="Times New Roman"/>
+        </w:rPr>
+      </w:pPr>
+      <w:r>
+        <w:rPr>
+          <w:rFonts w:ascii="Times New Roman" w:hAnsi="Times New Roman" w:cs="Times New Roman" w:hint="cs"/>
+        </w:rPr>
+        <w:t>White Box Testing: Tests internal logic, code structure, and execution paths.</w:t>
+      </w:r>
+    </w:p>
+    <w:p>
+      <w:pPr>
+        <w:spacing w:line="240" w:lineRule="auto"/>
+        <w:rPr>
+          <w:rFonts w:ascii="Times New Roman" w:hAnsi="Times New Roman" w:cs="Times New Roman"/>
+        </w:rPr>
+      </w:pPr>
+    </w:p>
+    <w:p>
+      <w:pPr>
+        <w:pStyle w:val="Heading1"/>
+        <w:spacing w:line="240" w:lineRule="auto"/>
       </w:pPr>
       <w:r>
         <w:rPr>
           <w:rFonts w:hint="cs"/>
         </w:rPr>
-        <w:t>1. Objective</w:t>
-      </w:r>
-    </w:p>
-    <w:p>
-      <w:pPr>
-        <w:spacing w:line="240" w:lineRule="auto"/>
-        <w:rPr>
-          <w:rFonts w:ascii="Times New Roman" w:hAnsi="Times New Roman" w:cs="Times New Roman" w:hint="cs"/>
-        </w:rPr>
-      </w:pPr>
-      <w:r>
-        <w:rPr>
-          <w:rFonts w:ascii="Times New Roman" w:hAnsi="Times New Roman" w:cs="Times New Roman" w:hint="cs"/>
-        </w:rPr>
-        <w:t>To understand and apply foundational Unit, Black Box, and White Box testing techniques.</w:t>
-      </w:r>
-    </w:p>
-    <w:p>
-      <w:pPr>
-        <w:spacing w:line="240" w:lineRule="auto"/>
-        <w:rPr>
-          <w:rFonts w:ascii="Times New Roman" w:hAnsi="Times New Roman" w:cs="Times New Roman"/>
-        </w:rPr>
-      </w:pPr>
+        <w:t>3. Procedure</w:t>
+      </w:r>
+    </w:p>
+    <w:p>
+      <w:pPr>
+        <w:spacing w:line="240" w:lineRule="auto"/>
+        <w:rPr>
+          <w:rFonts w:ascii="Times New Roman" w:hAnsi="Times New Roman" w:cs="Times New Roman"/>
+        </w:rPr>
+      </w:pPr>
+      <w:r>
+        <w:rPr>
+          <w:rFonts w:ascii="Times New Roman" w:hAnsi="Times New Roman" w:cs="Times New Roman" w:hint="cs"/>
+        </w:rPr>
+        <w:t>Write a simple calculator (add/subtract) in Python.</w:t>
+      </w:r>
+    </w:p>
+    <w:p>
+      <w:pPr>
+        <w:spacing w:line="240" w:lineRule="auto"/>
+        <w:rPr>
+          <w:rFonts w:ascii="Times New Roman" w:hAnsi="Times New Roman" w:cs="Times New Roman"/>
+        </w:rPr>
+      </w:pPr>
+      <w:r>
+        <w:rPr>
+          <w:rFonts w:ascii="Times New Roman" w:hAnsi="Times New Roman" w:cs="Times New Roman" w:hint="cs"/>
+        </w:rPr>
+        <w:t>Develop unit tests using a testing framework.</w:t>
+      </w:r>
+    </w:p>
+    <w:p>
+      <w:pPr>
+        <w:spacing w:line="240" w:lineRule="auto"/>
+        <w:rPr>
+          <w:rFonts w:ascii="Times New Roman" w:hAnsi="Times New Roman" w:cs="Times New Roman"/>
+        </w:rPr>
+      </w:pPr>
+      <w:r>
+        <w:rPr>
+          <w:rFonts w:ascii="Times New Roman" w:hAnsi="Times New Roman" w:cs="Times New Roman" w:hint="cs"/>
+        </w:rPr>
+        <w:t>Design Black Box cases based on expected outputs.</w:t>
+      </w:r>
+    </w:p>
+    <w:p>
+      <w:pPr>
+        <w:spacing w:line="240" w:lineRule="auto"/>
+        <w:rPr>
+          <w:rFonts w:ascii="Times New Roman" w:hAnsi="Times New Roman" w:cs="Times New Roman"/>
+        </w:rPr>
+      </w:pPr>
+      <w:r>
+        <w:rPr>
+          <w:rFonts w:ascii="Times New Roman" w:hAnsi="Times New Roman" w:cs="Times New Roman" w:hint="cs"/>
+        </w:rPr>
+        <w:t>Design White Box paths verifying logical branches.</w:t>
+      </w:r>
     </w:p>
     <w:p>
       <w:pPr>
         <w:pStyle w:val="Heading1"/>
         <w:spacing w:line="240" w:lineRule="auto"/>
+      </w:pPr>
+    </w:p>
+    <w:p>
+      <w:pPr>
+        <w:pStyle w:val="Heading1"/>
+        <w:spacing w:line="240" w:lineRule="auto"/>
+      </w:pPr>
+      <w:r>
         <w:rPr>
           <w:rFonts w:hint="cs"/>
         </w:rPr>
-      </w:pPr>
-      <w:r>
-        <w:rPr>
-          <w:rFonts w:hint="cs"/>
-        </w:rPr>
-        <w:t>2. Theory</w:t>
-      </w:r>
-    </w:p>
-    <w:p>
-      <w:pPr>
-        <w:spacing w:line="240" w:lineRule="auto"/>
-        <w:rPr>
-          <w:rFonts w:ascii="Times New Roman" w:hAnsi="Times New Roman" w:cs="Times New Roman" w:hint="cs"/>
-        </w:rPr>
-      </w:pPr>
-      <w:r>
-        <w:rPr>
-          <w:rFonts w:ascii="Times New Roman" w:hAnsi="Times New Roman" w:cs="Times New Roman" w:hint="cs"/>
-        </w:rPr>
-        <w:t>Unit Testing: Code-level verification of individual functions.</w:t>
-      </w:r>
-    </w:p>
-    <w:p>
-      <w:pPr>
-        <w:spacing w:line="240" w:lineRule="auto"/>
-        <w:rPr>
-          <w:rFonts w:ascii="Times New Roman" w:hAnsi="Times New Roman" w:cs="Times New Roman" w:hint="cs"/>
-        </w:rPr>
-      </w:pPr>
-      <w:r>
-        <w:rPr>
-          <w:rFonts w:ascii="Times New Roman" w:hAnsi="Times New Roman" w:cs="Times New Roman" w:hint="cs"/>
-        </w:rPr>
-        <w:t>Black Box Testing: Verifies I/O functionally against requirements, ignoring internal logic.</w:t>
-      </w:r>
-    </w:p>
-    <w:p>
-      <w:pPr>
-        <w:spacing w:line="240" w:lineRule="auto"/>
-        <w:rPr>
-          <w:rFonts w:ascii="Times New Roman" w:hAnsi="Times New Roman" w:cs="Times New Roman" w:hint="cs"/>
-        </w:rPr>
-      </w:pPr>
-      <w:r>
-        <w:rPr>
-          <w:rFonts w:ascii="Times New Roman" w:hAnsi="Times New Roman" w:cs="Times New Roman" w:hint="cs"/>
-        </w:rPr>
-        <w:t>White Box Testing: Tests internal logic, code structure, and execution paths.</w:t>
-      </w:r>
-    </w:p>
-    <w:p>
-      <w:pPr>
-        <w:spacing w:line="240" w:lineRule="auto"/>
-        <w:rPr>
-          <w:rFonts w:ascii="Times New Roman" w:hAnsi="Times New Roman" w:cs="Times New Roman"/>
-        </w:rPr>
-      </w:pPr>
-    </w:p>
-    <w:p>
-      <w:pPr>
-        <w:pStyle w:val="Heading1"/>
-        <w:spacing w:line="240" w:lineRule="auto"/>
-        <w:rPr>
-          <w:rFonts w:hint="cs"/>
-        </w:rPr>
-      </w:pPr>
-      <w:r>
-        <w:rPr>
-          <w:rFonts w:hint="cs"/>
-        </w:rPr>
-        <w:t>3. Procedure</w:t>
-      </w:r>
-    </w:p>
-    <w:p>
-      <w:pPr>
-        <w:spacing w:line="240" w:lineRule="auto"/>
-        <w:rPr>
-          <w:rFonts w:ascii="Times New Roman" w:hAnsi="Times New Roman" w:cs="Times New Roman" w:hint="cs"/>
-        </w:rPr>
-      </w:pPr>
-      <w:r>
-        <w:rPr>
-          <w:rFonts w:ascii="Times New Roman" w:hAnsi="Times New Roman" w:cs="Times New Roman" w:hint="cs"/>
-        </w:rPr>
-        <w:t>Write a simple calculator (add/subtract) in Python.</w:t>
-      </w:r>
-    </w:p>
-    <w:p>
-      <w:pPr>
-        <w:spacing w:line="240" w:lineRule="auto"/>
-        <w:rPr>
-          <w:rFonts w:ascii="Times New Roman" w:hAnsi="Times New Roman" w:cs="Times New Roman" w:hint="cs"/>
-        </w:rPr>
-      </w:pPr>
-      <w:r>
-        <w:rPr>
-          <w:rFonts w:ascii="Times New Roman" w:hAnsi="Times New Roman" w:cs="Times New Roman" w:hint="cs"/>
-        </w:rPr>
-        <w:t>Develop unit tests using a testing framework.</w:t>
-      </w:r>
-    </w:p>
-    <w:p>
-      <w:pPr>
-        <w:spacing w:line="240" w:lineRule="auto"/>
-        <w:rPr>
-          <w:rFonts w:ascii="Times New Roman" w:hAnsi="Times New Roman" w:cs="Times New Roman" w:hint="cs"/>
-        </w:rPr>
-      </w:pPr>
-      <w:r>
-        <w:rPr>
-          <w:rFonts w:ascii="Times New Roman" w:hAnsi="Times New Roman" w:cs="Times New Roman" w:hint="cs"/>
-        </w:rPr>
-        <w:t>Design Black Box cases based on expected outputs.</w:t>
-      </w:r>
-    </w:p>
-    <w:p>
-      <w:pPr>
-        <w:spacing w:line="240" w:lineRule="auto"/>
-        <w:rPr>
-          <w:rFonts w:ascii="Times New Roman" w:hAnsi="Times New Roman" w:cs="Times New Roman" w:hint="cs"/>
-        </w:rPr>
-      </w:pPr>
-      <w:r>
-        <w:rPr>
-          <w:rFonts w:ascii="Times New Roman" w:hAnsi="Times New Roman" w:cs="Times New Roman" w:hint="cs"/>
-        </w:rPr>
-        <w:t>Design White Box paths verifying logical branches.</w:t>
-      </w:r>
-    </w:p>
-    <w:p>
-      <w:pPr>
-        <w:pStyle w:val="Heading1"/>
-        <w:spacing w:line="240" w:lineRule="auto"/>
-      </w:pPr>
-    </w:p>
-    <w:p>
-      <w:pPr>
-        <w:pStyle w:val="Heading1"/>
-        <w:spacing w:line="240" w:lineRule="auto"/>
-        <w:rPr>
-          <w:rFonts w:hint="cs"/>
-        </w:rPr>
-      </w:pPr>
-      <w:r>
-        <w:rPr>
-          <w:rFonts w:hint="cs"/>
-        </w:rPr>
         <w:t>4. Practical Work</w:t>
       </w:r>
     </w:p>
@@ -7144,7 +8385,7 @@
       <w:pPr>
         <w:spacing w:line="240" w:lineRule="auto"/>
         <w:rPr>
-          <w:rFonts w:ascii="Times New Roman" w:hAnsi="Times New Roman" w:cs="Times New Roman" w:hint="cs"/>
+          <w:rFonts w:ascii="Times New Roman" w:hAnsi="Times New Roman" w:cs="Times New Roman"/>
         </w:rPr>
       </w:pPr>
       <w:r>
@@ -7218,7 +8459,7 @@
       <w:pPr>
         <w:spacing w:line="240" w:lineRule="auto"/>
         <w:rPr>
-          <w:rFonts w:ascii="Times New Roman" w:hAnsi="Times New Roman" w:cs="Times New Roman" w:hint="cs"/>
+          <w:rFonts w:ascii="Times New Roman" w:hAnsi="Times New Roman" w:cs="Times New Roman"/>
         </w:rPr>
       </w:pPr>
       <w:r>
@@ -7232,7 +8473,7 @@
       <w:pPr>
         <w:spacing w:line="240" w:lineRule="auto"/>
         <w:rPr>
-          <w:rFonts w:ascii="Times New Roman" w:hAnsi="Times New Roman" w:cs="Times New Roman" w:hint="cs"/>
+          <w:rFonts w:ascii="Times New Roman" w:hAnsi="Times New Roman" w:cs="Times New Roman"/>
         </w:rPr>
       </w:pPr>
       <w:r>
@@ -7254,9 +8495,6 @@
       <w:pPr>
         <w:pStyle w:val="Heading1"/>
         <w:spacing w:line="240" w:lineRule="auto"/>
-        <w:rPr>
-          <w:rFonts w:hint="cs"/>
-        </w:rPr>
       </w:pPr>
       <w:r>
         <w:rPr>
@@ -7310,15 +8548,46 @@
       <w:pPr>
         <w:pStyle w:val="Title"/>
         <w:spacing w:line="240" w:lineRule="auto"/>
+      </w:pPr>
+      <w:r>
         <w:rPr>
           <w:rFonts w:hint="cs"/>
         </w:rPr>
+        <w:t>Evolution and Maintenance</w:t>
+      </w:r>
+    </w:p>
+    <w:p>
+      <w:pPr>
+        <w:spacing w:line="240" w:lineRule="auto"/>
+        <w:rPr>
+          <w:rFonts w:ascii="Times New Roman" w:hAnsi="Times New Roman" w:cs="Times New Roman"/>
+        </w:rPr>
+      </w:pPr>
+    </w:p>
+    <w:p>
+      <w:pPr>
+        <w:pStyle w:val="Heading1"/>
+        <w:spacing w:line="240" w:lineRule="auto"/>
       </w:pPr>
       <w:r>
         <w:rPr>
           <w:rFonts w:hint="cs"/>
         </w:rPr>
-        <w:t>Evolution and Maintenance</w:t>
+        <w:t>1. Objective</w:t>
+      </w:r>
+    </w:p>
+    <w:p>
+      <w:pPr>
+        <w:spacing w:line="240" w:lineRule="auto"/>
+        <w:rPr>
+          <w:rFonts w:ascii="Times New Roman" w:hAnsi="Times New Roman" w:cs="Times New Roman"/>
+        </w:rPr>
+      </w:pPr>
+      <w:r>
+        <w:rPr>
+          <w:rFonts w:ascii="Times New Roman" w:hAnsi="Times New Roman" w:cs="Times New Roman" w:hint="cs"/>
+        </w:rPr>
+        <w:t>To execute software evolution by integrating an authentication feature into an existing module and documenting the changes.</w:t>
       </w:r>
     </w:p>
     <w:p>
@@ -7333,29 +8602,158 @@
       <w:pPr>
         <w:pStyle w:val="Heading1"/>
         <w:spacing w:line="240" w:lineRule="auto"/>
+      </w:pPr>
+      <w:r>
         <w:rPr>
           <w:rFonts w:hint="cs"/>
         </w:rPr>
+        <w:t>2. Theory</w:t>
+      </w:r>
+    </w:p>
+    <w:p>
+      <w:pPr>
+        <w:spacing w:line="240" w:lineRule="auto"/>
+        <w:rPr>
+          <w:rFonts w:ascii="Times New Roman" w:hAnsi="Times New Roman" w:cs="Times New Roman"/>
+        </w:rPr>
+      </w:pPr>
+      <w:r>
+        <w:rPr>
+          <w:rFonts w:ascii="Times New Roman" w:hAnsi="Times New Roman" w:cs="Times New Roman" w:hint="cs"/>
+        </w:rPr>
+        <w:t>Software Evolution updates post-delivery software via:</w:t>
+      </w:r>
+    </w:p>
+    <w:p>
+      <w:pPr>
+        <w:spacing w:line="240" w:lineRule="auto"/>
+        <w:rPr>
+          <w:rFonts w:ascii="Times New Roman" w:hAnsi="Times New Roman" w:cs="Times New Roman"/>
+        </w:rPr>
+      </w:pPr>
+      <w:r>
+        <w:rPr>
+          <w:rFonts w:ascii="Times New Roman" w:hAnsi="Times New Roman" w:cs="Times New Roman" w:hint="cs"/>
+        </w:rPr>
+        <w:t>Corrective: Fixing defects.</w:t>
+      </w:r>
+    </w:p>
+    <w:p>
+      <w:pPr>
+        <w:spacing w:line="240" w:lineRule="auto"/>
+        <w:rPr>
+          <w:rFonts w:ascii="Times New Roman" w:hAnsi="Times New Roman" w:cs="Times New Roman"/>
+        </w:rPr>
+      </w:pPr>
+      <w:r>
+        <w:rPr>
+          <w:rFonts w:ascii="Times New Roman" w:hAnsi="Times New Roman" w:cs="Times New Roman" w:hint="cs"/>
+        </w:rPr>
+        <w:t>Adaptive: Adapting to new environments.</w:t>
+      </w:r>
+    </w:p>
+    <w:p>
+      <w:pPr>
+        <w:spacing w:line="240" w:lineRule="auto"/>
+        <w:rPr>
+          <w:rFonts w:ascii="Times New Roman" w:hAnsi="Times New Roman" w:cs="Times New Roman"/>
+        </w:rPr>
+      </w:pPr>
+      <w:r>
+        <w:rPr>
+          <w:rFonts w:ascii="Times New Roman" w:hAnsi="Times New Roman" w:cs="Times New Roman" w:hint="cs"/>
+        </w:rPr>
+        <w:t>Perfective: Adding new features/functionality.</w:t>
+      </w:r>
+    </w:p>
+    <w:p>
+      <w:pPr>
+        <w:spacing w:line="240" w:lineRule="auto"/>
+        <w:rPr>
+          <w:rFonts w:ascii="Times New Roman" w:hAnsi="Times New Roman" w:cs="Times New Roman"/>
+        </w:rPr>
+      </w:pPr>
+      <w:r>
+        <w:rPr>
+          <w:rFonts w:ascii="Times New Roman" w:hAnsi="Times New Roman" w:cs="Times New Roman" w:hint="cs"/>
+        </w:rPr>
+        <w:t>Preventive: Enhancing maintainability.</w:t>
+      </w:r>
+    </w:p>
+    <w:p>
+      <w:pPr>
+        <w:spacing w:line="240" w:lineRule="auto"/>
+        <w:rPr>
+          <w:rFonts w:ascii="Times New Roman" w:hAnsi="Times New Roman" w:cs="Times New Roman"/>
+        </w:rPr>
+      </w:pPr>
+    </w:p>
+    <w:p>
+      <w:pPr>
+        <w:pStyle w:val="Heading1"/>
+        <w:spacing w:line="240" w:lineRule="auto"/>
       </w:pPr>
       <w:r>
         <w:rPr>
           <w:rFonts w:hint="cs"/>
         </w:rPr>
-        <w:t>1. Objective</w:t>
-      </w:r>
-    </w:p>
-    <w:p>
-      <w:pPr>
-        <w:spacing w:line="240" w:lineRule="auto"/>
-        <w:rPr>
-          <w:rFonts w:ascii="Times New Roman" w:hAnsi="Times New Roman" w:cs="Times New Roman" w:hint="cs"/>
-        </w:rPr>
-      </w:pPr>
-      <w:r>
-        <w:rPr>
-          <w:rFonts w:ascii="Times New Roman" w:hAnsi="Times New Roman" w:cs="Times New Roman" w:hint="cs"/>
-        </w:rPr>
-        <w:t>To execute software evolution by integrating an authentication feature into an existing module and documenting the changes.</w:t>
+        <w:t>3. Procedure</w:t>
+      </w:r>
+    </w:p>
+    <w:p>
+      <w:pPr>
+        <w:spacing w:line="240" w:lineRule="auto"/>
+        <w:rPr>
+          <w:rFonts w:ascii="Times New Roman" w:hAnsi="Times New Roman" w:cs="Times New Roman"/>
+        </w:rPr>
+      </w:pPr>
+      <w:r>
+        <w:rPr>
+          <w:rFonts w:ascii="Times New Roman" w:hAnsi="Times New Roman" w:cs="Times New Roman" w:hint="cs"/>
+        </w:rPr>
+        <w:t>Retrieve Lab 7 Patient Module.</w:t>
+      </w:r>
+    </w:p>
+    <w:p>
+      <w:pPr>
+        <w:spacing w:line="240" w:lineRule="auto"/>
+        <w:rPr>
+          <w:rFonts w:ascii="Times New Roman" w:hAnsi="Times New Roman" w:cs="Times New Roman"/>
+        </w:rPr>
+      </w:pPr>
+      <w:r>
+        <w:rPr>
+          <w:rFonts w:ascii="Times New Roman" w:hAnsi="Times New Roman" w:cs="Times New Roman" w:hint="cs"/>
+        </w:rPr>
+        <w:t>Add username/password attributes and a login method.</w:t>
+      </w:r>
+    </w:p>
+    <w:p>
+      <w:pPr>
+        <w:spacing w:line="240" w:lineRule="auto"/>
+        <w:rPr>
+          <w:rFonts w:ascii="Times New Roman" w:hAnsi="Times New Roman" w:cs="Times New Roman"/>
+        </w:rPr>
+      </w:pPr>
+      <w:r>
+        <w:rPr>
+          <w:rFonts w:ascii="Times New Roman" w:hAnsi="Times New Roman" w:cs="Times New Roman" w:hint="cs"/>
+        </w:rPr>
+        <w:t>Test authentication logic.</w:t>
+      </w:r>
+    </w:p>
+    <w:p>
+      <w:pPr>
+        <w:spacing w:line="240" w:lineRule="auto"/>
+        <w:rPr>
+          <w:rFonts w:ascii="Times New Roman" w:hAnsi="Times New Roman" w:cs="Times New Roman"/>
+        </w:rPr>
+      </w:pPr>
+      <w:r>
+        <w:rPr>
+          <w:rFonts w:ascii="Times New Roman" w:hAnsi="Times New Roman" w:cs="Times New Roman" w:hint="cs"/>
+        </w:rPr>
+        <w:t>Document the maintenance type classification.</w:t>
       </w:r>
     </w:p>
     <w:p>
@@ -7370,186 +8768,11 @@
       <w:pPr>
         <w:pStyle w:val="Heading1"/>
         <w:spacing w:line="240" w:lineRule="auto"/>
+      </w:pPr>
+      <w:r>
         <w:rPr>
           <w:rFonts w:hint="cs"/>
         </w:rPr>
-      </w:pPr>
-      <w:r>
-        <w:rPr>
-          <w:rFonts w:hint="cs"/>
-        </w:rPr>
-        <w:t>2. Theory</w:t>
-      </w:r>
-    </w:p>
-    <w:p>
-      <w:pPr>
-        <w:spacing w:line="240" w:lineRule="auto"/>
-        <w:rPr>
-          <w:rFonts w:ascii="Times New Roman" w:hAnsi="Times New Roman" w:cs="Times New Roman" w:hint="cs"/>
-        </w:rPr>
-      </w:pPr>
-      <w:r>
-        <w:rPr>
-          <w:rFonts w:ascii="Times New Roman" w:hAnsi="Times New Roman" w:cs="Times New Roman" w:hint="cs"/>
-        </w:rPr>
-        <w:t>Software Evolution updates post-delivery software via:</w:t>
-      </w:r>
-    </w:p>
-    <w:p>
-      <w:pPr>
-        <w:spacing w:line="240" w:lineRule="auto"/>
-        <w:rPr>
-          <w:rFonts w:ascii="Times New Roman" w:hAnsi="Times New Roman" w:cs="Times New Roman" w:hint="cs"/>
-        </w:rPr>
-      </w:pPr>
-      <w:r>
-        <w:rPr>
-          <w:rFonts w:ascii="Times New Roman" w:hAnsi="Times New Roman" w:cs="Times New Roman" w:hint="cs"/>
-        </w:rPr>
-        <w:t>Corrective: Fixing defects.</w:t>
-      </w:r>
-    </w:p>
-    <w:p>
-      <w:pPr>
-        <w:spacing w:line="240" w:lineRule="auto"/>
-        <w:rPr>
-          <w:rFonts w:ascii="Times New Roman" w:hAnsi="Times New Roman" w:cs="Times New Roman" w:hint="cs"/>
-        </w:rPr>
-      </w:pPr>
-      <w:r>
-        <w:rPr>
-          <w:rFonts w:ascii="Times New Roman" w:hAnsi="Times New Roman" w:cs="Times New Roman" w:hint="cs"/>
-        </w:rPr>
-        <w:t>Adaptive: Adapting to new environments.</w:t>
-      </w:r>
-    </w:p>
-    <w:p>
-      <w:pPr>
-        <w:spacing w:line="240" w:lineRule="auto"/>
-        <w:rPr>
-          <w:rFonts w:ascii="Times New Roman" w:hAnsi="Times New Roman" w:cs="Times New Roman" w:hint="cs"/>
-        </w:rPr>
-      </w:pPr>
-      <w:r>
-        <w:rPr>
-          <w:rFonts w:ascii="Times New Roman" w:hAnsi="Times New Roman" w:cs="Times New Roman" w:hint="cs"/>
-        </w:rPr>
-        <w:t>Perfective: Adding new features/functionality.</w:t>
-      </w:r>
-    </w:p>
-    <w:p>
-      <w:pPr>
-        <w:spacing w:line="240" w:lineRule="auto"/>
-        <w:rPr>
-          <w:rFonts w:ascii="Times New Roman" w:hAnsi="Times New Roman" w:cs="Times New Roman" w:hint="cs"/>
-        </w:rPr>
-      </w:pPr>
-      <w:r>
-        <w:rPr>
-          <w:rFonts w:ascii="Times New Roman" w:hAnsi="Times New Roman" w:cs="Times New Roman" w:hint="cs"/>
-        </w:rPr>
-        <w:t>Preventive: Enhancing maintainability.</w:t>
-      </w:r>
-    </w:p>
-    <w:p>
-      <w:pPr>
-        <w:spacing w:line="240" w:lineRule="auto"/>
-        <w:rPr>
-          <w:rFonts w:ascii="Times New Roman" w:hAnsi="Times New Roman" w:cs="Times New Roman"/>
-        </w:rPr>
-      </w:pPr>
-    </w:p>
-    <w:p>
-      <w:pPr>
-        <w:pStyle w:val="Heading1"/>
-        <w:spacing w:line="240" w:lineRule="auto"/>
-        <w:rPr>
-          <w:rFonts w:hint="cs"/>
-        </w:rPr>
-      </w:pPr>
-      <w:r>
-        <w:rPr>
-          <w:rFonts w:hint="cs"/>
-        </w:rPr>
-        <w:t>3. Procedure</w:t>
-      </w:r>
-    </w:p>
-    <w:p>
-      <w:pPr>
-        <w:spacing w:line="240" w:lineRule="auto"/>
-        <w:rPr>
-          <w:rFonts w:ascii="Times New Roman" w:hAnsi="Times New Roman" w:cs="Times New Roman" w:hint="cs"/>
-        </w:rPr>
-      </w:pPr>
-      <w:r>
-        <w:rPr>
-          <w:rFonts w:ascii="Times New Roman" w:hAnsi="Times New Roman" w:cs="Times New Roman" w:hint="cs"/>
-        </w:rPr>
-        <w:t>Retrieve Lab 7 Patient Module.</w:t>
-      </w:r>
-    </w:p>
-    <w:p>
-      <w:pPr>
-        <w:spacing w:line="240" w:lineRule="auto"/>
-        <w:rPr>
-          <w:rFonts w:ascii="Times New Roman" w:hAnsi="Times New Roman" w:cs="Times New Roman" w:hint="cs"/>
-        </w:rPr>
-      </w:pPr>
-      <w:r>
-        <w:rPr>
-          <w:rFonts w:ascii="Times New Roman" w:hAnsi="Times New Roman" w:cs="Times New Roman" w:hint="cs"/>
-        </w:rPr>
-        <w:t>Add username/password attributes and a login method.</w:t>
-      </w:r>
-    </w:p>
-    <w:p>
-      <w:pPr>
-        <w:spacing w:line="240" w:lineRule="auto"/>
-        <w:rPr>
-          <w:rFonts w:ascii="Times New Roman" w:hAnsi="Times New Roman" w:cs="Times New Roman" w:hint="cs"/>
-        </w:rPr>
-      </w:pPr>
-      <w:r>
-        <w:rPr>
-          <w:rFonts w:ascii="Times New Roman" w:hAnsi="Times New Roman" w:cs="Times New Roman" w:hint="cs"/>
-        </w:rPr>
-        <w:t>Test authentication logic.</w:t>
-      </w:r>
-    </w:p>
-    <w:p>
-      <w:pPr>
-        <w:spacing w:line="240" w:lineRule="auto"/>
-        <w:rPr>
-          <w:rFonts w:ascii="Times New Roman" w:hAnsi="Times New Roman" w:cs="Times New Roman" w:hint="cs"/>
-        </w:rPr>
-      </w:pPr>
-      <w:r>
-        <w:rPr>
-          <w:rFonts w:ascii="Times New Roman" w:hAnsi="Times New Roman" w:cs="Times New Roman" w:hint="cs"/>
-        </w:rPr>
-        <w:t>Document the maintenance type classification.</w:t>
-      </w:r>
-    </w:p>
-    <w:p>
-      <w:pPr>
-        <w:spacing w:line="240" w:lineRule="auto"/>
-        <w:rPr>
-          <w:rFonts w:ascii="Times New Roman" w:hAnsi="Times New Roman" w:cs="Times New Roman"/>
-        </w:rPr>
-      </w:pPr>
-    </w:p>
-    <w:p>
-      <w:pPr>
-        <w:pStyle w:val="Heading1"/>
-        <w:spacing w:line="240" w:lineRule="auto"/>
-        <w:rPr>
-          <w:rFonts w:hint="cs"/>
-        </w:rPr>
-      </w:pPr>
-      <w:r>
-        <w:rPr>
-          <w:rFonts w:hint="cs"/>
-        </w:rPr>
         <w:t>4. Practical Work</w:t>
       </w:r>
     </w:p>
@@ -7557,7 +8780,7 @@
       <w:pPr>
         <w:spacing w:line="240" w:lineRule="auto"/>
         <w:rPr>
-          <w:rFonts w:ascii="Times New Roman" w:hAnsi="Times New Roman" w:cs="Times New Roman" w:hint="cs"/>
+          <w:rFonts w:ascii="Times New Roman" w:hAnsi="Times New Roman" w:cs="Times New Roman"/>
         </w:rPr>
       </w:pPr>
       <w:r>
@@ -7626,7 +8849,7 @@
       <w:pPr>
         <w:spacing w:line="240" w:lineRule="auto"/>
         <w:rPr>
-          <w:rFonts w:ascii="Times New Roman" w:hAnsi="Times New Roman" w:cs="Times New Roman" w:hint="cs"/>
+          <w:rFonts w:ascii="Times New Roman" w:hAnsi="Times New Roman" w:cs="Times New Roman"/>
         </w:rPr>
       </w:pPr>
       <w:r>
@@ -7648,14 +8871,11 @@
       <w:pPr>
         <w:pStyle w:val="Heading1"/>
         <w:spacing w:line="240" w:lineRule="auto"/>
+      </w:pPr>
+      <w:r>
         <w:rPr>
           <w:rFonts w:hint="cs"/>
         </w:rPr>
-      </w:pPr>
-      <w:r>
-        <w:rPr>
-          <w:rFonts w:hint="cs"/>
-        </w:rPr>
         <w:t>5. Conclusion</w:t>
       </w:r>
     </w:p>
@@ -7663,7 +8883,7 @@
       <w:pPr>
         <w:spacing w:line="240" w:lineRule="auto"/>
         <w:rPr>
-          <w:rFonts w:ascii="Times New Roman" w:hAnsi="Times New Roman" w:cs="Times New Roman" w:hint="cs"/>
+          <w:rFonts w:ascii="Times New Roman" w:hAnsi="Times New Roman" w:cs="Times New Roman"/>
         </w:rPr>
       </w:pPr>
       <w:r>
@@ -7677,7 +8897,7 @@
       <w:pPr>
         <w:spacing w:line="240" w:lineRule="auto"/>
         <w:rPr>
-          <w:rFonts w:ascii="Times New Roman" w:hAnsi="Times New Roman" w:cs="Times New Roman" w:hint="cs"/>
+          <w:rFonts w:ascii="Times New Roman" w:hAnsi="Times New Roman" w:cs="Times New Roman"/>
         </w:rPr>
       </w:pPr>
     </w:p>
@@ -7711,58 +8931,52 @@
       <w:pPr>
         <w:pStyle w:val="Heading1"/>
         <w:spacing w:line="240" w:lineRule="auto"/>
+      </w:pPr>
+      <w:r>
         <w:rPr>
           <w:rFonts w:hint="cs"/>
         </w:rPr>
+        <w:t>1. Objective</w:t>
+      </w:r>
+    </w:p>
+    <w:p>
+      <w:pPr>
+        <w:spacing w:line="240" w:lineRule="auto"/>
+        <w:rPr>
+          <w:rFonts w:ascii="Times New Roman" w:hAnsi="Times New Roman" w:cs="Times New Roman"/>
+        </w:rPr>
+      </w:pPr>
+      <w:r>
+        <w:rPr>
+          <w:rFonts w:ascii="Times New Roman" w:hAnsi="Times New Roman" w:cs="Times New Roman" w:hint="cs"/>
+        </w:rPr>
+        <w:t>To apply project management tools (WBS, COCOMO, Gantt) for planning an Online Shopping System.</w:t>
+      </w:r>
+    </w:p>
+    <w:p>
+      <w:pPr>
+        <w:spacing w:line="240" w:lineRule="auto"/>
+        <w:rPr>
+          <w:rFonts w:ascii="Times New Roman" w:hAnsi="Times New Roman" w:cs="Times New Roman"/>
+        </w:rPr>
+      </w:pPr>
+    </w:p>
+    <w:p>
+      <w:pPr>
+        <w:pStyle w:val="Heading1"/>
+        <w:spacing w:line="240" w:lineRule="auto"/>
       </w:pPr>
       <w:r>
         <w:rPr>
           <w:rFonts w:hint="cs"/>
         </w:rPr>
-        <w:t>1. Objective</w:t>
-      </w:r>
-    </w:p>
-    <w:p>
-      <w:pPr>
-        <w:spacing w:line="240" w:lineRule="auto"/>
-        <w:rPr>
-          <w:rFonts w:ascii="Times New Roman" w:hAnsi="Times New Roman" w:cs="Times New Roman" w:hint="cs"/>
-        </w:rPr>
-      </w:pPr>
-      <w:r>
-        <w:rPr>
-          <w:rFonts w:ascii="Times New Roman" w:hAnsi="Times New Roman" w:cs="Times New Roman" w:hint="cs"/>
-        </w:rPr>
-        <w:t>To apply project management tools (WBS, COCOMO, Gantt) for planning an Online Shopping System.</w:t>
-      </w:r>
-    </w:p>
-    <w:p>
-      <w:pPr>
-        <w:spacing w:line="240" w:lineRule="auto"/>
-        <w:rPr>
-          <w:rFonts w:ascii="Times New Roman" w:hAnsi="Times New Roman" w:cs="Times New Roman"/>
-        </w:rPr>
-      </w:pPr>
-    </w:p>
-    <w:p>
-      <w:pPr>
-        <w:pStyle w:val="Heading1"/>
-        <w:spacing w:line="240" w:lineRule="auto"/>
-        <w:rPr>
-          <w:rFonts w:hint="cs"/>
-        </w:rPr>
-      </w:pPr>
-      <w:r>
-        <w:rPr>
-          <w:rFonts w:hint="cs"/>
-        </w:rPr>
         <w:t>2. Theory</w:t>
       </w:r>
     </w:p>
     <w:p>
       <w:pPr>
         <w:rPr>
-          <w:rFonts w:ascii="Times New Roman" w:hAnsi="Times New Roman" w:cs="Times New Roman" w:hint="cs"/>
+          <w:rFonts w:ascii="Times New Roman" w:hAnsi="Times New Roman" w:cs="Times New Roman"/>
           <w:b/>
           <w:bCs/>
         </w:rPr>
@@ -7779,7 +8993,7 @@
     <w:p>
       <w:pPr>
         <w:rPr>
-          <w:rFonts w:ascii="Times New Roman" w:hAnsi="Times New Roman" w:cs="Times New Roman" w:hint="cs"/>
+          <w:rFonts w:ascii="Times New Roman" w:hAnsi="Times New Roman" w:cs="Times New Roman"/>
         </w:rPr>
       </w:pPr>
       <w:r>
@@ -7792,7 +9006,7 @@
     <w:p>
       <w:pPr>
         <w:rPr>
-          <w:rFonts w:ascii="Times New Roman" w:hAnsi="Times New Roman" w:cs="Times New Roman" w:hint="cs"/>
+          <w:rFonts w:ascii="Times New Roman" w:hAnsi="Times New Roman" w:cs="Times New Roman"/>
           <w:b/>
           <w:bCs/>
         </w:rPr>
@@ -7811,7 +9025,7 @@
     <w:p>
       <w:pPr>
         <w:rPr>
-          <w:rFonts w:ascii="Times New Roman" w:hAnsi="Times New Roman" w:cs="Times New Roman" w:hint="cs"/>
+          <w:rFonts w:ascii="Times New Roman" w:hAnsi="Times New Roman" w:cs="Times New Roman"/>
         </w:rPr>
       </w:pPr>
       <w:r>
@@ -7824,7 +9038,7 @@
     <w:p>
       <w:pPr>
         <w:rPr>
-          <w:rFonts w:ascii="Times New Roman" w:hAnsi="Times New Roman" w:cs="Times New Roman" w:hint="cs"/>
+          <w:rFonts w:ascii="Times New Roman" w:hAnsi="Times New Roman" w:cs="Times New Roman"/>
         </w:rPr>
       </w:pPr>
       <w:r>
@@ -7843,7 +9057,7 @@
         </w:numPr>
         <w:spacing w:after="0" w:line="240" w:lineRule="auto"/>
         <w:rPr>
-          <w:rFonts w:ascii="Times New Roman" w:hAnsi="Times New Roman" w:cs="Times New Roman" w:hint="cs"/>
+          <w:rFonts w:ascii="Times New Roman" w:hAnsi="Times New Roman" w:cs="Times New Roman"/>
         </w:rPr>
       </w:pPr>
       <w:r>
@@ -7857,7 +9071,7 @@
       <w:pPr>
         <w:spacing w:after="0" w:line="240" w:lineRule="auto"/>
         <w:rPr>
-          <w:rFonts w:ascii="Times New Roman" w:hAnsi="Times New Roman" w:cs="Times New Roman" w:hint="cs"/>
+          <w:rFonts w:ascii="Times New Roman" w:hAnsi="Times New Roman" w:cs="Times New Roman"/>
         </w:rPr>
       </w:pPr>
     </w:p>
@@ -7870,7 +9084,7 @@
         </w:numPr>
         <w:spacing w:after="0" w:line="240" w:lineRule="auto"/>
         <w:rPr>
-          <w:rFonts w:ascii="Times New Roman" w:hAnsi="Times New Roman" w:cs="Times New Roman" w:hint="cs"/>
+          <w:rFonts w:ascii="Times New Roman" w:hAnsi="Times New Roman" w:cs="Times New Roman"/>
         </w:rPr>
       </w:pPr>
       <w:r>
@@ -7884,7 +9098,7 @@
       <w:pPr>
         <w:spacing w:after="0" w:line="240" w:lineRule="auto"/>
         <w:rPr>
-          <w:rFonts w:ascii="Times New Roman" w:hAnsi="Times New Roman" w:cs="Times New Roman" w:hint="cs"/>
+          <w:rFonts w:ascii="Times New Roman" w:hAnsi="Times New Roman" w:cs="Times New Roman"/>
         </w:rPr>
       </w:pPr>
     </w:p>
@@ -7897,7 +9111,7 @@
         </w:numPr>
         <w:spacing w:after="0" w:line="240" w:lineRule="auto"/>
         <w:rPr>
-          <w:rFonts w:ascii="Times New Roman" w:hAnsi="Times New Roman" w:cs="Times New Roman" w:hint="cs"/>
+          <w:rFonts w:ascii="Times New Roman" w:hAnsi="Times New Roman" w:cs="Times New Roman"/>
         </w:rPr>
       </w:pPr>
       <w:r>
@@ -7910,7 +9124,7 @@
     <w:p>
       <w:pPr>
         <w:rPr>
-          <w:rFonts w:ascii="Times New Roman" w:hAnsi="Times New Roman" w:cs="Times New Roman" w:hint="cs"/>
+          <w:rFonts w:ascii="Times New Roman" w:hAnsi="Times New Roman" w:cs="Times New Roman"/>
         </w:rPr>
       </w:pPr>
     </w:p>
@@ -7952,14 +9166,52 @@
             <w:pPr>
               <w:spacing w:after="0" w:line="240" w:lineRule="auto"/>
               <w:rPr>
+                <w:rFonts w:ascii="Times New Roman" w:hAnsi="Times New Roman" w:cs="Times New Roman"/>
+              </w:rPr>
+            </w:pPr>
+            <w:r>
+              <w:rPr>
                 <w:rFonts w:ascii="Times New Roman" w:hAnsi="Times New Roman" w:cs="Times New Roman" w:hint="cs"/>
               </w:rPr>
+              <w:t>Project Type</w:t>
+            </w:r>
+          </w:p>
+        </w:tc>
+        <w:tc>
+          <w:tcPr>
+            <w:tcW w:w="626" w:type="dxa"/>
+          </w:tcPr>
+          <w:p>
+            <w:pPr>
+              <w:spacing w:after="0" w:line="240" w:lineRule="auto"/>
+              <w:rPr>
+                <w:rFonts w:ascii="Times New Roman" w:hAnsi="Times New Roman" w:cs="Times New Roman"/>
+              </w:rPr>
             </w:pPr>
             <w:r>
               <w:rPr>
                 <w:rFonts w:ascii="Times New Roman" w:hAnsi="Times New Roman" w:cs="Times New Roman" w:hint="cs"/>
               </w:rPr>
-              <w:t>Project Type</w:t>
+              <w:t>a</w:t>
+            </w:r>
+          </w:p>
+        </w:tc>
+        <w:tc>
+          <w:tcPr>
+            <w:tcW w:w="794" w:type="dxa"/>
+          </w:tcPr>
+          <w:p>
+            <w:pPr>
+              <w:spacing w:after="0" w:line="240" w:lineRule="auto"/>
+              <w:rPr>
+                <w:rFonts w:ascii="Times New Roman" w:hAnsi="Times New Roman" w:cs="Times New Roman"/>
+              </w:rPr>
+            </w:pPr>
+            <w:r>
+              <w:rPr>
+                <w:rFonts w:ascii="Times New Roman" w:hAnsi="Times New Roman" w:cs="Times New Roman" w:hint="cs"/>
+              </w:rPr>
+              <w:t>b</w:t>
             </w:r>
           </w:p>
         </w:tc>
@@ -7971,64 +9223,26 @@
             <w:pPr>
               <w:spacing w:after="0" w:line="240" w:lineRule="auto"/>
               <w:rPr>
+                <w:rFonts w:ascii="Times New Roman" w:hAnsi="Times New Roman" w:cs="Times New Roman"/>
+              </w:rPr>
+            </w:pPr>
+            <w:r>
+              <w:rPr>
                 <w:rFonts w:ascii="Times New Roman" w:hAnsi="Times New Roman" w:cs="Times New Roman" w:hint="cs"/>
               </w:rPr>
-            </w:pPr>
-            <w:r>
-              <w:rPr>
-                <w:rFonts w:ascii="Times New Roman" w:hAnsi="Times New Roman" w:cs="Times New Roman" w:hint="cs"/>
-              </w:rPr>
-              <w:t>a</w:t>
-            </w:r>
-          </w:p>
-        </w:tc>
-        <w:tc>
-          <w:tcPr>
-            <w:tcW w:w="794" w:type="dxa"/>
+              <w:t>c</w:t>
+            </w:r>
+          </w:p>
+        </w:tc>
+        <w:tc>
+          <w:tcPr>
+            <w:tcW w:w="792" w:type="dxa"/>
           </w:tcPr>
           <w:p>
             <w:pPr>
               <w:spacing w:after="0" w:line="240" w:lineRule="auto"/>
               <w:rPr>
-                <w:rFonts w:ascii="Times New Roman" w:hAnsi="Times New Roman" w:cs="Times New Roman" w:hint="cs"/>
-              </w:rPr>
-            </w:pPr>
-            <w:r>
-              <w:rPr>
-                <w:rFonts w:ascii="Times New Roman" w:hAnsi="Times New Roman" w:cs="Times New Roman" w:hint="cs"/>
-              </w:rPr>
-              <w:t>b</w:t>
-            </w:r>
-          </w:p>
-        </w:tc>
-        <w:tc>
-          <w:tcPr>
-            <w:tcW w:w="626" w:type="dxa"/>
-          </w:tcPr>
-          <w:p>
-            <w:pPr>
-              <w:spacing w:after="0" w:line="240" w:lineRule="auto"/>
-              <w:rPr>
-                <w:rFonts w:ascii="Times New Roman" w:hAnsi="Times New Roman" w:cs="Times New Roman" w:hint="cs"/>
-              </w:rPr>
-            </w:pPr>
-            <w:r>
-              <w:rPr>
-                <w:rFonts w:ascii="Times New Roman" w:hAnsi="Times New Roman" w:cs="Times New Roman" w:hint="cs"/>
-              </w:rPr>
-              <w:t>c</w:t>
-            </w:r>
-          </w:p>
-        </w:tc>
-        <w:tc>
-          <w:tcPr>
-            <w:tcW w:w="792" w:type="dxa"/>
-          </w:tcPr>
-          <w:p>
-            <w:pPr>
-              <w:spacing w:after="0" w:line="240" w:lineRule="auto"/>
-              <w:rPr>
-                <w:rFonts w:ascii="Times New Roman" w:hAnsi="Times New Roman" w:cs="Times New Roman" w:hint="cs"/>
+                <w:rFonts w:ascii="Times New Roman" w:hAnsi="Times New Roman" w:cs="Times New Roman"/>
               </w:rPr>
             </w:pPr>
             <w:r>
@@ -8052,14 +9266,52 @@
             <w:pPr>
               <w:spacing w:after="0" w:line="240" w:lineRule="auto"/>
               <w:rPr>
+                <w:rFonts w:ascii="Times New Roman" w:hAnsi="Times New Roman" w:cs="Times New Roman"/>
+              </w:rPr>
+            </w:pPr>
+            <w:r>
+              <w:rPr>
                 <w:rFonts w:ascii="Times New Roman" w:hAnsi="Times New Roman" w:cs="Times New Roman" w:hint="cs"/>
               </w:rPr>
+              <w:t>Organic</w:t>
+            </w:r>
+          </w:p>
+        </w:tc>
+        <w:tc>
+          <w:tcPr>
+            <w:tcW w:w="626" w:type="dxa"/>
+          </w:tcPr>
+          <w:p>
+            <w:pPr>
+              <w:spacing w:after="0" w:line="240" w:lineRule="auto"/>
+              <w:rPr>
+                <w:rFonts w:ascii="Times New Roman" w:hAnsi="Times New Roman" w:cs="Times New Roman"/>
+              </w:rPr>
             </w:pPr>
             <w:r>
               <w:rPr>
                 <w:rFonts w:ascii="Times New Roman" w:hAnsi="Times New Roman" w:cs="Times New Roman" w:hint="cs"/>
               </w:rPr>
-              <w:t>Organic</w:t>
+              <w:t>2.4</w:t>
+            </w:r>
+          </w:p>
+        </w:tc>
+        <w:tc>
+          <w:tcPr>
+            <w:tcW w:w="794" w:type="dxa"/>
+          </w:tcPr>
+          <w:p>
+            <w:pPr>
+              <w:spacing w:after="0" w:line="240" w:lineRule="auto"/>
+              <w:rPr>
+                <w:rFonts w:ascii="Times New Roman" w:hAnsi="Times New Roman" w:cs="Times New Roman"/>
+              </w:rPr>
+            </w:pPr>
+            <w:r>
+              <w:rPr>
+                <w:rFonts w:ascii="Times New Roman" w:hAnsi="Times New Roman" w:cs="Times New Roman" w:hint="cs"/>
+              </w:rPr>
+              <w:t>1.05</w:t>
             </w:r>
           </w:p>
         </w:tc>
@@ -8071,64 +9323,26 @@
             <w:pPr>
               <w:spacing w:after="0" w:line="240" w:lineRule="auto"/>
               <w:rPr>
+                <w:rFonts w:ascii="Times New Roman" w:hAnsi="Times New Roman" w:cs="Times New Roman"/>
+              </w:rPr>
+            </w:pPr>
+            <w:r>
+              <w:rPr>
                 <w:rFonts w:ascii="Times New Roman" w:hAnsi="Times New Roman" w:cs="Times New Roman" w:hint="cs"/>
               </w:rPr>
-            </w:pPr>
-            <w:r>
-              <w:rPr>
-                <w:rFonts w:ascii="Times New Roman" w:hAnsi="Times New Roman" w:cs="Times New Roman" w:hint="cs"/>
-              </w:rPr>
-              <w:t>2.4</w:t>
-            </w:r>
-          </w:p>
-        </w:tc>
-        <w:tc>
-          <w:tcPr>
-            <w:tcW w:w="794" w:type="dxa"/>
+              <w:t>2.5</w:t>
+            </w:r>
+          </w:p>
+        </w:tc>
+        <w:tc>
+          <w:tcPr>
+            <w:tcW w:w="792" w:type="dxa"/>
           </w:tcPr>
           <w:p>
             <w:pPr>
               <w:spacing w:after="0" w:line="240" w:lineRule="auto"/>
               <w:rPr>
-                <w:rFonts w:ascii="Times New Roman" w:hAnsi="Times New Roman" w:cs="Times New Roman" w:hint="cs"/>
-              </w:rPr>
-            </w:pPr>
-            <w:r>
-              <w:rPr>
-                <w:rFonts w:ascii="Times New Roman" w:hAnsi="Times New Roman" w:cs="Times New Roman" w:hint="cs"/>
-              </w:rPr>
-              <w:t>1.05</w:t>
-            </w:r>
-          </w:p>
-        </w:tc>
-        <w:tc>
-          <w:tcPr>
-            <w:tcW w:w="626" w:type="dxa"/>
-          </w:tcPr>
-          <w:p>
-            <w:pPr>
-              <w:spacing w:after="0" w:line="240" w:lineRule="auto"/>
-              <w:rPr>
-                <w:rFonts w:ascii="Times New Roman" w:hAnsi="Times New Roman" w:cs="Times New Roman" w:hint="cs"/>
-              </w:rPr>
-            </w:pPr>
-            <w:r>
-              <w:rPr>
-                <w:rFonts w:ascii="Times New Roman" w:hAnsi="Times New Roman" w:cs="Times New Roman" w:hint="cs"/>
-              </w:rPr>
-              <w:t>2.5</w:t>
-            </w:r>
-          </w:p>
-        </w:tc>
-        <w:tc>
-          <w:tcPr>
-            <w:tcW w:w="792" w:type="dxa"/>
-          </w:tcPr>
-          <w:p>
-            <w:pPr>
-              <w:spacing w:after="0" w:line="240" w:lineRule="auto"/>
-              <w:rPr>
-                <w:rFonts w:ascii="Times New Roman" w:hAnsi="Times New Roman" w:cs="Times New Roman" w:hint="cs"/>
+                <w:rFonts w:ascii="Times New Roman" w:hAnsi="Times New Roman" w:cs="Times New Roman"/>
               </w:rPr>
             </w:pPr>
             <w:r>
@@ -8152,14 +9366,52 @@
             <w:pPr>
               <w:spacing w:after="0" w:line="240" w:lineRule="auto"/>
               <w:rPr>
+                <w:rFonts w:ascii="Times New Roman" w:hAnsi="Times New Roman" w:cs="Times New Roman"/>
+              </w:rPr>
+            </w:pPr>
+            <w:r>
+              <w:rPr>
                 <w:rFonts w:ascii="Times New Roman" w:hAnsi="Times New Roman" w:cs="Times New Roman" w:hint="cs"/>
               </w:rPr>
+              <w:t>Semi-detached</w:t>
+            </w:r>
+          </w:p>
+        </w:tc>
+        <w:tc>
+          <w:tcPr>
+            <w:tcW w:w="626" w:type="dxa"/>
+          </w:tcPr>
+          <w:p>
+            <w:pPr>
+              <w:spacing w:after="0" w:line="240" w:lineRule="auto"/>
+              <w:rPr>
+                <w:rFonts w:ascii="Times New Roman" w:hAnsi="Times New Roman" w:cs="Times New Roman"/>
+              </w:rPr>
             </w:pPr>
             <w:r>
               <w:rPr>
                 <w:rFonts w:ascii="Times New Roman" w:hAnsi="Times New Roman" w:cs="Times New Roman" w:hint="cs"/>
               </w:rPr>
-              <w:t>Semi-detached</w:t>
+              <w:t>3.0</w:t>
+            </w:r>
+          </w:p>
+        </w:tc>
+        <w:tc>
+          <w:tcPr>
+            <w:tcW w:w="794" w:type="dxa"/>
+          </w:tcPr>
+          <w:p>
+            <w:pPr>
+              <w:spacing w:after="0" w:line="240" w:lineRule="auto"/>
+              <w:rPr>
+                <w:rFonts w:ascii="Times New Roman" w:hAnsi="Times New Roman" w:cs="Times New Roman"/>
+              </w:rPr>
+            </w:pPr>
+            <w:r>
+              <w:rPr>
+                <w:rFonts w:ascii="Times New Roman" w:hAnsi="Times New Roman" w:cs="Times New Roman" w:hint="cs"/>
+              </w:rPr>
+              <w:t>1.12</w:t>
             </w:r>
           </w:p>
         </w:tc>
@@ -8171,64 +9423,26 @@
             <w:pPr>
               <w:spacing w:after="0" w:line="240" w:lineRule="auto"/>
               <w:rPr>
+                <w:rFonts w:ascii="Times New Roman" w:hAnsi="Times New Roman" w:cs="Times New Roman"/>
+              </w:rPr>
+            </w:pPr>
+            <w:r>
+              <w:rPr>
                 <w:rFonts w:ascii="Times New Roman" w:hAnsi="Times New Roman" w:cs="Times New Roman" w:hint="cs"/>
               </w:rPr>
-            </w:pPr>
-            <w:r>
-              <w:rPr>
-                <w:rFonts w:ascii="Times New Roman" w:hAnsi="Times New Roman" w:cs="Times New Roman" w:hint="cs"/>
-              </w:rPr>
-              <w:t>3.0</w:t>
-            </w:r>
-          </w:p>
-        </w:tc>
-        <w:tc>
-          <w:tcPr>
-            <w:tcW w:w="794" w:type="dxa"/>
+              <w:t>2.5</w:t>
+            </w:r>
+          </w:p>
+        </w:tc>
+        <w:tc>
+          <w:tcPr>
+            <w:tcW w:w="792" w:type="dxa"/>
           </w:tcPr>
           <w:p>
             <w:pPr>
               <w:spacing w:after="0" w:line="240" w:lineRule="auto"/>
               <w:rPr>
-                <w:rFonts w:ascii="Times New Roman" w:hAnsi="Times New Roman" w:cs="Times New Roman" w:hint="cs"/>
-              </w:rPr>
-            </w:pPr>
-            <w:r>
-              <w:rPr>
-                <w:rFonts w:ascii="Times New Roman" w:hAnsi="Times New Roman" w:cs="Times New Roman" w:hint="cs"/>
-              </w:rPr>
-              <w:t>1.12</w:t>
-            </w:r>
-          </w:p>
-        </w:tc>
-        <w:tc>
-          <w:tcPr>
-            <w:tcW w:w="626" w:type="dxa"/>
-          </w:tcPr>
-          <w:p>
-            <w:pPr>
-              <w:spacing w:after="0" w:line="240" w:lineRule="auto"/>
-              <w:rPr>
-                <w:rFonts w:ascii="Times New Roman" w:hAnsi="Times New Roman" w:cs="Times New Roman" w:hint="cs"/>
-              </w:rPr>
-            </w:pPr>
-            <w:r>
-              <w:rPr>
-                <w:rFonts w:ascii="Times New Roman" w:hAnsi="Times New Roman" w:cs="Times New Roman" w:hint="cs"/>
-              </w:rPr>
-              <w:t>2.5</w:t>
-            </w:r>
-          </w:p>
-        </w:tc>
-        <w:tc>
-          <w:tcPr>
-            <w:tcW w:w="792" w:type="dxa"/>
-          </w:tcPr>
-          <w:p>
-            <w:pPr>
-              <w:spacing w:after="0" w:line="240" w:lineRule="auto"/>
-              <w:rPr>
-                <w:rFonts w:ascii="Times New Roman" w:hAnsi="Times New Roman" w:cs="Times New Roman" w:hint="cs"/>
+                <w:rFonts w:ascii="Times New Roman" w:hAnsi="Times New Roman" w:cs="Times New Roman"/>
               </w:rPr>
             </w:pPr>
             <w:r>
@@ -8252,14 +9466,52 @@
             <w:pPr>
               <w:spacing w:after="0" w:line="240" w:lineRule="auto"/>
               <w:rPr>
+                <w:rFonts w:ascii="Times New Roman" w:hAnsi="Times New Roman" w:cs="Times New Roman"/>
+              </w:rPr>
+            </w:pPr>
+            <w:r>
+              <w:rPr>
                 <w:rFonts w:ascii="Times New Roman" w:hAnsi="Times New Roman" w:cs="Times New Roman" w:hint="cs"/>
               </w:rPr>
+              <w:t>Embedded</w:t>
+            </w:r>
+          </w:p>
+        </w:tc>
+        <w:tc>
+          <w:tcPr>
+            <w:tcW w:w="626" w:type="dxa"/>
+          </w:tcPr>
+          <w:p>
+            <w:pPr>
+              <w:spacing w:after="0" w:line="240" w:lineRule="auto"/>
+              <w:rPr>
+                <w:rFonts w:ascii="Times New Roman" w:hAnsi="Times New Roman" w:cs="Times New Roman"/>
+              </w:rPr>
             </w:pPr>
             <w:r>
               <w:rPr>
                 <w:rFonts w:ascii="Times New Roman" w:hAnsi="Times New Roman" w:cs="Times New Roman" w:hint="cs"/>
               </w:rPr>
-              <w:t>Embedded</w:t>
+              <w:t>3.6</w:t>
+            </w:r>
+          </w:p>
+        </w:tc>
+        <w:tc>
+          <w:tcPr>
+            <w:tcW w:w="794" w:type="dxa"/>
+          </w:tcPr>
+          <w:p>
+            <w:pPr>
+              <w:spacing w:after="0" w:line="240" w:lineRule="auto"/>
+              <w:rPr>
+                <w:rFonts w:ascii="Times New Roman" w:hAnsi="Times New Roman" w:cs="Times New Roman"/>
+              </w:rPr>
+            </w:pPr>
+            <w:r>
+              <w:rPr>
+                <w:rFonts w:ascii="Times New Roman" w:hAnsi="Times New Roman" w:cs="Times New Roman" w:hint="cs"/>
+              </w:rPr>
+              <w:t>1.20</w:t>
             </w:r>
           </w:p>
         </w:tc>
@@ -8271,64 +9523,26 @@
             <w:pPr>
               <w:spacing w:after="0" w:line="240" w:lineRule="auto"/>
               <w:rPr>
+                <w:rFonts w:ascii="Times New Roman" w:hAnsi="Times New Roman" w:cs="Times New Roman"/>
+              </w:rPr>
+            </w:pPr>
+            <w:r>
+              <w:rPr>
                 <w:rFonts w:ascii="Times New Roman" w:hAnsi="Times New Roman" w:cs="Times New Roman" w:hint="cs"/>
               </w:rPr>
-            </w:pPr>
-            <w:r>
-              <w:rPr>
-                <w:rFonts w:ascii="Times New Roman" w:hAnsi="Times New Roman" w:cs="Times New Roman" w:hint="cs"/>
-              </w:rPr>
-              <w:t>3.6</w:t>
-            </w:r>
-          </w:p>
-        </w:tc>
-        <w:tc>
-          <w:tcPr>
-            <w:tcW w:w="794" w:type="dxa"/>
+              <w:t>2.5</w:t>
+            </w:r>
+          </w:p>
+        </w:tc>
+        <w:tc>
+          <w:tcPr>
+            <w:tcW w:w="792" w:type="dxa"/>
           </w:tcPr>
           <w:p>
             <w:pPr>
               <w:spacing w:after="0" w:line="240" w:lineRule="auto"/>
               <w:rPr>
-                <w:rFonts w:ascii="Times New Roman" w:hAnsi="Times New Roman" w:cs="Times New Roman" w:hint="cs"/>
-              </w:rPr>
-            </w:pPr>
-            <w:r>
-              <w:rPr>
-                <w:rFonts w:ascii="Times New Roman" w:hAnsi="Times New Roman" w:cs="Times New Roman" w:hint="cs"/>
-              </w:rPr>
-              <w:t>1.20</w:t>
-            </w:r>
-          </w:p>
-        </w:tc>
-        <w:tc>
-          <w:tcPr>
-            <w:tcW w:w="626" w:type="dxa"/>
-          </w:tcPr>
-          <w:p>
-            <w:pPr>
-              <w:spacing w:after="0" w:line="240" w:lineRule="auto"/>
-              <w:rPr>
-                <w:rFonts w:ascii="Times New Roman" w:hAnsi="Times New Roman" w:cs="Times New Roman" w:hint="cs"/>
-              </w:rPr>
-            </w:pPr>
-            <w:r>
-              <w:rPr>
-                <w:rFonts w:ascii="Times New Roman" w:hAnsi="Times New Roman" w:cs="Times New Roman" w:hint="cs"/>
-              </w:rPr>
-              <w:t>2.5</w:t>
-            </w:r>
-          </w:p>
-        </w:tc>
-        <w:tc>
-          <w:tcPr>
-            <w:tcW w:w="792" w:type="dxa"/>
-          </w:tcPr>
-          <w:p>
-            <w:pPr>
-              <w:spacing w:after="0" w:line="240" w:lineRule="auto"/>
-              <w:rPr>
-                <w:rFonts w:ascii="Times New Roman" w:hAnsi="Times New Roman" w:cs="Times New Roman" w:hint="cs"/>
+                <w:rFonts w:ascii="Times New Roman" w:hAnsi="Times New Roman" w:cs="Times New Roman"/>
               </w:rPr>
             </w:pPr>
             <w:r>
@@ -8353,7 +9567,7 @@
     <w:p>
       <w:pPr>
         <w:rPr>
-          <w:rFonts w:ascii="Times New Roman" w:hAnsi="Times New Roman" w:cs="Times New Roman" w:hint="cs"/>
+          <w:rFonts w:ascii="Times New Roman" w:hAnsi="Times New Roman" w:cs="Times New Roman"/>
           <w:b/>
           <w:bCs/>
         </w:rPr>
@@ -8371,7 +9585,7 @@
       <w:pPr>
         <w:spacing w:after="0"/>
         <w:rPr>
-          <w:rFonts w:ascii="Times New Roman" w:hAnsi="Times New Roman" w:cs="Times New Roman" w:hint="cs"/>
+          <w:rFonts w:ascii="Times New Roman" w:hAnsi="Times New Roman" w:cs="Times New Roman"/>
         </w:rPr>
       </w:pPr>
       <w:r>
@@ -8393,9 +9607,6 @@
       <w:pPr>
         <w:pStyle w:val="Heading1"/>
         <w:spacing w:line="240" w:lineRule="auto"/>
-        <w:rPr>
-          <w:rFonts w:hint="cs"/>
-        </w:rPr>
       </w:pPr>
       <w:r>
         <w:rPr>
@@ -8413,7 +9624,7 @@
         </w:numPr>
         <w:spacing w:line="240" w:lineRule="auto"/>
         <w:rPr>
-          <w:rFonts w:ascii="Times New Roman" w:hAnsi="Times New Roman" w:cs="Times New Roman" w:hint="cs"/>
+          <w:rFonts w:ascii="Times New Roman" w:hAnsi="Times New Roman" w:cs="Times New Roman"/>
         </w:rPr>
       </w:pPr>
       <w:r>
@@ -8432,7 +9643,7 @@
         </w:numPr>
         <w:spacing w:line="240" w:lineRule="auto"/>
         <w:rPr>
-          <w:rFonts w:ascii="Times New Roman" w:hAnsi="Times New Roman" w:cs="Times New Roman" w:hint="cs"/>
+          <w:rFonts w:ascii="Times New Roman" w:hAnsi="Times New Roman" w:cs="Times New Roman"/>
         </w:rPr>
       </w:pPr>
       <w:r>
@@ -8451,7 +9662,7 @@
         </w:numPr>
         <w:spacing w:line="240" w:lineRule="auto"/>
         <w:rPr>
-          <w:rFonts w:ascii="Times New Roman" w:hAnsi="Times New Roman" w:cs="Times New Roman" w:hint="cs"/>
+          <w:rFonts w:ascii="Times New Roman" w:hAnsi="Times New Roman" w:cs="Times New Roman"/>
         </w:rPr>
       </w:pPr>
       <w:r>
@@ -8470,7 +9681,7 @@
         </w:numPr>
         <w:spacing w:line="240" w:lineRule="auto"/>
         <w:rPr>
-          <w:rFonts w:ascii="Times New Roman" w:hAnsi="Times New Roman" w:cs="Times New Roman" w:hint="cs"/>
+          <w:rFonts w:ascii="Times New Roman" w:hAnsi="Times New Roman" w:cs="Times New Roman"/>
         </w:rPr>
       </w:pPr>
       <w:r>
@@ -8484,9 +9695,6 @@
       <w:pPr>
         <w:pStyle w:val="Heading1"/>
         <w:spacing w:line="240" w:lineRule="auto"/>
-        <w:rPr>
-          <w:rFonts w:hint="cs"/>
-        </w:rPr>
       </w:pPr>
       <w:r>
         <w:rPr>
@@ -8499,7 +9707,7 @@
     <w:p>
       <w:pPr>
         <w:rPr>
-          <w:rFonts w:ascii="Times New Roman" w:hAnsi="Times New Roman" w:cs="Times New Roman" w:hint="cs"/>
+          <w:rFonts w:ascii="Times New Roman" w:hAnsi="Times New Roman" w:cs="Times New Roman"/>
           <w:b/>
           <w:bCs/>
         </w:rPr>
@@ -8516,12 +9724,13 @@
     <w:p>
       <w:pPr>
         <w:rPr>
-          <w:rFonts w:ascii="Times New Roman" w:hAnsi="Times New Roman" w:cs="Times New Roman" w:hint="cs"/>
-        </w:rPr>
-      </w:pPr>
-      <w:r>
-        <w:rPr>
-          <w:rFonts w:ascii="Times New Roman" w:hAnsi="Times New Roman" w:cs="Times New Roman" w:hint="cs"/>
+          <w:rFonts w:ascii="Times New Roman" w:hAnsi="Times New Roman" w:cs="Times New Roman"/>
+        </w:rPr>
+      </w:pPr>
+      <w:r>
+        <w:rPr>
+          <w:rFonts w:ascii="Times New Roman" w:hAnsi="Times New Roman" w:cs="Times New Roman" w:hint="cs"/>
+          <w:noProof/>
         </w:rPr>
         <w:drawing>
           <wp:inline distT="0" distB="0" distL="0" distR="0" wp14:anchorId="34F469A1">
@@ -8595,7 +9804,7 @@
     <w:p>
       <w:pPr>
         <w:rPr>
-          <w:rFonts w:ascii="Times New Roman" w:hAnsi="Times New Roman" w:cs="Times New Roman" w:hint="cs"/>
+          <w:rFonts w:ascii="Times New Roman" w:hAnsi="Times New Roman" w:cs="Times New Roman"/>
           <w:b/>
           <w:bCs/>
         </w:rPr>
@@ -8617,7 +9826,7 @@
           <w:numId w:val="34"/>
         </w:numPr>
         <w:rPr>
-          <w:rFonts w:ascii="Times New Roman" w:hAnsi="Times New Roman" w:cs="Times New Roman" w:hint="cs"/>
+          <w:rFonts w:ascii="Times New Roman" w:hAnsi="Times New Roman" w:cs="Times New Roman"/>
         </w:rPr>
       </w:pPr>
       <w:r>
@@ -8635,7 +9844,7 @@
           <w:numId w:val="34"/>
         </w:numPr>
         <w:rPr>
-          <w:rFonts w:ascii="Times New Roman" w:hAnsi="Times New Roman" w:cs="Times New Roman" w:hint="cs"/>
+          <w:rFonts w:ascii="Times New Roman" w:hAnsi="Times New Roman" w:cs="Times New Roman"/>
         </w:rPr>
       </w:pPr>
       <w:r>
@@ -8653,7 +9862,7 @@
           <w:numId w:val="34"/>
         </w:numPr>
         <w:rPr>
-          <w:rFonts w:ascii="Times New Roman" w:hAnsi="Times New Roman" w:cs="Times New Roman" w:hint="cs"/>
+          <w:rFonts w:ascii="Times New Roman" w:hAnsi="Times New Roman" w:cs="Times New Roman"/>
         </w:rPr>
       </w:pPr>
       <w:r>
@@ -8671,7 +9880,7 @@
           <w:numId w:val="34"/>
         </w:numPr>
         <w:rPr>
-          <w:rFonts w:ascii="Times New Roman" w:hAnsi="Times New Roman" w:cs="Times New Roman" w:hint="cs"/>
+          <w:rFonts w:ascii="Times New Roman" w:hAnsi="Times New Roman" w:cs="Times New Roman"/>
         </w:rPr>
       </w:pPr>
       <w:r>
@@ -8701,7 +9910,7 @@
     <w:p>
       <w:pPr>
         <w:rPr>
-          <w:rFonts w:ascii="Times New Roman" w:hAnsi="Times New Roman" w:cs="Times New Roman" w:hint="cs"/>
+          <w:rFonts w:ascii="Times New Roman" w:hAnsi="Times New Roman" w:cs="Times New Roman"/>
         </w:rPr>
       </w:pPr>
       <w:r>
@@ -8723,7 +9932,7 @@
       <w:pPr>
         <w:ind w:left="720"/>
         <w:rPr>
-          <w:rFonts w:ascii="Times New Roman" w:hAnsi="Times New Roman" w:cs="Times New Roman" w:hint="cs"/>
+          <w:rFonts w:ascii="Times New Roman" w:hAnsi="Times New Roman" w:cs="Times New Roman"/>
         </w:rPr>
       </w:pPr>
       <w:r>
@@ -8737,7 +9946,7 @@
       <w:pPr>
         <w:ind w:left="1440"/>
         <w:rPr>
-          <w:rFonts w:ascii="Times New Roman" w:hAnsi="Times New Roman" w:cs="Times New Roman" w:hint="cs"/>
+          <w:rFonts w:ascii="Times New Roman" w:hAnsi="Times New Roman" w:cs="Times New Roman"/>
         </w:rPr>
       </w:pPr>
       <w:r>
@@ -8767,7 +9976,7 @@
       <w:pPr>
         <w:ind w:firstLine="720"/>
         <w:rPr>
-          <w:rFonts w:ascii="Times New Roman" w:hAnsi="Times New Roman" w:cs="Times New Roman" w:hint="cs"/>
+          <w:rFonts w:ascii="Times New Roman" w:hAnsi="Times New Roman" w:cs="Times New Roman"/>
         </w:rPr>
       </w:pPr>
       <w:r>
@@ -8781,7 +9990,7 @@
       <w:pPr>
         <w:ind w:left="1440"/>
         <w:rPr>
-          <w:rFonts w:ascii="Times New Roman" w:hAnsi="Times New Roman" w:cs="Times New Roman" w:hint="cs"/>
+          <w:rFonts w:ascii="Times New Roman" w:hAnsi="Times New Roman" w:cs="Times New Roman"/>
         </w:rPr>
       </w:pPr>
       <w:r>
@@ -8811,7 +10020,7 @@
       <w:pPr>
         <w:ind w:left="720"/>
         <w:rPr>
-          <w:rFonts w:ascii="Times New Roman" w:hAnsi="Times New Roman" w:cs="Times New Roman" w:hint="cs"/>
+          <w:rFonts w:ascii="Times New Roman" w:hAnsi="Times New Roman" w:cs="Times New Roman"/>
         </w:rPr>
       </w:pPr>
       <w:r>
@@ -8825,7 +10034,7 @@
       <w:pPr>
         <w:ind w:left="1440"/>
         <w:rPr>
-          <w:rFonts w:ascii="Times New Roman" w:hAnsi="Times New Roman" w:cs="Times New Roman" w:hint="cs"/>
+          <w:rFonts w:ascii="Times New Roman" w:hAnsi="Times New Roman" w:cs="Times New Roman"/>
         </w:rPr>
       </w:pPr>
       <w:r>
@@ -8839,7 +10048,7 @@
       <w:pPr>
         <w:ind w:left="1440"/>
         <w:rPr>
-          <w:rFonts w:ascii="Times New Roman" w:hAnsi="Times New Roman" w:cs="Times New Roman" w:hint="cs"/>
+          <w:rFonts w:ascii="Times New Roman" w:hAnsi="Times New Roman" w:cs="Times New Roman"/>
         </w:rPr>
       </w:pPr>
       <w:r>
@@ -8852,7 +10061,7 @@
     <w:p>
       <w:pPr>
         <w:rPr>
-          <w:rFonts w:ascii="Times New Roman" w:hAnsi="Times New Roman" w:cs="Times New Roman" w:hint="cs"/>
+          <w:rFonts w:ascii="Times New Roman" w:hAnsi="Times New Roman" w:cs="Times New Roman"/>
           <w:b/>
           <w:bCs/>
         </w:rPr>
@@ -8876,7 +10085,7 @@
           <w:numId w:val="35"/>
         </w:numPr>
         <w:rPr>
-          <w:rFonts w:ascii="Times New Roman" w:hAnsi="Times New Roman" w:cs="Times New Roman" w:hint="cs"/>
+          <w:rFonts w:ascii="Times New Roman" w:hAnsi="Times New Roman" w:cs="Times New Roman"/>
         </w:rPr>
       </w:pPr>
       <w:r>
@@ -8894,7 +10103,7 @@
           <w:numId w:val="35"/>
         </w:numPr>
         <w:rPr>
-          <w:rFonts w:ascii="Times New Roman" w:hAnsi="Times New Roman" w:cs="Times New Roman" w:hint="cs"/>
+          <w:rFonts w:ascii="Times New Roman" w:hAnsi="Times New Roman" w:cs="Times New Roman"/>
         </w:rPr>
       </w:pPr>
       <w:r>
@@ -8912,7 +10121,7 @@
           <w:numId w:val="35"/>
         </w:numPr>
         <w:rPr>
-          <w:rFonts w:ascii="Times New Roman" w:hAnsi="Times New Roman" w:cs="Times New Roman" w:hint="cs"/>
+          <w:rFonts w:ascii="Times New Roman" w:hAnsi="Times New Roman" w:cs="Times New Roman"/>
         </w:rPr>
       </w:pPr>
       <w:r>
@@ -8951,19 +10160,18 @@
       <w:pPr>
         <w:pStyle w:val="Heading1"/>
         <w:rPr>
+          <w:sz w:val="24"/>
+          <w:szCs w:val="24"/>
+        </w:rPr>
+      </w:pPr>
+      <w:bookmarkStart w:id="7" w:name="4.3_Gantt_Chart_for_Project_Scheduling"/>
+      <w:bookmarkEnd w:id="7"/>
+      <w:r>
+        <w:rPr>
           <w:rFonts w:hint="cs"/>
           <w:sz w:val="24"/>
           <w:szCs w:val="24"/>
         </w:rPr>
-      </w:pPr>
-      <w:bookmarkStart w:id="7" w:name="4.3_Gantt_Chart_for_Project_Scheduling"/>
-      <w:bookmarkEnd w:id="7"/>
-      <w:r>
-        <w:rPr>
-          <w:rFonts w:hint="cs"/>
-          <w:sz w:val="24"/>
-          <w:szCs w:val="24"/>
-        </w:rPr>
         <w:t>Gantt Chart for Project Scheduling</w:t>
       </w:r>
     </w:p>
@@ -8971,12 +10179,13 @@
       <w:pPr>
         <w:jc w:val="center"/>
         <w:rPr>
-          <w:rFonts w:ascii="Times New Roman" w:hAnsi="Times New Roman" w:cs="Times New Roman" w:hint="cs"/>
-        </w:rPr>
-      </w:pPr>
-      <w:r>
-        <w:rPr>
-          <w:rFonts w:ascii="Times New Roman" w:hAnsi="Times New Roman" w:cs="Times New Roman" w:hint="cs"/>
+          <w:rFonts w:ascii="Times New Roman" w:hAnsi="Times New Roman" w:cs="Times New Roman"/>
+        </w:rPr>
+      </w:pPr>
+      <w:r>
+        <w:rPr>
+          <w:rFonts w:ascii="Times New Roman" w:hAnsi="Times New Roman" w:cs="Times New Roman" w:hint="cs"/>
+          <w:noProof/>
         </w:rPr>
         <w:drawing>
           <wp:inline distT="0" distB="0" distL="0" distR="0" wp14:anchorId="50EA4CDE">
@@ -9033,14 +10242,11 @@
       <w:pPr>
         <w:pStyle w:val="Heading1"/>
         <w:spacing w:line="240" w:lineRule="auto"/>
+      </w:pPr>
+      <w:r>
         <w:rPr>
           <w:rFonts w:hint="cs"/>
         </w:rPr>
-      </w:pPr>
-      <w:r>
-        <w:rPr>
-          <w:rFonts w:hint="cs"/>
-        </w:rPr>
         <w:t>5. Conclusion</w:t>
       </w:r>
     </w:p>
@@ -9048,7 +10254,7 @@
       <w:pPr>
         <w:spacing w:line="240" w:lineRule="auto"/>
         <w:rPr>
-          <w:rFonts w:ascii="Times New Roman" w:hAnsi="Times New Roman" w:cs="Times New Roman" w:hint="cs"/>
+          <w:rFonts w:ascii="Times New Roman" w:hAnsi="Times New Roman" w:cs="Times New Roman"/>
         </w:rPr>
       </w:pPr>
       <w:r>
@@ -9057,22 +10263,6 @@
         </w:rPr>
         <w:t>Project management tools are critical for structured execution. WBS organizes tasks, COCOMO provides mathematical resource predictions, and Gantt charts map visual dependencies, establishing a robust framework for timely delivery.</w:t>
       </w:r>
-    </w:p>
-    <w:p>
-      <w:pPr>
-        <w:spacing w:line="240" w:lineRule="auto"/>
-        <w:rPr>
-          <w:rFonts w:ascii="Times New Roman" w:hAnsi="Times New Roman" w:cs="Times New Roman" w:hint="cs"/>
-        </w:rPr>
-      </w:pPr>
-    </w:p>
-    <w:p>
-      <w:pPr>
-        <w:spacing w:line="240" w:lineRule="auto"/>
-        <w:rPr>
-          <w:rFonts w:ascii="Times New Roman" w:hAnsi="Times New Roman" w:cs="Times New Roman" w:hint="cs"/>
-        </w:rPr>
-      </w:pPr>
     </w:p>
     <w:sectPr>
       <w:type w:val="continuous"/>
@@ -14059,7 +15249,7 @@
     <w:lsdException w:name="Table Web 2" w:semiHidden="1" w:unhideWhenUsed="1"/>
     <w:lsdException w:name="Table Web 3" w:semiHidden="1" w:unhideWhenUsed="1"/>
     <w:lsdException w:name="Balloon Text" w:semiHidden="1" w:unhideWhenUsed="1"/>
-    <w:lsdException w:name="Table Grid" w:uiPriority="39"/>
+    <w:lsdException w:name="Table Grid" w:uiPriority="0" w:qFormat="1"/>
     <w:lsdException w:name="Table Theme" w:semiHidden="1" w:unhideWhenUsed="1"/>
     <w:lsdException w:name="Placeholder Text" w:semiHidden="1"/>
     <w:lsdException w:name="No Spacing" w:uiPriority="1" w:qFormat="1"/>
@@ -14925,6 +16115,35 @@
       <w14:ligatures w14:val="none"/>
     </w:rPr>
   </w:style>
+  <w:style w:type="table" w:styleId="TableGrid">
+    <w:name w:val="Table Grid"/>
+    <w:basedOn w:val="TableNormal"/>
+    <w:qFormat/>
+    <w:rsid w:val="000E5B73"/>
+    <w:pPr>
+      <w:suppressAutoHyphens/>
+      <w:spacing w:after="0" w:line="240" w:lineRule="auto"/>
+      <w:jc w:val="both"/>
+    </w:pPr>
+    <w:rPr>
+      <w:rFonts w:ascii="Times New Roman" w:eastAsia="SimSun" w:hAnsi="Times New Roman" w:cs="Times New Roman"/>
+      <w:kern w:val="0"/>
+      <w:sz w:val="20"/>
+      <w:szCs w:val="20"/>
+      <w:lang w:val="en-US" w:eastAsia="zh-CN"/>
+      <w14:ligatures w14:val="none"/>
+    </w:rPr>
+    <w:tblPr>
+      <w:tblBorders>
+        <w:top w:val="single" w:sz="4" w:space="0" w:color="auto"/>
+        <w:left w:val="single" w:sz="4" w:space="0" w:color="auto"/>
+        <w:bottom w:val="single" w:sz="4" w:space="0" w:color="auto"/>
+        <w:right w:val="single" w:sz="4" w:space="0" w:color="auto"/>
+        <w:insideH w:val="single" w:sz="4" w:space="0" w:color="auto"/>
+        <w:insideV w:val="single" w:sz="4" w:space="0" w:color="auto"/>
+      </w:tblBorders>
+    </w:tblPr>
+  </w:style>
 </w:styles>
 </file>
 
